--- a/docs/01_manuscript1/01_manu/manu-v6-emma-comments.docx
+++ b/docs/01_manuscript1/01_manu/manu-v6-emma-comments.docx
@@ -68,7 +68,27 @@
           <w:bCs/>
           <w:lang w:val="en-US"/>
         </w:rPr>
-        <w:t xml:space="preserve">cover crop, </w:t>
+        <w:t xml:space="preserve">cover </w:t>
+      </w:r>
+      <w:proofErr w:type="gramStart"/>
+      <w:r>
+        <w:rPr>
+          <w:rFonts w:ascii="Calibri" w:hAnsi="Calibri" w:cs="Calibri"/>
+          <w:b/>
+          <w:bCs/>
+          <w:lang w:val="en-US"/>
+        </w:rPr>
+        <w:t>crop</w:t>
+      </w:r>
+      <w:proofErr w:type="gramEnd"/>
+      <w:r>
+        <w:rPr>
+          <w:rFonts w:ascii="Calibri" w:hAnsi="Calibri" w:cs="Calibri"/>
+          <w:b/>
+          <w:bCs/>
+          <w:lang w:val="en-US"/>
+        </w:rPr>
+        <w:t xml:space="preserve">, </w:t>
       </w:r>
       <w:r>
         <w:rPr>
@@ -270,24 +290,60 @@
         <w:rPr>
           <w:lang w:val="fr-CA"/>
         </w:rPr>
-        <w:t>Department of Agroecology</w:t>
-      </w:r>
+        <w:t xml:space="preserve">Department of </w:t>
+      </w:r>
+      <w:proofErr w:type="spellStart"/>
       <w:r>
         <w:rPr>
           <w:lang w:val="fr-CA"/>
         </w:rPr>
+        <w:t>Agroecology</w:t>
+      </w:r>
+      <w:proofErr w:type="spellEnd"/>
+      <w:r>
+        <w:rPr>
+          <w:lang w:val="fr-CA"/>
+        </w:rPr>
         <w:t xml:space="preserve">, </w:t>
       </w:r>
       <w:r>
         <w:rPr>
           <w:lang w:val="fr-CA"/>
         </w:rPr>
-        <w:t>Aarhus University, 1 Forsøgsvej, 4200 Slagelse, Denmark</w:t>
-      </w:r>
+        <w:t xml:space="preserve">Aarhus </w:t>
+      </w:r>
+      <w:proofErr w:type="spellStart"/>
       <w:r>
         <w:rPr>
           <w:lang w:val="fr-CA"/>
         </w:rPr>
+        <w:t>University</w:t>
+      </w:r>
+      <w:proofErr w:type="spellEnd"/>
+      <w:r>
+        <w:rPr>
+          <w:lang w:val="fr-CA"/>
+        </w:rPr>
+        <w:t xml:space="preserve">, 1 </w:t>
+      </w:r>
+      <w:proofErr w:type="spellStart"/>
+      <w:r>
+        <w:rPr>
+          <w:lang w:val="fr-CA"/>
+        </w:rPr>
+        <w:t>Forsøgsvej</w:t>
+      </w:r>
+      <w:proofErr w:type="spellEnd"/>
+      <w:r>
+        <w:rPr>
+          <w:lang w:val="fr-CA"/>
+        </w:rPr>
+        <w:t>, 4200 Slagelse, Denmark</w:t>
+      </w:r>
+      <w:r>
+        <w:rPr>
+          <w:lang w:val="fr-CA"/>
+        </w:rPr>
         <w:t xml:space="preserve"> </w:t>
       </w:r>
     </w:p>
@@ -306,12 +362,14 @@
           <w:lang w:val="fr-CA"/>
         </w:rPr>
       </w:pPr>
+      <w:proofErr w:type="spellStart"/>
       <w:r>
         <w:rPr>
           <w:lang w:val="fr-CA"/>
         </w:rPr>
         <w:t>Correspondence</w:t>
       </w:r>
+      <w:proofErr w:type="spellEnd"/>
     </w:p>
     <w:p>
       <w:pPr>
@@ -670,27 +728,23 @@
           <w:iCs/>
           <w:lang w:val="en-US"/>
         </w:rPr>
-        <w:t>Lolium perenne</w:t>
-      </w:r>
-      <w:r>
-        <w:rPr>
-          <w:lang w:val="en-US"/>
-        </w:rPr>
-        <w:t>/</w:t>
-      </w:r>
+        <w:t xml:space="preserve">Lolium </w:t>
+      </w:r>
+      <w:proofErr w:type="spellStart"/>
       <w:r>
         <w:rPr>
           <w:i/>
           <w:iCs/>
           <w:lang w:val="en-US"/>
         </w:rPr>
-        <w:t>Trifolium repens</w:t>
-      </w:r>
-      <w:r>
-        <w:rPr>
-          <w:lang w:val="en-US"/>
-        </w:rPr>
-        <w:t>) mixtures sown early (MixE) and mid-season (MixM), radish (</w:t>
+        <w:t>perenne</w:t>
+      </w:r>
+      <w:proofErr w:type="spellEnd"/>
+      <w:r>
+        <w:rPr>
+          <w:lang w:val="en-US"/>
+        </w:rPr>
+        <w:t>/</w:t>
       </w:r>
       <w:r>
         <w:rPr>
@@ -698,13 +752,97 @@
           <w:iCs/>
           <w:lang w:val="en-US"/>
         </w:rPr>
+        <w:t>Trifolium repens</w:t>
+      </w:r>
+      <w:r>
+        <w:rPr>
+          <w:lang w:val="en-US"/>
+        </w:rPr>
+        <w:t>) mixtures sown early (</w:t>
+      </w:r>
+      <w:proofErr w:type="spellStart"/>
+      <w:r>
+        <w:rPr>
+          <w:lang w:val="en-US"/>
+        </w:rPr>
+        <w:t>MixE</w:t>
+      </w:r>
+      <w:proofErr w:type="spellEnd"/>
+      <w:r>
+        <w:rPr>
+          <w:lang w:val="en-US"/>
+        </w:rPr>
+        <w:t>) and mid-season (</w:t>
+      </w:r>
+      <w:proofErr w:type="spellStart"/>
+      <w:r>
+        <w:rPr>
+          <w:lang w:val="en-US"/>
+        </w:rPr>
+        <w:t>MixM</w:t>
+      </w:r>
+      <w:proofErr w:type="spellEnd"/>
+      <w:r>
+        <w:rPr>
+          <w:lang w:val="en-US"/>
+        </w:rPr>
+        <w:t>), radish (</w:t>
+      </w:r>
+      <w:r>
+        <w:rPr>
+          <w:i/>
+          <w:iCs/>
+          <w:lang w:val="en-US"/>
+        </w:rPr>
         <w:t>Raphanus sativus</w:t>
       </w:r>
       <w:r>
         <w:rPr>
           <w:lang w:val="en-US"/>
         </w:rPr>
-        <w:t>) sown mid-season (RadM) and post-harvest (RadL), and a no-cover control (NoCC)—</w:t>
+        <w:t>) sown mid-season (</w:t>
+      </w:r>
+      <w:proofErr w:type="spellStart"/>
+      <w:r>
+        <w:rPr>
+          <w:lang w:val="en-US"/>
+        </w:rPr>
+        <w:t>RadM</w:t>
+      </w:r>
+      <w:proofErr w:type="spellEnd"/>
+      <w:r>
+        <w:rPr>
+          <w:lang w:val="en-US"/>
+        </w:rPr>
+        <w:t>) and post-harvest (</w:t>
+      </w:r>
+      <w:proofErr w:type="spellStart"/>
+      <w:r>
+        <w:rPr>
+          <w:lang w:val="en-US"/>
+        </w:rPr>
+        <w:t>RadL</w:t>
+      </w:r>
+      <w:proofErr w:type="spellEnd"/>
+      <w:r>
+        <w:rPr>
+          <w:lang w:val="en-US"/>
+        </w:rPr>
+        <w:t>), and a no-cover control (</w:t>
+      </w:r>
+      <w:proofErr w:type="spellStart"/>
+      <w:r>
+        <w:rPr>
+          <w:lang w:val="en-US"/>
+        </w:rPr>
+        <w:t>NoCC</w:t>
+      </w:r>
+      <w:proofErr w:type="spellEnd"/>
+      <w:r>
+        <w:rPr>
+          <w:lang w:val="en-US"/>
+        </w:rPr>
+        <w:t>)—</w:t>
       </w:r>
       <w:r>
         <w:rPr>
@@ -776,7 +914,21 @@
         <w:rPr>
           <w:lang w:val="en-US"/>
         </w:rPr>
-        <w:t>The study coincided with extreme weather years. Soil cover remained stable (~75%) across treatments and years, while fall biomass varied. Radish cover crops consistently increased fall biomass relative to NoCC, whereas mixtures did not.</w:t>
+        <w:t xml:space="preserve">The study coincided with extreme weather years. Soil cover remained stable (~75%) across treatments and years, while fall biomass varied. Radish cover crops consistently increased fall biomass relative to </w:t>
+      </w:r>
+      <w:proofErr w:type="spellStart"/>
+      <w:r>
+        <w:rPr>
+          <w:lang w:val="en-US"/>
+        </w:rPr>
+        <w:t>NoCC</w:t>
+      </w:r>
+      <w:proofErr w:type="spellEnd"/>
+      <w:r>
+        <w:rPr>
+          <w:lang w:val="en-US"/>
+        </w:rPr>
+        <w:t>, whereas mixtures did not.</w:t>
       </w:r>
       <w:r>
         <w:rPr>
@@ -794,26 +946,90 @@
         <w:rPr>
           <w:lang w:val="en-US"/>
         </w:rPr>
-        <w:t xml:space="preserve"> RadM contributed &gt;50% of total fall biomass, while other communities were dominated by crop volunteers. RadM systems exhibited the highest yields, fall biomass, and ecological value without increasing perennial weeds or pesticide use</w:t>
-      </w:r>
-      <w:r>
-        <w:rPr>
-          <w:lang w:val="en-US"/>
-        </w:rPr>
-        <w:t xml:space="preserve"> compared to NoCC</w:t>
-      </w:r>
-      <w:r>
-        <w:rPr>
-          <w:lang w:val="en-US"/>
-        </w:rPr>
-        <w:t>. In contrast, MixE reduced pesticide use but produced low and variable biomass</w:t>
-      </w:r>
-      <w:r>
-        <w:rPr>
-          <w:lang w:val="en-US"/>
-        </w:rPr>
         <w:t xml:space="preserve"> </w:t>
       </w:r>
+      <w:proofErr w:type="spellStart"/>
+      <w:r>
+        <w:rPr>
+          <w:lang w:val="en-US"/>
+        </w:rPr>
+        <w:t>RadM</w:t>
+      </w:r>
+      <w:proofErr w:type="spellEnd"/>
+      <w:r>
+        <w:rPr>
+          <w:lang w:val="en-US"/>
+        </w:rPr>
+        <w:t xml:space="preserve"> contributed &gt;50% of total fall biomass, while other communities were dominated by crop volunteers. </w:t>
+      </w:r>
+      <w:proofErr w:type="spellStart"/>
+      <w:r>
+        <w:rPr>
+          <w:lang w:val="en-US"/>
+        </w:rPr>
+        <w:t>RadM</w:t>
+      </w:r>
+      <w:proofErr w:type="spellEnd"/>
+      <w:r>
+        <w:rPr>
+          <w:lang w:val="en-US"/>
+        </w:rPr>
+        <w:t xml:space="preserve"> systems exhibited the highest yields, fall biomass, and ecological value without increasing perennial </w:t>
+      </w:r>
+      <w:proofErr w:type="gramStart"/>
+      <w:r>
+        <w:rPr>
+          <w:lang w:val="en-US"/>
+        </w:rPr>
+        <w:t>weeds</w:t>
+      </w:r>
+      <w:proofErr w:type="gramEnd"/>
+      <w:r>
+        <w:rPr>
+          <w:lang w:val="en-US"/>
+        </w:rPr>
+        <w:t xml:space="preserve"> or pesticide use</w:t>
+      </w:r>
+      <w:r>
+        <w:rPr>
+          <w:lang w:val="en-US"/>
+        </w:rPr>
+        <w:t xml:space="preserve"> compared to </w:t>
+      </w:r>
+      <w:proofErr w:type="spellStart"/>
+      <w:r>
+        <w:rPr>
+          <w:lang w:val="en-US"/>
+        </w:rPr>
+        <w:t>NoCC</w:t>
+      </w:r>
+      <w:proofErr w:type="spellEnd"/>
+      <w:r>
+        <w:rPr>
+          <w:lang w:val="en-US"/>
+        </w:rPr>
+        <w:t xml:space="preserve">. In contrast, </w:t>
+      </w:r>
+      <w:proofErr w:type="spellStart"/>
+      <w:r>
+        <w:rPr>
+          <w:lang w:val="en-US"/>
+        </w:rPr>
+        <w:t>MixE</w:t>
+      </w:r>
+      <w:proofErr w:type="spellEnd"/>
+      <w:r>
+        <w:rPr>
+          <w:lang w:val="en-US"/>
+        </w:rPr>
+        <w:t xml:space="preserve"> reduced pesticide use but produced low and variable biomass</w:t>
+      </w:r>
+      <w:r>
+        <w:rPr>
+          <w:lang w:val="en-US"/>
+        </w:rPr>
+        <w:t xml:space="preserve"> </w:t>
+      </w:r>
       <w:r>
         <w:rPr>
           <w:lang w:val="en-US"/>
@@ -836,7 +1052,21 @@
         <w:rPr>
           <w:lang w:val="en-US"/>
         </w:rPr>
-        <w:t xml:space="preserve">. Overall, radish cover crops provided more consistent agronomic and ecological benefits than grass/clover mixtures or NoCC but did not reduce pesticide </w:t>
+        <w:t xml:space="preserve">. Overall, radish cover crops provided more consistent agronomic and ecological benefits than grass/clover mixtures or </w:t>
+      </w:r>
+      <w:proofErr w:type="spellStart"/>
+      <w:r>
+        <w:rPr>
+          <w:lang w:val="en-US"/>
+        </w:rPr>
+        <w:t>NoCC</w:t>
+      </w:r>
+      <w:proofErr w:type="spellEnd"/>
+      <w:r>
+        <w:rPr>
+          <w:lang w:val="en-US"/>
+        </w:rPr>
+        <w:t xml:space="preserve"> but did not reduce pesticide </w:t>
       </w:r>
       <w:r>
         <w:rPr>
@@ -869,6 +1099,7 @@
           <w:bCs/>
         </w:rPr>
       </w:pPr>
+      <w:proofErr w:type="gramStart"/>
       <w:r>
         <w:rPr>
           <w:b/>
@@ -876,6 +1107,7 @@
         </w:rPr>
         <w:t>1  INTRODUCTION</w:t>
       </w:r>
+      <w:proofErr w:type="gramEnd"/>
     </w:p>
     <w:p>
       <w:pPr>
@@ -1866,7 +2098,21 @@
         <w:rPr>
           <w:lang w:val="en-US"/>
         </w:rPr>
-        <w:t xml:space="preserve"> between cover crops, tillage and residue management is complex</w:t>
+        <w:t xml:space="preserve"> between cover crops, tillage and residue management </w:t>
+      </w:r>
+      <w:proofErr w:type="gramStart"/>
+      <w:r>
+        <w:rPr>
+          <w:lang w:val="en-US"/>
+        </w:rPr>
+        <w:t>is</w:t>
+      </w:r>
+      <w:proofErr w:type="gramEnd"/>
+      <w:r>
+        <w:rPr>
+          <w:lang w:val="en-US"/>
+        </w:rPr>
+        <w:t xml:space="preserve"> complex</w:t>
       </w:r>
       <w:r>
         <w:rPr>
@@ -2700,6 +2946,7 @@
           <w:bCs/>
         </w:rPr>
       </w:pPr>
+      <w:proofErr w:type="gramStart"/>
       <w:r>
         <w:rPr>
           <w:b/>
@@ -2712,7 +2959,15 @@
           <w:b/>
           <w:bCs/>
         </w:rPr>
-        <w:t>MATERIALS AND METHODS</w:t>
+        <w:t>MATERIALS</w:t>
+      </w:r>
+      <w:proofErr w:type="gramEnd"/>
+      <w:r>
+        <w:rPr>
+          <w:b/>
+          <w:bCs/>
+        </w:rPr>
+        <w:t xml:space="preserve"> AND METHODS</w:t>
       </w:r>
     </w:p>
     <w:p>
@@ -3051,6 +3306,7 @@
           <w:bCs/>
         </w:rPr>
       </w:pPr>
+      <w:proofErr w:type="gramStart"/>
       <w:r>
         <w:rPr>
           <w:b/>
@@ -3063,7 +3319,15 @@
           <w:b/>
           <w:bCs/>
         </w:rPr>
-        <w:t>Study design</w:t>
+        <w:t>Study</w:t>
+      </w:r>
+      <w:proofErr w:type="gramEnd"/>
+      <w:r>
+        <w:rPr>
+          <w:b/>
+          <w:bCs/>
+        </w:rPr>
+        <w:t xml:space="preserve"> design</w:t>
       </w:r>
     </w:p>
     <w:p>
@@ -3073,11 +3337,19 @@
           <w:lang w:val="en-US"/>
         </w:rPr>
       </w:pPr>
-      <w:r>
-        <w:rPr>
-          <w:lang w:val="en-US"/>
-        </w:rPr>
-        <w:t xml:space="preserve">For the purpose of the present study, two </w:t>
+      <w:proofErr w:type="gramStart"/>
+      <w:r>
+        <w:rPr>
+          <w:lang w:val="en-US"/>
+        </w:rPr>
+        <w:t>For the purpose of</w:t>
+      </w:r>
+      <w:proofErr w:type="gramEnd"/>
+      <w:r>
+        <w:rPr>
+          <w:lang w:val="en-US"/>
+        </w:rPr>
+        <w:t xml:space="preserve"> the present study, two </w:t>
       </w:r>
       <w:r>
         <w:rPr>
@@ -3330,6 +3602,7 @@
           <w:lang w:val="en-US"/>
         </w:rPr>
       </w:pPr>
+      <w:proofErr w:type="gramStart"/>
       <w:r>
         <w:rPr>
           <w:b/>
@@ -3357,7 +3630,16 @@
           <w:bCs/>
           <w:lang w:val="en-US"/>
         </w:rPr>
-        <w:t>Straw and tillage treatments</w:t>
+        <w:t>Straw</w:t>
+      </w:r>
+      <w:proofErr w:type="gramEnd"/>
+      <w:r>
+        <w:rPr>
+          <w:b/>
+          <w:bCs/>
+          <w:lang w:val="en-US"/>
+        </w:rPr>
+        <w:t xml:space="preserve"> and tillage treatments</w:t>
       </w:r>
     </w:p>
     <w:p>
@@ -3467,14 +3749,34 @@
         </w:rPr>
         <w:t>fall and harrowed to 3-4 cm depth in the spring before cash crop planting; c</w:t>
       </w:r>
-      <w:r>
-        <w:t xml:space="preserve">rops were then sown with a traditional seed drill (Nordsten Lift-o-matic CLH300) with row spacings of 12.5 cm. </w:t>
-      </w:r>
-      <w:r>
-        <w:rPr>
-          <w:lang w:val="en-US"/>
-        </w:rPr>
-        <w:t xml:space="preserve">For the surface tillage system (non-inversion), a </w:t>
+      <w:proofErr w:type="spellStart"/>
+      <w:r>
+        <w:t>rops</w:t>
+      </w:r>
+      <w:proofErr w:type="spellEnd"/>
+      <w:r>
+        <w:t xml:space="preserve"> were then sown with a traditional seed drill (Nordsten Lift-o-</w:t>
+      </w:r>
+      <w:proofErr w:type="spellStart"/>
+      <w:r>
+        <w:t>matic</w:t>
+      </w:r>
+      <w:proofErr w:type="spellEnd"/>
+      <w:r>
+        <w:t xml:space="preserve"> CLH300) with row spacings of 12.5 cm. </w:t>
+      </w:r>
+      <w:r>
+        <w:rPr>
+          <w:lang w:val="en-US"/>
+        </w:rPr>
+        <w:t xml:space="preserve">For the surface tillage system (non-inversion), </w:t>
+      </w:r>
+      <w:proofErr w:type="gramStart"/>
+      <w:r>
+        <w:rPr>
+          <w:lang w:val="en-US"/>
+        </w:rPr>
+        <w:t xml:space="preserve">a </w:t>
       </w:r>
       <w:r>
         <w:rPr>
@@ -3484,7 +3786,11 @@
         <w:t xml:space="preserve"> </w:t>
       </w:r>
       <w:r>
-        <w:t xml:space="preserve">Horsch Terrano 3 FX stubble tine </w:t>
+        <w:t>Horsch</w:t>
+      </w:r>
+      <w:proofErr w:type="gramEnd"/>
+      <w:r>
+        <w:t xml:space="preserve"> Terrano 3 FX stubble tine </w:t>
       </w:r>
       <w:r>
         <w:lastRenderedPageBreak/>
@@ -3504,7 +3810,15 @@
         <w:commentReference w:id="23"/>
       </w:r>
       <w:r>
-        <w:t xml:space="preserve">. In both the no-till and surface tillage systems, crops were sown with a chisel coulter (Horsch Airseeder CO 3) with row spacings of 17.5 cm for spring oats, spring barley, and </w:t>
+        <w:t xml:space="preserve">. In both the no-till and surface tillage systems, crops were sown with a chisel coulter (Horsch </w:t>
+      </w:r>
+      <w:proofErr w:type="spellStart"/>
+      <w:r>
+        <w:t>Airseeder</w:t>
+      </w:r>
+      <w:proofErr w:type="spellEnd"/>
+      <w:r>
+        <w:t xml:space="preserve"> CO 3) with row spacings of 17.5 cm for spring oats, spring barley, and </w:t>
       </w:r>
       <w:commentRangeStart w:id="24"/>
       <w:r>
@@ -3538,6 +3852,7 @@
           <w:lang w:val="en-US"/>
         </w:rPr>
       </w:pPr>
+      <w:proofErr w:type="gramStart"/>
       <w:r>
         <w:rPr>
           <w:b/>
@@ -3565,7 +3880,16 @@
           <w:bCs/>
           <w:lang w:val="en-US"/>
         </w:rPr>
-        <w:t>Cover crop treatments</w:t>
+        <w:t>Cover</w:t>
+      </w:r>
+      <w:proofErr w:type="gramEnd"/>
+      <w:r>
+        <w:rPr>
+          <w:b/>
+          <w:bCs/>
+          <w:lang w:val="en-US"/>
+        </w:rPr>
+        <w:t xml:space="preserve"> crop treatments</w:t>
       </w:r>
     </w:p>
     <w:p>
@@ -3591,7 +3915,35 @@
         <w:rPr>
           <w:lang w:val="en-US"/>
         </w:rPr>
-        <w:t xml:space="preserve">2018 growing season, five cover crop systems were randomly applied to the sub-subplots (Table 1). The same sub-subplot treatments were maintained for 2018, 2019 and were tracked until faba bean harvest in 2020. The sampling area for all measurements was located in the inner 1.5 m x 10 m area of the sub-subplots. </w:t>
+        <w:t xml:space="preserve">2018 growing season, five cover crop systems were randomly applied to the sub-subplots (Table 1). The same sub-subplot treatments were maintained for </w:t>
+      </w:r>
+      <w:proofErr w:type="gramStart"/>
+      <w:r>
+        <w:rPr>
+          <w:lang w:val="en-US"/>
+        </w:rPr>
+        <w:t>2018,</w:t>
+      </w:r>
+      <w:proofErr w:type="gramEnd"/>
+      <w:r>
+        <w:rPr>
+          <w:lang w:val="en-US"/>
+        </w:rPr>
+        <w:t xml:space="preserve"> 2019 and were tracked until faba bean harvest in 2020. The sampling area for all measurements </w:t>
+      </w:r>
+      <w:proofErr w:type="gramStart"/>
+      <w:r>
+        <w:rPr>
+          <w:lang w:val="en-US"/>
+        </w:rPr>
+        <w:t>was located in</w:t>
+      </w:r>
+      <w:proofErr w:type="gramEnd"/>
+      <w:r>
+        <w:rPr>
+          <w:lang w:val="en-US"/>
+        </w:rPr>
+        <w:t xml:space="preserve"> the inner 1.5 m x 10 m area of the sub-subplots. </w:t>
       </w:r>
     </w:p>
     <w:p>
@@ -3768,12 +4120,14 @@
                 <w:lang w:val="en-US"/>
               </w:rPr>
             </w:pPr>
+            <w:proofErr w:type="spellStart"/>
             <w:r>
               <w:rPr>
                 <w:lang w:val="en-US"/>
               </w:rPr>
               <w:t>MixE</w:t>
             </w:r>
+            <w:proofErr w:type="spellEnd"/>
           </w:p>
         </w:tc>
         <w:tc>
@@ -3805,7 +4159,25 @@
                 <w:iCs/>
                 <w:lang w:val="en-US"/>
               </w:rPr>
-              <w:t>(grass; Lolium perenne)</w:t>
+              <w:t xml:space="preserve">(grass; Lolium </w:t>
+            </w:r>
+            <w:proofErr w:type="spellStart"/>
+            <w:r>
+              <w:rPr>
+                <w:i/>
+                <w:iCs/>
+                <w:lang w:val="en-US"/>
+              </w:rPr>
+              <w:t>perenne</w:t>
+            </w:r>
+            <w:proofErr w:type="spellEnd"/>
+            <w:r>
+              <w:rPr>
+                <w:i/>
+                <w:iCs/>
+                <w:lang w:val="en-US"/>
+              </w:rPr>
+              <w:t>)</w:t>
             </w:r>
             <w:r>
               <w:rPr>
@@ -3952,12 +4324,14 @@
                 <w:lang w:val="en-US"/>
               </w:rPr>
             </w:pPr>
+            <w:proofErr w:type="spellStart"/>
             <w:r>
               <w:rPr>
                 <w:lang w:val="en-US"/>
               </w:rPr>
               <w:t>MixM</w:t>
             </w:r>
+            <w:proofErr w:type="spellEnd"/>
           </w:p>
         </w:tc>
         <w:tc>
@@ -4019,7 +4393,21 @@
               <w:rPr>
                 <w:lang w:val="en-US"/>
               </w:rPr>
-              <w:t>Broadcast into standing crop approximately 14 days before expected cash crop harvest</w:t>
+              <w:t xml:space="preserve">Broadcast into standing </w:t>
+            </w:r>
+            <w:proofErr w:type="gramStart"/>
+            <w:r>
+              <w:rPr>
+                <w:lang w:val="en-US"/>
+              </w:rPr>
+              <w:t>crop</w:t>
+            </w:r>
+            <w:proofErr w:type="gramEnd"/>
+            <w:r>
+              <w:rPr>
+                <w:lang w:val="en-US"/>
+              </w:rPr>
+              <w:t xml:space="preserve"> approximately 14 days before expected cash crop harvest</w:t>
             </w:r>
           </w:p>
         </w:tc>
@@ -4042,12 +4430,14 @@
                 <w:lang w:val="en-US"/>
               </w:rPr>
             </w:pPr>
+            <w:proofErr w:type="spellStart"/>
             <w:r>
               <w:rPr>
                 <w:lang w:val="en-US"/>
               </w:rPr>
               <w:t>RadM</w:t>
             </w:r>
+            <w:proofErr w:type="spellEnd"/>
           </w:p>
         </w:tc>
         <w:tc>
@@ -4159,12 +4549,14 @@
                 <w:lang w:val="en-US"/>
               </w:rPr>
             </w:pPr>
+            <w:proofErr w:type="spellStart"/>
             <w:r>
               <w:rPr>
                 <w:lang w:val="en-US"/>
               </w:rPr>
               <w:t>RadL</w:t>
             </w:r>
+            <w:proofErr w:type="spellEnd"/>
           </w:p>
         </w:tc>
         <w:tc>
@@ -4249,12 +4641,14 @@
                 <w:lang w:val="en-US"/>
               </w:rPr>
             </w:pPr>
+            <w:proofErr w:type="spellStart"/>
             <w:r>
               <w:rPr>
                 <w:lang w:val="en-US"/>
               </w:rPr>
               <w:t>NoCC</w:t>
             </w:r>
+            <w:proofErr w:type="spellEnd"/>
           </w:p>
         </w:tc>
         <w:tc>
@@ -4351,6 +4745,7 @@
           <w:lang w:val="en-US"/>
         </w:rPr>
       </w:pPr>
+      <w:proofErr w:type="gramStart"/>
       <w:r>
         <w:rPr>
           <w:b/>
@@ -4378,7 +4773,16 @@
           <w:bCs/>
           <w:lang w:val="en-US"/>
         </w:rPr>
-        <w:t>Fertilizer and herbicides</w:t>
+        <w:t>Fertilizer</w:t>
+      </w:r>
+      <w:proofErr w:type="gramEnd"/>
+      <w:r>
+        <w:rPr>
+          <w:b/>
+          <w:bCs/>
+          <w:lang w:val="en-US"/>
+        </w:rPr>
+        <w:t xml:space="preserve"> and herbicides</w:t>
       </w:r>
     </w:p>
     <w:p>
@@ -4906,6 +5310,7 @@
                 <w:ins w:id="80" w:author="Virginia Anne Nichols" w:date="2026-01-22T09:17:00Z" w16du:dateUtc="2026-01-22T08:17:00Z"/>
               </w:rPr>
             </w:pPr>
+            <w:proofErr w:type="spellStart"/>
             <w:ins w:id="81" w:author="Virginia Anne Nichols" w:date="2026-01-22T09:24:00Z" w16du:dateUtc="2026-01-22T08:24:00Z">
               <w:r>
                 <w:t>Mix</w:t>
@@ -4916,6 +5321,7 @@
                 <w:t>E</w:t>
               </w:r>
             </w:ins>
+            <w:proofErr w:type="spellEnd"/>
           </w:p>
         </w:tc>
         <w:tc>
@@ -4935,11 +5341,13 @@
                 <w:ins w:id="84" w:author="Virginia Anne Nichols" w:date="2026-01-22T09:22:00Z" w16du:dateUtc="2026-01-22T08:22:00Z"/>
               </w:rPr>
             </w:pPr>
+            <w:proofErr w:type="spellStart"/>
             <w:ins w:id="85" w:author="Virginia Anne Nichols" w:date="2026-01-22T09:25:00Z" w16du:dateUtc="2026-01-22T08:25:00Z">
               <w:r>
                 <w:t>MixE</w:t>
               </w:r>
             </w:ins>
+            <w:proofErr w:type="spellEnd"/>
           </w:p>
         </w:tc>
         <w:tc>
@@ -4959,11 +5367,13 @@
                 <w:ins w:id="87" w:author="Virginia Anne Nichols" w:date="2026-01-22T09:22:00Z" w16du:dateUtc="2026-01-22T08:22:00Z"/>
               </w:rPr>
             </w:pPr>
+            <w:proofErr w:type="spellStart"/>
             <w:ins w:id="88" w:author="Virginia Anne Nichols" w:date="2026-01-22T09:25:00Z" w16du:dateUtc="2026-01-22T08:25:00Z">
               <w:r>
                 <w:t>MixE</w:t>
               </w:r>
             </w:ins>
+            <w:proofErr w:type="spellEnd"/>
           </w:p>
         </w:tc>
         <w:tc>
@@ -5070,6 +5480,7 @@
                 </w:rPrChange>
               </w:rPr>
             </w:pPr>
+            <w:proofErr w:type="spellStart"/>
             <w:ins w:id="104" w:author="Virginia Anne Nichols" w:date="2026-01-22T09:25:00Z" w16du:dateUtc="2026-01-22T08:25:00Z">
               <w:r>
                 <w:rPr>
@@ -5078,21 +5489,32 @@
                     <w:rPr/>
                   </w:rPrChange>
                 </w:rPr>
-                <w:t xml:space="preserve">NoCC, </w:t>
+                <w:t>NoCC</w:t>
               </w:r>
-            </w:ins>
-            <w:ins w:id="106" w:author="Virginia Anne Nichols" w:date="2026-01-22T09:24:00Z" w16du:dateUtc="2026-01-22T08:24:00Z">
+              <w:proofErr w:type="spellEnd"/>
               <w:r>
                 <w:rPr>
                   <w:lang w:val="en-US"/>
-                  <w:rPrChange w:id="107" w:author="Virginia Anne Nichols" w:date="2026-01-22T09:25:00Z" w16du:dateUtc="2026-01-22T08:25:00Z">
+                  <w:rPrChange w:id="106" w:author="Virginia Anne Nichols" w:date="2026-01-22T09:25:00Z" w16du:dateUtc="2026-01-22T08:25:00Z">
+                    <w:rPr/>
+                  </w:rPrChange>
+                </w:rPr>
+                <w:t xml:space="preserve">, </w:t>
+              </w:r>
+            </w:ins>
+            <w:proofErr w:type="spellStart"/>
+            <w:ins w:id="107" w:author="Virginia Anne Nichols" w:date="2026-01-22T09:24:00Z" w16du:dateUtc="2026-01-22T08:24:00Z">
+              <w:r>
+                <w:rPr>
+                  <w:lang w:val="en-US"/>
+                  <w:rPrChange w:id="108" w:author="Virginia Anne Nichols" w:date="2026-01-22T09:25:00Z" w16du:dateUtc="2026-01-22T08:25:00Z">
                     <w:rPr/>
                   </w:rPrChange>
                 </w:rPr>
                 <w:t>Mix</w:t>
               </w:r>
             </w:ins>
-            <w:ins w:id="108" w:author="Virginia Anne Nichols" w:date="2026-01-22T09:25:00Z" w16du:dateUtc="2026-01-22T08:25:00Z">
+            <w:ins w:id="109" w:author="Virginia Anne Nichols" w:date="2026-01-22T09:25:00Z" w16du:dateUtc="2026-01-22T08:25:00Z">
               <w:r>
                 <w:rPr>
                   <w:lang w:val="en-US"/>
@@ -5100,22 +5522,24 @@
                 <w:t>M</w:t>
               </w:r>
             </w:ins>
-            <w:ins w:id="109" w:author="Virginia Anne Nichols" w:date="2026-01-22T09:24:00Z" w16du:dateUtc="2026-01-22T08:24:00Z">
+            <w:proofErr w:type="spellEnd"/>
+            <w:ins w:id="110" w:author="Virginia Anne Nichols" w:date="2026-01-22T09:24:00Z" w16du:dateUtc="2026-01-22T08:24:00Z">
               <w:r>
                 <w:rPr>
                   <w:lang w:val="en-US"/>
-                  <w:rPrChange w:id="110" w:author="Virginia Anne Nichols" w:date="2026-01-22T09:25:00Z" w16du:dateUtc="2026-01-22T08:25:00Z">
+                  <w:rPrChange w:id="111" w:author="Virginia Anne Nichols" w:date="2026-01-22T09:25:00Z" w16du:dateUtc="2026-01-22T08:25:00Z">
                     <w:rPr/>
                   </w:rPrChange>
                 </w:rPr>
                 <w:t xml:space="preserve">, </w:t>
               </w:r>
             </w:ins>
-            <w:ins w:id="111" w:author="Virginia Anne Nichols" w:date="2026-01-22T09:25:00Z" w16du:dateUtc="2026-01-22T08:25:00Z">
+            <w:proofErr w:type="spellStart"/>
+            <w:ins w:id="112" w:author="Virginia Anne Nichols" w:date="2026-01-22T09:25:00Z" w16du:dateUtc="2026-01-22T08:25:00Z">
               <w:r>
                 <w:rPr>
                   <w:lang w:val="en-US"/>
-                  <w:rPrChange w:id="112" w:author="Virginia Anne Nichols" w:date="2026-01-22T09:25:00Z" w16du:dateUtc="2026-01-22T08:25:00Z">
+                  <w:rPrChange w:id="113" w:author="Virginia Anne Nichols" w:date="2026-01-22T09:25:00Z" w16du:dateUtc="2026-01-22T08:25:00Z">
                     <w:rPr/>
                   </w:rPrChange>
                 </w:rPr>
@@ -5127,14 +5551,25 @@
                 </w:rPr>
                 <w:t>M</w:t>
               </w:r>
+              <w:proofErr w:type="spellEnd"/>
               <w:r>
                 <w:rPr>
                   <w:lang w:val="en-US"/>
-                  <w:rPrChange w:id="113" w:author="Virginia Anne Nichols" w:date="2026-01-22T09:25:00Z" w16du:dateUtc="2026-01-22T08:25:00Z">
+                  <w:rPrChange w:id="114" w:author="Virginia Anne Nichols" w:date="2026-01-22T09:25:00Z" w16du:dateUtc="2026-01-22T08:25:00Z">
                     <w:rPr/>
                   </w:rPrChange>
                 </w:rPr>
-                <w:t>, Rad</w:t>
+                <w:t xml:space="preserve">, </w:t>
+              </w:r>
+              <w:proofErr w:type="spellStart"/>
+              <w:r>
+                <w:rPr>
+                  <w:lang w:val="en-US"/>
+                  <w:rPrChange w:id="115" w:author="Virginia Anne Nichols" w:date="2026-01-22T09:25:00Z" w16du:dateUtc="2026-01-22T08:25:00Z">
+                    <w:rPr/>
+                  </w:rPrChange>
+                </w:rPr>
+                <w:t>Rad</w:t>
               </w:r>
               <w:r>
                 <w:rPr>
@@ -5143,12 +5578,13 @@
                 <w:t>L</w:t>
               </w:r>
             </w:ins>
+            <w:proofErr w:type="spellEnd"/>
           </w:p>
         </w:tc>
         <w:tc>
           <w:tcPr>
             <w:tcW w:w="1060" w:type="dxa"/>
-            <w:tcPrChange w:id="114" w:author="Virginia Anne Nichols" w:date="2026-01-22T09:22:00Z" w16du:dateUtc="2026-01-22T08:22:00Z">
+            <w:tcPrChange w:id="116" w:author="Virginia Anne Nichols" w:date="2026-01-22T09:22:00Z" w16du:dateUtc="2026-01-22T08:22:00Z">
               <w:tcPr>
                 <w:tcW w:w="1430" w:type="dxa"/>
                 <w:gridSpan w:val="2"/>
@@ -5159,21 +5595,36 @@
             <w:pPr>
               <w:spacing w:line="360" w:lineRule="auto"/>
               <w:rPr>
-                <w:ins w:id="115" w:author="Virginia Anne Nichols" w:date="2026-01-22T09:22:00Z" w16du:dateUtc="2026-01-22T08:22:00Z"/>
+                <w:ins w:id="117" w:author="Virginia Anne Nichols" w:date="2026-01-22T09:22:00Z" w16du:dateUtc="2026-01-22T08:22:00Z"/>
                 <w:lang w:val="en-US"/>
-                <w:rPrChange w:id="116" w:author="Virginia Anne Nichols" w:date="2026-01-22T09:25:00Z" w16du:dateUtc="2026-01-22T08:25:00Z">
+                <w:rPrChange w:id="118" w:author="Virginia Anne Nichols" w:date="2026-01-22T09:25:00Z" w16du:dateUtc="2026-01-22T08:25:00Z">
                   <w:rPr>
-                    <w:ins w:id="117" w:author="Virginia Anne Nichols" w:date="2026-01-22T09:22:00Z" w16du:dateUtc="2026-01-22T08:22:00Z"/>
+                    <w:ins w:id="119" w:author="Virginia Anne Nichols" w:date="2026-01-22T09:22:00Z" w16du:dateUtc="2026-01-22T08:22:00Z"/>
                   </w:rPr>
                 </w:rPrChange>
               </w:rPr>
             </w:pPr>
-            <w:ins w:id="118" w:author="Virginia Anne Nichols" w:date="2026-01-22T09:25:00Z" w16du:dateUtc="2026-01-22T08:25:00Z">
+            <w:proofErr w:type="spellStart"/>
+            <w:ins w:id="120" w:author="Virginia Anne Nichols" w:date="2026-01-22T09:25:00Z" w16du:dateUtc="2026-01-22T08:25:00Z">
               <w:r>
                 <w:rPr>
                   <w:lang w:val="en-US"/>
                 </w:rPr>
-                <w:t>NoCC, Mix</w:t>
+                <w:t>NoCC</w:t>
+              </w:r>
+              <w:proofErr w:type="spellEnd"/>
+              <w:r>
+                <w:rPr>
+                  <w:lang w:val="en-US"/>
+                </w:rPr>
+                <w:t xml:space="preserve">, </w:t>
+              </w:r>
+              <w:proofErr w:type="spellStart"/>
+              <w:r>
+                <w:rPr>
+                  <w:lang w:val="en-US"/>
+                </w:rPr>
+                <w:t>Mix</w:t>
               </w:r>
               <w:r>
                 <w:rPr>
@@ -5181,11 +5632,19 @@
                 </w:rPr>
                 <w:t>M</w:t>
               </w:r>
+              <w:proofErr w:type="spellEnd"/>
               <w:r>
                 <w:rPr>
                   <w:lang w:val="en-US"/>
                 </w:rPr>
-                <w:t>, Rad</w:t>
+                <w:t xml:space="preserve">, </w:t>
+              </w:r>
+              <w:proofErr w:type="spellStart"/>
+              <w:r>
+                <w:rPr>
+                  <w:lang w:val="en-US"/>
+                </w:rPr>
+                <w:t>Rad</w:t>
               </w:r>
               <w:r>
                 <w:rPr>
@@ -5193,11 +5652,19 @@
                 </w:rPr>
                 <w:t>M</w:t>
               </w:r>
+              <w:proofErr w:type="spellEnd"/>
               <w:r>
                 <w:rPr>
                   <w:lang w:val="en-US"/>
                 </w:rPr>
-                <w:t>, Rad</w:t>
+                <w:t xml:space="preserve">, </w:t>
+              </w:r>
+              <w:proofErr w:type="spellStart"/>
+              <w:r>
+                <w:rPr>
+                  <w:lang w:val="en-US"/>
+                </w:rPr>
+                <w:t>Rad</w:t>
               </w:r>
               <w:r>
                 <w:rPr>
@@ -5206,12 +5673,13 @@
                 <w:t>L</w:t>
               </w:r>
             </w:ins>
+            <w:proofErr w:type="spellEnd"/>
           </w:p>
         </w:tc>
         <w:tc>
           <w:tcPr>
             <w:tcW w:w="1273" w:type="dxa"/>
-            <w:tcPrChange w:id="119" w:author="Virginia Anne Nichols" w:date="2026-01-22T09:22:00Z" w16du:dateUtc="2026-01-22T08:22:00Z">
+            <w:tcPrChange w:id="121" w:author="Virginia Anne Nichols" w:date="2026-01-22T09:22:00Z" w16du:dateUtc="2026-01-22T08:22:00Z">
               <w:tcPr>
                 <w:tcW w:w="1737" w:type="dxa"/>
                 <w:gridSpan w:val="2"/>
@@ -5222,21 +5690,36 @@
             <w:pPr>
               <w:spacing w:line="360" w:lineRule="auto"/>
               <w:rPr>
-                <w:ins w:id="120" w:author="Virginia Anne Nichols" w:date="2026-01-22T09:22:00Z" w16du:dateUtc="2026-01-22T08:22:00Z"/>
+                <w:ins w:id="122" w:author="Virginia Anne Nichols" w:date="2026-01-22T09:22:00Z" w16du:dateUtc="2026-01-22T08:22:00Z"/>
                 <w:lang w:val="en-US"/>
-                <w:rPrChange w:id="121" w:author="Virginia Anne Nichols" w:date="2026-01-22T09:25:00Z" w16du:dateUtc="2026-01-22T08:25:00Z">
+                <w:rPrChange w:id="123" w:author="Virginia Anne Nichols" w:date="2026-01-22T09:25:00Z" w16du:dateUtc="2026-01-22T08:25:00Z">
                   <w:rPr>
-                    <w:ins w:id="122" w:author="Virginia Anne Nichols" w:date="2026-01-22T09:22:00Z" w16du:dateUtc="2026-01-22T08:22:00Z"/>
+                    <w:ins w:id="124" w:author="Virginia Anne Nichols" w:date="2026-01-22T09:22:00Z" w16du:dateUtc="2026-01-22T08:22:00Z"/>
                   </w:rPr>
                 </w:rPrChange>
               </w:rPr>
             </w:pPr>
-            <w:ins w:id="123" w:author="Virginia Anne Nichols" w:date="2026-01-22T09:25:00Z" w16du:dateUtc="2026-01-22T08:25:00Z">
+            <w:proofErr w:type="spellStart"/>
+            <w:ins w:id="125" w:author="Virginia Anne Nichols" w:date="2026-01-22T09:25:00Z" w16du:dateUtc="2026-01-22T08:25:00Z">
               <w:r>
                 <w:rPr>
                   <w:lang w:val="en-US"/>
                 </w:rPr>
-                <w:t>NoCC, Mix</w:t>
+                <w:t>NoCC</w:t>
+              </w:r>
+              <w:proofErr w:type="spellEnd"/>
+              <w:r>
+                <w:rPr>
+                  <w:lang w:val="en-US"/>
+                </w:rPr>
+                <w:t xml:space="preserve">, </w:t>
+              </w:r>
+              <w:proofErr w:type="spellStart"/>
+              <w:r>
+                <w:rPr>
+                  <w:lang w:val="en-US"/>
+                </w:rPr>
+                <w:t>Mix</w:t>
               </w:r>
               <w:r>
                 <w:rPr>
@@ -5244,11 +5727,19 @@
                 </w:rPr>
                 <w:t>M</w:t>
               </w:r>
+              <w:proofErr w:type="spellEnd"/>
               <w:r>
                 <w:rPr>
                   <w:lang w:val="en-US"/>
                 </w:rPr>
-                <w:t>, Rad</w:t>
+                <w:t xml:space="preserve">, </w:t>
+              </w:r>
+              <w:proofErr w:type="spellStart"/>
+              <w:r>
+                <w:rPr>
+                  <w:lang w:val="en-US"/>
+                </w:rPr>
+                <w:t>Rad</w:t>
               </w:r>
               <w:r>
                 <w:rPr>
@@ -5256,11 +5747,19 @@
                 </w:rPr>
                 <w:t>M</w:t>
               </w:r>
+              <w:proofErr w:type="spellEnd"/>
               <w:r>
                 <w:rPr>
                   <w:lang w:val="en-US"/>
                 </w:rPr>
-                <w:t>, Rad</w:t>
+                <w:t xml:space="preserve">, </w:t>
+              </w:r>
+              <w:proofErr w:type="spellStart"/>
+              <w:r>
+                <w:rPr>
+                  <w:lang w:val="en-US"/>
+                </w:rPr>
+                <w:t>Rad</w:t>
               </w:r>
               <w:r>
                 <w:rPr>
@@ -5269,12 +5768,13 @@
                 <w:t>L</w:t>
               </w:r>
             </w:ins>
+            <w:proofErr w:type="spellEnd"/>
           </w:p>
         </w:tc>
         <w:tc>
           <w:tcPr>
             <w:tcW w:w="1561" w:type="dxa"/>
-            <w:tcPrChange w:id="124" w:author="Virginia Anne Nichols" w:date="2026-01-22T09:22:00Z" w16du:dateUtc="2026-01-22T08:22:00Z">
+            <w:tcPrChange w:id="126" w:author="Virginia Anne Nichols" w:date="2026-01-22T09:22:00Z" w16du:dateUtc="2026-01-22T08:22:00Z">
               <w:tcPr>
                 <w:tcW w:w="1737" w:type="dxa"/>
               </w:tcPr>
@@ -5284,16 +5784,16 @@
             <w:pPr>
               <w:spacing w:line="360" w:lineRule="auto"/>
               <w:rPr>
-                <w:ins w:id="125" w:author="Virginia Anne Nichols" w:date="2026-01-22T09:17:00Z" w16du:dateUtc="2026-01-22T08:17:00Z"/>
+                <w:ins w:id="127" w:author="Virginia Anne Nichols" w:date="2026-01-22T09:17:00Z" w16du:dateUtc="2026-01-22T08:17:00Z"/>
                 <w:lang w:val="en-US"/>
-                <w:rPrChange w:id="126" w:author="Virginia Anne Nichols" w:date="2026-01-22T09:25:00Z" w16du:dateUtc="2026-01-22T08:25:00Z">
+                <w:rPrChange w:id="128" w:author="Virginia Anne Nichols" w:date="2026-01-22T09:25:00Z" w16du:dateUtc="2026-01-22T08:25:00Z">
                   <w:rPr>
-                    <w:ins w:id="127" w:author="Virginia Anne Nichols" w:date="2026-01-22T09:17:00Z" w16du:dateUtc="2026-01-22T08:17:00Z"/>
+                    <w:ins w:id="129" w:author="Virginia Anne Nichols" w:date="2026-01-22T09:17:00Z" w16du:dateUtc="2026-01-22T08:17:00Z"/>
                   </w:rPr>
                 </w:rPrChange>
               </w:rPr>
             </w:pPr>
-            <w:ins w:id="128" w:author="Virginia Anne Nichols" w:date="2026-01-22T09:25:00Z" w16du:dateUtc="2026-01-22T08:25:00Z">
+            <w:ins w:id="130" w:author="Virginia Anne Nichols" w:date="2026-01-22T09:25:00Z" w16du:dateUtc="2026-01-22T08:25:00Z">
               <w:r>
                 <w:rPr>
                   <w:lang w:val="en-US"/>
@@ -5306,12 +5806,12 @@
       </w:tr>
       <w:tr>
         <w:trPr>
-          <w:ins w:id="129" w:author="Virginia Anne Nichols" w:date="2026-01-22T09:17:00Z"/>
+          <w:ins w:id="131" w:author="Virginia Anne Nichols" w:date="2026-01-22T09:17:00Z"/>
         </w:trPr>
         <w:tc>
           <w:tcPr>
             <w:tcW w:w="1576" w:type="dxa"/>
-            <w:tcPrChange w:id="130" w:author="Virginia Anne Nichols" w:date="2026-01-22T09:22:00Z" w16du:dateUtc="2026-01-22T08:22:00Z">
+            <w:tcPrChange w:id="132" w:author="Virginia Anne Nichols" w:date="2026-01-22T09:22:00Z" w16du:dateUtc="2026-01-22T08:22:00Z">
               <w:tcPr>
                 <w:tcW w:w="1877" w:type="dxa"/>
                 <w:gridSpan w:val="2"/>
@@ -5322,10 +5822,10 @@
             <w:pPr>
               <w:spacing w:line="360" w:lineRule="auto"/>
               <w:rPr>
-                <w:ins w:id="131" w:author="Virginia Anne Nichols" w:date="2026-01-22T09:17:00Z" w16du:dateUtc="2026-01-22T08:17:00Z"/>
+                <w:ins w:id="133" w:author="Virginia Anne Nichols" w:date="2026-01-22T09:17:00Z" w16du:dateUtc="2026-01-22T08:17:00Z"/>
               </w:rPr>
             </w:pPr>
-            <w:ins w:id="132" w:author="Virginia Anne Nichols" w:date="2026-01-22T09:21:00Z" w16du:dateUtc="2026-01-22T08:21:00Z">
+            <w:ins w:id="134" w:author="Virginia Anne Nichols" w:date="2026-01-22T09:21:00Z" w16du:dateUtc="2026-01-22T08:21:00Z">
               <w:r>
                 <w:t>2019 (spring oat)</w:t>
               </w:r>
@@ -5335,7 +5835,7 @@
         <w:tc>
           <w:tcPr>
             <w:tcW w:w="1753" w:type="dxa"/>
-            <w:tcPrChange w:id="133" w:author="Virginia Anne Nichols" w:date="2026-01-22T09:22:00Z" w16du:dateUtc="2026-01-22T08:22:00Z">
+            <w:tcPrChange w:id="135" w:author="Virginia Anne Nichols" w:date="2026-01-22T09:22:00Z" w16du:dateUtc="2026-01-22T08:22:00Z">
               <w:tcPr>
                 <w:tcW w:w="1960" w:type="dxa"/>
                 <w:gridSpan w:val="2"/>
@@ -5346,10 +5846,10 @@
             <w:pPr>
               <w:spacing w:line="360" w:lineRule="auto"/>
               <w:rPr>
-                <w:ins w:id="134" w:author="Virginia Anne Nichols" w:date="2026-01-22T09:20:00Z" w16du:dateUtc="2026-01-22T08:20:00Z"/>
+                <w:ins w:id="136" w:author="Virginia Anne Nichols" w:date="2026-01-22T09:20:00Z" w16du:dateUtc="2026-01-22T08:20:00Z"/>
               </w:rPr>
             </w:pPr>
-            <w:ins w:id="135" w:author="Virginia Anne Nichols" w:date="2026-01-22T09:23:00Z" w16du:dateUtc="2026-01-22T08:23:00Z">
+            <w:ins w:id="137" w:author="Virginia Anne Nichols" w:date="2026-01-22T09:23:00Z" w16du:dateUtc="2026-01-22T08:23:00Z">
               <w:r>
                 <w:t>Before cash crop planting (xx)</w:t>
               </w:r>
@@ -5359,7 +5859,7 @@
         <w:tc>
           <w:tcPr>
             <w:tcW w:w="1793" w:type="dxa"/>
-            <w:tcPrChange w:id="136" w:author="Virginia Anne Nichols" w:date="2026-01-22T09:22:00Z" w16du:dateUtc="2026-01-22T08:22:00Z">
+            <w:tcPrChange w:id="138" w:author="Virginia Anne Nichols" w:date="2026-01-22T09:22:00Z" w16du:dateUtc="2026-01-22T08:22:00Z">
               <w:tcPr>
                 <w:tcW w:w="2012" w:type="dxa"/>
                 <w:gridSpan w:val="2"/>
@@ -5370,10 +5870,10 @@
             <w:pPr>
               <w:spacing w:line="360" w:lineRule="auto"/>
               <w:rPr>
-                <w:ins w:id="137" w:author="Virginia Anne Nichols" w:date="2026-01-22T09:17:00Z" w16du:dateUtc="2026-01-22T08:17:00Z"/>
+                <w:ins w:id="139" w:author="Virginia Anne Nichols" w:date="2026-01-22T09:17:00Z" w16du:dateUtc="2026-01-22T08:17:00Z"/>
               </w:rPr>
             </w:pPr>
-            <w:ins w:id="138" w:author="Virginia Anne Nichols" w:date="2026-01-22T09:23:00Z" w16du:dateUtc="2026-01-22T08:23:00Z">
+            <w:ins w:id="140" w:author="Virginia Anne Nichols" w:date="2026-01-22T09:23:00Z" w16du:dateUtc="2026-01-22T08:23:00Z">
               <w:r>
                 <w:t>All</w:t>
               </w:r>
@@ -5383,7 +5883,7 @@
         <w:tc>
           <w:tcPr>
             <w:tcW w:w="1060" w:type="dxa"/>
-            <w:tcPrChange w:id="139" w:author="Virginia Anne Nichols" w:date="2026-01-22T09:22:00Z" w16du:dateUtc="2026-01-22T08:22:00Z">
+            <w:tcPrChange w:id="141" w:author="Virginia Anne Nichols" w:date="2026-01-22T09:22:00Z" w16du:dateUtc="2026-01-22T08:22:00Z">
               <w:tcPr>
                 <w:tcW w:w="1430" w:type="dxa"/>
                 <w:gridSpan w:val="2"/>
@@ -5394,10 +5894,10 @@
             <w:pPr>
               <w:spacing w:line="360" w:lineRule="auto"/>
               <w:rPr>
-                <w:ins w:id="140" w:author="Virginia Anne Nichols" w:date="2026-01-22T09:22:00Z" w16du:dateUtc="2026-01-22T08:22:00Z"/>
+                <w:ins w:id="142" w:author="Virginia Anne Nichols" w:date="2026-01-22T09:22:00Z" w16du:dateUtc="2026-01-22T08:22:00Z"/>
               </w:rPr>
             </w:pPr>
-            <w:ins w:id="141" w:author="Virginia Anne Nichols" w:date="2026-01-22T09:23:00Z" w16du:dateUtc="2026-01-22T08:23:00Z">
+            <w:ins w:id="143" w:author="Virginia Anne Nichols" w:date="2026-01-22T09:23:00Z" w16du:dateUtc="2026-01-22T08:23:00Z">
               <w:r>
                 <w:t>All</w:t>
               </w:r>
@@ -5407,7 +5907,7 @@
         <w:tc>
           <w:tcPr>
             <w:tcW w:w="1273" w:type="dxa"/>
-            <w:tcPrChange w:id="142" w:author="Virginia Anne Nichols" w:date="2026-01-22T09:22:00Z" w16du:dateUtc="2026-01-22T08:22:00Z">
+            <w:tcPrChange w:id="144" w:author="Virginia Anne Nichols" w:date="2026-01-22T09:22:00Z" w16du:dateUtc="2026-01-22T08:22:00Z">
               <w:tcPr>
                 <w:tcW w:w="1737" w:type="dxa"/>
                 <w:gridSpan w:val="2"/>
@@ -5418,10 +5918,10 @@
             <w:pPr>
               <w:spacing w:line="360" w:lineRule="auto"/>
               <w:rPr>
-                <w:ins w:id="143" w:author="Virginia Anne Nichols" w:date="2026-01-22T09:22:00Z" w16du:dateUtc="2026-01-22T08:22:00Z"/>
+                <w:ins w:id="145" w:author="Virginia Anne Nichols" w:date="2026-01-22T09:22:00Z" w16du:dateUtc="2026-01-22T08:22:00Z"/>
               </w:rPr>
             </w:pPr>
-            <w:ins w:id="144" w:author="Virginia Anne Nichols" w:date="2026-01-22T09:23:00Z" w16du:dateUtc="2026-01-22T08:23:00Z">
+            <w:ins w:id="146" w:author="Virginia Anne Nichols" w:date="2026-01-22T09:23:00Z" w16du:dateUtc="2026-01-22T08:23:00Z">
               <w:r>
                 <w:t>NA</w:t>
               </w:r>
@@ -5431,7 +5931,7 @@
         <w:tc>
           <w:tcPr>
             <w:tcW w:w="1561" w:type="dxa"/>
-            <w:tcPrChange w:id="145" w:author="Virginia Anne Nichols" w:date="2026-01-22T09:22:00Z" w16du:dateUtc="2026-01-22T08:22:00Z">
+            <w:tcPrChange w:id="147" w:author="Virginia Anne Nichols" w:date="2026-01-22T09:22:00Z" w16du:dateUtc="2026-01-22T08:22:00Z">
               <w:tcPr>
                 <w:tcW w:w="1737" w:type="dxa"/>
               </w:tcPr>
@@ -5441,10 +5941,10 @@
             <w:pPr>
               <w:spacing w:line="360" w:lineRule="auto"/>
               <w:rPr>
-                <w:ins w:id="146" w:author="Virginia Anne Nichols" w:date="2026-01-22T09:17:00Z" w16du:dateUtc="2026-01-22T08:17:00Z"/>
+                <w:ins w:id="148" w:author="Virginia Anne Nichols" w:date="2026-01-22T09:17:00Z" w16du:dateUtc="2026-01-22T08:17:00Z"/>
               </w:rPr>
             </w:pPr>
-            <w:ins w:id="147" w:author="Virginia Anne Nichols" w:date="2026-01-22T09:23:00Z" w16du:dateUtc="2026-01-22T08:23:00Z">
+            <w:ins w:id="149" w:author="Virginia Anne Nichols" w:date="2026-01-22T09:23:00Z" w16du:dateUtc="2026-01-22T08:23:00Z">
               <w:r>
                 <w:t>HP1</w:t>
               </w:r>
@@ -5454,12 +5954,12 @@
       </w:tr>
       <w:tr>
         <w:trPr>
-          <w:ins w:id="148" w:author="Virginia Anne Nichols" w:date="2026-01-22T09:17:00Z"/>
+          <w:ins w:id="150" w:author="Virginia Anne Nichols" w:date="2026-01-22T09:17:00Z"/>
         </w:trPr>
         <w:tc>
           <w:tcPr>
             <w:tcW w:w="1576" w:type="dxa"/>
-            <w:tcPrChange w:id="149" w:author="Virginia Anne Nichols" w:date="2026-01-22T09:22:00Z" w16du:dateUtc="2026-01-22T08:22:00Z">
+            <w:tcPrChange w:id="151" w:author="Virginia Anne Nichols" w:date="2026-01-22T09:22:00Z" w16du:dateUtc="2026-01-22T08:22:00Z">
               <w:tcPr>
                 <w:tcW w:w="1877" w:type="dxa"/>
                 <w:gridSpan w:val="2"/>
@@ -5470,7 +5970,7 @@
             <w:pPr>
               <w:spacing w:line="360" w:lineRule="auto"/>
               <w:rPr>
-                <w:ins w:id="150" w:author="Virginia Anne Nichols" w:date="2026-01-22T09:17:00Z" w16du:dateUtc="2026-01-22T08:17:00Z"/>
+                <w:ins w:id="152" w:author="Virginia Anne Nichols" w:date="2026-01-22T09:17:00Z" w16du:dateUtc="2026-01-22T08:17:00Z"/>
               </w:rPr>
             </w:pPr>
           </w:p>
@@ -5478,7 +5978,7 @@
         <w:tc>
           <w:tcPr>
             <w:tcW w:w="1753" w:type="dxa"/>
-            <w:tcPrChange w:id="151" w:author="Virginia Anne Nichols" w:date="2026-01-22T09:22:00Z" w16du:dateUtc="2026-01-22T08:22:00Z">
+            <w:tcPrChange w:id="153" w:author="Virginia Anne Nichols" w:date="2026-01-22T09:22:00Z" w16du:dateUtc="2026-01-22T08:22:00Z">
               <w:tcPr>
                 <w:tcW w:w="1960" w:type="dxa"/>
                 <w:gridSpan w:val="2"/>
@@ -5489,7 +5989,7 @@
             <w:pPr>
               <w:spacing w:line="360" w:lineRule="auto"/>
               <w:rPr>
-                <w:ins w:id="152" w:author="Virginia Anne Nichols" w:date="2026-01-22T09:20:00Z" w16du:dateUtc="2026-01-22T08:20:00Z"/>
+                <w:ins w:id="154" w:author="Virginia Anne Nichols" w:date="2026-01-22T09:20:00Z" w16du:dateUtc="2026-01-22T08:20:00Z"/>
               </w:rPr>
             </w:pPr>
           </w:p>
@@ -5497,7 +5997,7 @@
         <w:tc>
           <w:tcPr>
             <w:tcW w:w="1793" w:type="dxa"/>
-            <w:tcPrChange w:id="153" w:author="Virginia Anne Nichols" w:date="2026-01-22T09:22:00Z" w16du:dateUtc="2026-01-22T08:22:00Z">
+            <w:tcPrChange w:id="155" w:author="Virginia Anne Nichols" w:date="2026-01-22T09:22:00Z" w16du:dateUtc="2026-01-22T08:22:00Z">
               <w:tcPr>
                 <w:tcW w:w="2012" w:type="dxa"/>
                 <w:gridSpan w:val="2"/>
@@ -5508,7 +6008,7 @@
             <w:pPr>
               <w:spacing w:line="360" w:lineRule="auto"/>
               <w:rPr>
-                <w:ins w:id="154" w:author="Virginia Anne Nichols" w:date="2026-01-22T09:17:00Z" w16du:dateUtc="2026-01-22T08:17:00Z"/>
+                <w:ins w:id="156" w:author="Virginia Anne Nichols" w:date="2026-01-22T09:17:00Z" w16du:dateUtc="2026-01-22T08:17:00Z"/>
               </w:rPr>
             </w:pPr>
           </w:p>
@@ -5516,7 +6016,7 @@
         <w:tc>
           <w:tcPr>
             <w:tcW w:w="1060" w:type="dxa"/>
-            <w:tcPrChange w:id="155" w:author="Virginia Anne Nichols" w:date="2026-01-22T09:22:00Z" w16du:dateUtc="2026-01-22T08:22:00Z">
+            <w:tcPrChange w:id="157" w:author="Virginia Anne Nichols" w:date="2026-01-22T09:22:00Z" w16du:dateUtc="2026-01-22T08:22:00Z">
               <w:tcPr>
                 <w:tcW w:w="1430" w:type="dxa"/>
                 <w:gridSpan w:val="2"/>
@@ -5527,7 +6027,7 @@
             <w:pPr>
               <w:spacing w:line="360" w:lineRule="auto"/>
               <w:rPr>
-                <w:ins w:id="156" w:author="Virginia Anne Nichols" w:date="2026-01-22T09:22:00Z" w16du:dateUtc="2026-01-22T08:22:00Z"/>
+                <w:ins w:id="158" w:author="Virginia Anne Nichols" w:date="2026-01-22T09:22:00Z" w16du:dateUtc="2026-01-22T08:22:00Z"/>
               </w:rPr>
             </w:pPr>
           </w:p>
@@ -5535,7 +6035,7 @@
         <w:tc>
           <w:tcPr>
             <w:tcW w:w="1273" w:type="dxa"/>
-            <w:tcPrChange w:id="157" w:author="Virginia Anne Nichols" w:date="2026-01-22T09:22:00Z" w16du:dateUtc="2026-01-22T08:22:00Z">
+            <w:tcPrChange w:id="159" w:author="Virginia Anne Nichols" w:date="2026-01-22T09:22:00Z" w16du:dateUtc="2026-01-22T08:22:00Z">
               <w:tcPr>
                 <w:tcW w:w="1737" w:type="dxa"/>
                 <w:gridSpan w:val="2"/>
@@ -5546,7 +6046,7 @@
             <w:pPr>
               <w:spacing w:line="360" w:lineRule="auto"/>
               <w:rPr>
-                <w:ins w:id="158" w:author="Virginia Anne Nichols" w:date="2026-01-22T09:22:00Z" w16du:dateUtc="2026-01-22T08:22:00Z"/>
+                <w:ins w:id="160" w:author="Virginia Anne Nichols" w:date="2026-01-22T09:22:00Z" w16du:dateUtc="2026-01-22T08:22:00Z"/>
               </w:rPr>
             </w:pPr>
           </w:p>
@@ -5554,7 +6054,7 @@
         <w:tc>
           <w:tcPr>
             <w:tcW w:w="1561" w:type="dxa"/>
-            <w:tcPrChange w:id="159" w:author="Virginia Anne Nichols" w:date="2026-01-22T09:22:00Z" w16du:dateUtc="2026-01-22T08:22:00Z">
+            <w:tcPrChange w:id="161" w:author="Virginia Anne Nichols" w:date="2026-01-22T09:22:00Z" w16du:dateUtc="2026-01-22T08:22:00Z">
               <w:tcPr>
                 <w:tcW w:w="1737" w:type="dxa"/>
               </w:tcPr>
@@ -5564,7 +6064,7 @@
             <w:pPr>
               <w:spacing w:line="360" w:lineRule="auto"/>
               <w:rPr>
-                <w:ins w:id="160" w:author="Virginia Anne Nichols" w:date="2026-01-22T09:17:00Z" w16du:dateUtc="2026-01-22T08:17:00Z"/>
+                <w:ins w:id="162" w:author="Virginia Anne Nichols" w:date="2026-01-22T09:17:00Z" w16du:dateUtc="2026-01-22T08:17:00Z"/>
               </w:rPr>
             </w:pPr>
           </w:p>
@@ -5572,12 +6072,12 @@
       </w:tr>
       <w:tr>
         <w:trPr>
-          <w:ins w:id="161" w:author="Virginia Anne Nichols" w:date="2026-01-22T09:20:00Z"/>
+          <w:ins w:id="163" w:author="Virginia Anne Nichols" w:date="2026-01-22T09:20:00Z"/>
         </w:trPr>
         <w:tc>
           <w:tcPr>
             <w:tcW w:w="1576" w:type="dxa"/>
-            <w:tcPrChange w:id="162" w:author="Virginia Anne Nichols" w:date="2026-01-22T09:22:00Z" w16du:dateUtc="2026-01-22T08:22:00Z">
+            <w:tcPrChange w:id="164" w:author="Virginia Anne Nichols" w:date="2026-01-22T09:22:00Z" w16du:dateUtc="2026-01-22T08:22:00Z">
               <w:tcPr>
                 <w:tcW w:w="1877" w:type="dxa"/>
                 <w:gridSpan w:val="2"/>
@@ -5588,7 +6088,7 @@
             <w:pPr>
               <w:spacing w:line="360" w:lineRule="auto"/>
               <w:rPr>
-                <w:ins w:id="163" w:author="Virginia Anne Nichols" w:date="2026-01-22T09:20:00Z" w16du:dateUtc="2026-01-22T08:20:00Z"/>
+                <w:ins w:id="165" w:author="Virginia Anne Nichols" w:date="2026-01-22T09:20:00Z" w16du:dateUtc="2026-01-22T08:20:00Z"/>
               </w:rPr>
             </w:pPr>
           </w:p>
@@ -5596,7 +6096,7 @@
         <w:tc>
           <w:tcPr>
             <w:tcW w:w="1753" w:type="dxa"/>
-            <w:tcPrChange w:id="164" w:author="Virginia Anne Nichols" w:date="2026-01-22T09:22:00Z" w16du:dateUtc="2026-01-22T08:22:00Z">
+            <w:tcPrChange w:id="166" w:author="Virginia Anne Nichols" w:date="2026-01-22T09:22:00Z" w16du:dateUtc="2026-01-22T08:22:00Z">
               <w:tcPr>
                 <w:tcW w:w="1960" w:type="dxa"/>
                 <w:gridSpan w:val="2"/>
@@ -5607,7 +6107,7 @@
             <w:pPr>
               <w:spacing w:line="360" w:lineRule="auto"/>
               <w:rPr>
-                <w:ins w:id="165" w:author="Virginia Anne Nichols" w:date="2026-01-22T09:20:00Z" w16du:dateUtc="2026-01-22T08:20:00Z"/>
+                <w:ins w:id="167" w:author="Virginia Anne Nichols" w:date="2026-01-22T09:20:00Z" w16du:dateUtc="2026-01-22T08:20:00Z"/>
               </w:rPr>
             </w:pPr>
           </w:p>
@@ -5615,7 +6115,7 @@
         <w:tc>
           <w:tcPr>
             <w:tcW w:w="1793" w:type="dxa"/>
-            <w:tcPrChange w:id="166" w:author="Virginia Anne Nichols" w:date="2026-01-22T09:22:00Z" w16du:dateUtc="2026-01-22T08:22:00Z">
+            <w:tcPrChange w:id="168" w:author="Virginia Anne Nichols" w:date="2026-01-22T09:22:00Z" w16du:dateUtc="2026-01-22T08:22:00Z">
               <w:tcPr>
                 <w:tcW w:w="2012" w:type="dxa"/>
                 <w:gridSpan w:val="2"/>
@@ -5626,7 +6126,7 @@
             <w:pPr>
               <w:spacing w:line="360" w:lineRule="auto"/>
               <w:rPr>
-                <w:ins w:id="167" w:author="Virginia Anne Nichols" w:date="2026-01-22T09:20:00Z" w16du:dateUtc="2026-01-22T08:20:00Z"/>
+                <w:ins w:id="169" w:author="Virginia Anne Nichols" w:date="2026-01-22T09:20:00Z" w16du:dateUtc="2026-01-22T08:20:00Z"/>
               </w:rPr>
             </w:pPr>
           </w:p>
@@ -5634,7 +6134,7 @@
         <w:tc>
           <w:tcPr>
             <w:tcW w:w="1060" w:type="dxa"/>
-            <w:tcPrChange w:id="168" w:author="Virginia Anne Nichols" w:date="2026-01-22T09:22:00Z" w16du:dateUtc="2026-01-22T08:22:00Z">
+            <w:tcPrChange w:id="170" w:author="Virginia Anne Nichols" w:date="2026-01-22T09:22:00Z" w16du:dateUtc="2026-01-22T08:22:00Z">
               <w:tcPr>
                 <w:tcW w:w="1430" w:type="dxa"/>
                 <w:gridSpan w:val="2"/>
@@ -5645,7 +6145,7 @@
             <w:pPr>
               <w:spacing w:line="360" w:lineRule="auto"/>
               <w:rPr>
-                <w:ins w:id="169" w:author="Virginia Anne Nichols" w:date="2026-01-22T09:22:00Z" w16du:dateUtc="2026-01-22T08:22:00Z"/>
+                <w:ins w:id="171" w:author="Virginia Anne Nichols" w:date="2026-01-22T09:22:00Z" w16du:dateUtc="2026-01-22T08:22:00Z"/>
               </w:rPr>
             </w:pPr>
           </w:p>
@@ -5653,7 +6153,7 @@
         <w:tc>
           <w:tcPr>
             <w:tcW w:w="1273" w:type="dxa"/>
-            <w:tcPrChange w:id="170" w:author="Virginia Anne Nichols" w:date="2026-01-22T09:22:00Z" w16du:dateUtc="2026-01-22T08:22:00Z">
+            <w:tcPrChange w:id="172" w:author="Virginia Anne Nichols" w:date="2026-01-22T09:22:00Z" w16du:dateUtc="2026-01-22T08:22:00Z">
               <w:tcPr>
                 <w:tcW w:w="1737" w:type="dxa"/>
                 <w:gridSpan w:val="2"/>
@@ -5664,7 +6164,7 @@
             <w:pPr>
               <w:spacing w:line="360" w:lineRule="auto"/>
               <w:rPr>
-                <w:ins w:id="171" w:author="Virginia Anne Nichols" w:date="2026-01-22T09:22:00Z" w16du:dateUtc="2026-01-22T08:22:00Z"/>
+                <w:ins w:id="173" w:author="Virginia Anne Nichols" w:date="2026-01-22T09:22:00Z" w16du:dateUtc="2026-01-22T08:22:00Z"/>
               </w:rPr>
             </w:pPr>
           </w:p>
@@ -5672,7 +6172,7 @@
         <w:tc>
           <w:tcPr>
             <w:tcW w:w="1561" w:type="dxa"/>
-            <w:tcPrChange w:id="172" w:author="Virginia Anne Nichols" w:date="2026-01-22T09:22:00Z" w16du:dateUtc="2026-01-22T08:22:00Z">
+            <w:tcPrChange w:id="174" w:author="Virginia Anne Nichols" w:date="2026-01-22T09:22:00Z" w16du:dateUtc="2026-01-22T08:22:00Z">
               <w:tcPr>
                 <w:tcW w:w="1737" w:type="dxa"/>
               </w:tcPr>
@@ -5682,7 +6182,7 @@
             <w:pPr>
               <w:spacing w:line="360" w:lineRule="auto"/>
               <w:rPr>
-                <w:ins w:id="173" w:author="Virginia Anne Nichols" w:date="2026-01-22T09:20:00Z" w16du:dateUtc="2026-01-22T08:20:00Z"/>
+                <w:ins w:id="175" w:author="Virginia Anne Nichols" w:date="2026-01-22T09:20:00Z" w16du:dateUtc="2026-01-22T08:20:00Z"/>
               </w:rPr>
             </w:pPr>
           </w:p>
@@ -5690,12 +6190,12 @@
       </w:tr>
       <w:tr>
         <w:trPr>
-          <w:ins w:id="174" w:author="Virginia Anne Nichols" w:date="2026-01-22T09:21:00Z"/>
+          <w:ins w:id="176" w:author="Virginia Anne Nichols" w:date="2026-01-22T09:21:00Z"/>
         </w:trPr>
         <w:tc>
           <w:tcPr>
             <w:tcW w:w="1576" w:type="dxa"/>
-            <w:tcPrChange w:id="175" w:author="Virginia Anne Nichols" w:date="2026-01-22T09:22:00Z" w16du:dateUtc="2026-01-22T08:22:00Z">
+            <w:tcPrChange w:id="177" w:author="Virginia Anne Nichols" w:date="2026-01-22T09:22:00Z" w16du:dateUtc="2026-01-22T08:22:00Z">
               <w:tcPr>
                 <w:tcW w:w="1877" w:type="dxa"/>
                 <w:gridSpan w:val="2"/>
@@ -5706,7 +6206,7 @@
             <w:pPr>
               <w:spacing w:line="360" w:lineRule="auto"/>
               <w:rPr>
-                <w:ins w:id="176" w:author="Virginia Anne Nichols" w:date="2026-01-22T09:21:00Z" w16du:dateUtc="2026-01-22T08:21:00Z"/>
+                <w:ins w:id="178" w:author="Virginia Anne Nichols" w:date="2026-01-22T09:21:00Z" w16du:dateUtc="2026-01-22T08:21:00Z"/>
               </w:rPr>
             </w:pPr>
           </w:p>
@@ -5714,7 +6214,7 @@
         <w:tc>
           <w:tcPr>
             <w:tcW w:w="1753" w:type="dxa"/>
-            <w:tcPrChange w:id="177" w:author="Virginia Anne Nichols" w:date="2026-01-22T09:22:00Z" w16du:dateUtc="2026-01-22T08:22:00Z">
+            <w:tcPrChange w:id="179" w:author="Virginia Anne Nichols" w:date="2026-01-22T09:22:00Z" w16du:dateUtc="2026-01-22T08:22:00Z">
               <w:tcPr>
                 <w:tcW w:w="1960" w:type="dxa"/>
                 <w:gridSpan w:val="2"/>
@@ -5725,7 +6225,7 @@
             <w:pPr>
               <w:spacing w:line="360" w:lineRule="auto"/>
               <w:rPr>
-                <w:ins w:id="178" w:author="Virginia Anne Nichols" w:date="2026-01-22T09:21:00Z" w16du:dateUtc="2026-01-22T08:21:00Z"/>
+                <w:ins w:id="180" w:author="Virginia Anne Nichols" w:date="2026-01-22T09:21:00Z" w16du:dateUtc="2026-01-22T08:21:00Z"/>
               </w:rPr>
             </w:pPr>
           </w:p>
@@ -5733,7 +6233,7 @@
         <w:tc>
           <w:tcPr>
             <w:tcW w:w="1793" w:type="dxa"/>
-            <w:tcPrChange w:id="179" w:author="Virginia Anne Nichols" w:date="2026-01-22T09:22:00Z" w16du:dateUtc="2026-01-22T08:22:00Z">
+            <w:tcPrChange w:id="181" w:author="Virginia Anne Nichols" w:date="2026-01-22T09:22:00Z" w16du:dateUtc="2026-01-22T08:22:00Z">
               <w:tcPr>
                 <w:tcW w:w="2012" w:type="dxa"/>
                 <w:gridSpan w:val="2"/>
@@ -5744,7 +6244,7 @@
             <w:pPr>
               <w:spacing w:line="360" w:lineRule="auto"/>
               <w:rPr>
-                <w:ins w:id="180" w:author="Virginia Anne Nichols" w:date="2026-01-22T09:21:00Z" w16du:dateUtc="2026-01-22T08:21:00Z"/>
+                <w:ins w:id="182" w:author="Virginia Anne Nichols" w:date="2026-01-22T09:21:00Z" w16du:dateUtc="2026-01-22T08:21:00Z"/>
               </w:rPr>
             </w:pPr>
           </w:p>
@@ -5752,7 +6252,7 @@
         <w:tc>
           <w:tcPr>
             <w:tcW w:w="1060" w:type="dxa"/>
-            <w:tcPrChange w:id="181" w:author="Virginia Anne Nichols" w:date="2026-01-22T09:22:00Z" w16du:dateUtc="2026-01-22T08:22:00Z">
+            <w:tcPrChange w:id="183" w:author="Virginia Anne Nichols" w:date="2026-01-22T09:22:00Z" w16du:dateUtc="2026-01-22T08:22:00Z">
               <w:tcPr>
                 <w:tcW w:w="1430" w:type="dxa"/>
                 <w:gridSpan w:val="2"/>
@@ -5763,7 +6263,7 @@
             <w:pPr>
               <w:spacing w:line="360" w:lineRule="auto"/>
               <w:rPr>
-                <w:ins w:id="182" w:author="Virginia Anne Nichols" w:date="2026-01-22T09:22:00Z" w16du:dateUtc="2026-01-22T08:22:00Z"/>
+                <w:ins w:id="184" w:author="Virginia Anne Nichols" w:date="2026-01-22T09:22:00Z" w16du:dateUtc="2026-01-22T08:22:00Z"/>
               </w:rPr>
             </w:pPr>
           </w:p>
@@ -5771,7 +6271,7 @@
         <w:tc>
           <w:tcPr>
             <w:tcW w:w="1273" w:type="dxa"/>
-            <w:tcPrChange w:id="183" w:author="Virginia Anne Nichols" w:date="2026-01-22T09:22:00Z" w16du:dateUtc="2026-01-22T08:22:00Z">
+            <w:tcPrChange w:id="185" w:author="Virginia Anne Nichols" w:date="2026-01-22T09:22:00Z" w16du:dateUtc="2026-01-22T08:22:00Z">
               <w:tcPr>
                 <w:tcW w:w="1737" w:type="dxa"/>
                 <w:gridSpan w:val="2"/>
@@ -5782,7 +6282,7 @@
             <w:pPr>
               <w:spacing w:line="360" w:lineRule="auto"/>
               <w:rPr>
-                <w:ins w:id="184" w:author="Virginia Anne Nichols" w:date="2026-01-22T09:22:00Z" w16du:dateUtc="2026-01-22T08:22:00Z"/>
+                <w:ins w:id="186" w:author="Virginia Anne Nichols" w:date="2026-01-22T09:22:00Z" w16du:dateUtc="2026-01-22T08:22:00Z"/>
               </w:rPr>
             </w:pPr>
           </w:p>
@@ -5790,7 +6290,7 @@
         <w:tc>
           <w:tcPr>
             <w:tcW w:w="1561" w:type="dxa"/>
-            <w:tcPrChange w:id="185" w:author="Virginia Anne Nichols" w:date="2026-01-22T09:22:00Z" w16du:dateUtc="2026-01-22T08:22:00Z">
+            <w:tcPrChange w:id="187" w:author="Virginia Anne Nichols" w:date="2026-01-22T09:22:00Z" w16du:dateUtc="2026-01-22T08:22:00Z">
               <w:tcPr>
                 <w:tcW w:w="1737" w:type="dxa"/>
               </w:tcPr>
@@ -5800,7 +6300,7 @@
             <w:pPr>
               <w:spacing w:line="360" w:lineRule="auto"/>
               <w:rPr>
-                <w:ins w:id="186" w:author="Virginia Anne Nichols" w:date="2026-01-22T09:21:00Z" w16du:dateUtc="2026-01-22T08:21:00Z"/>
+                <w:ins w:id="188" w:author="Virginia Anne Nichols" w:date="2026-01-22T09:21:00Z" w16du:dateUtc="2026-01-22T08:21:00Z"/>
               </w:rPr>
             </w:pPr>
           </w:p>
@@ -5808,12 +6308,12 @@
       </w:tr>
       <w:tr>
         <w:trPr>
-          <w:ins w:id="187" w:author="Virginia Anne Nichols" w:date="2026-01-22T09:21:00Z"/>
+          <w:ins w:id="189" w:author="Virginia Anne Nichols" w:date="2026-01-22T09:21:00Z"/>
         </w:trPr>
         <w:tc>
           <w:tcPr>
             <w:tcW w:w="1576" w:type="dxa"/>
-            <w:tcPrChange w:id="188" w:author="Virginia Anne Nichols" w:date="2026-01-22T09:22:00Z" w16du:dateUtc="2026-01-22T08:22:00Z">
+            <w:tcPrChange w:id="190" w:author="Virginia Anne Nichols" w:date="2026-01-22T09:22:00Z" w16du:dateUtc="2026-01-22T08:22:00Z">
               <w:tcPr>
                 <w:tcW w:w="1877" w:type="dxa"/>
                 <w:gridSpan w:val="2"/>
@@ -5824,10 +6324,10 @@
             <w:pPr>
               <w:spacing w:line="360" w:lineRule="auto"/>
               <w:rPr>
-                <w:ins w:id="189" w:author="Virginia Anne Nichols" w:date="2026-01-22T09:21:00Z" w16du:dateUtc="2026-01-22T08:21:00Z"/>
+                <w:ins w:id="191" w:author="Virginia Anne Nichols" w:date="2026-01-22T09:21:00Z" w16du:dateUtc="2026-01-22T08:21:00Z"/>
               </w:rPr>
             </w:pPr>
-            <w:ins w:id="190" w:author="Virginia Anne Nichols" w:date="2026-01-22T09:21:00Z" w16du:dateUtc="2026-01-22T08:21:00Z">
+            <w:ins w:id="192" w:author="Virginia Anne Nichols" w:date="2026-01-22T09:21:00Z" w16du:dateUtc="2026-01-22T08:21:00Z">
               <w:r>
                 <w:t>2020 (faba bean)</w:t>
               </w:r>
@@ -5837,7 +6337,7 @@
         <w:tc>
           <w:tcPr>
             <w:tcW w:w="1753" w:type="dxa"/>
-            <w:tcPrChange w:id="191" w:author="Virginia Anne Nichols" w:date="2026-01-22T09:22:00Z" w16du:dateUtc="2026-01-22T08:22:00Z">
+            <w:tcPrChange w:id="193" w:author="Virginia Anne Nichols" w:date="2026-01-22T09:22:00Z" w16du:dateUtc="2026-01-22T08:22:00Z">
               <w:tcPr>
                 <w:tcW w:w="1960" w:type="dxa"/>
                 <w:gridSpan w:val="2"/>
@@ -5848,10 +6348,10 @@
             <w:pPr>
               <w:spacing w:line="360" w:lineRule="auto"/>
               <w:rPr>
-                <w:ins w:id="192" w:author="Virginia Anne Nichols" w:date="2026-01-22T09:21:00Z" w16du:dateUtc="2026-01-22T08:21:00Z"/>
+                <w:ins w:id="194" w:author="Virginia Anne Nichols" w:date="2026-01-22T09:21:00Z" w16du:dateUtc="2026-01-22T08:21:00Z"/>
               </w:rPr>
             </w:pPr>
-            <w:ins w:id="193" w:author="Virginia Anne Nichols" w:date="2026-01-22T09:23:00Z" w16du:dateUtc="2026-01-22T08:23:00Z">
+            <w:ins w:id="195" w:author="Virginia Anne Nichols" w:date="2026-01-22T09:23:00Z" w16du:dateUtc="2026-01-22T08:23:00Z">
               <w:r>
                 <w:t>Before cash crop planting (xx)</w:t>
               </w:r>
@@ -5861,7 +6361,7 @@
         <w:tc>
           <w:tcPr>
             <w:tcW w:w="1793" w:type="dxa"/>
-            <w:tcPrChange w:id="194" w:author="Virginia Anne Nichols" w:date="2026-01-22T09:22:00Z" w16du:dateUtc="2026-01-22T08:22:00Z">
+            <w:tcPrChange w:id="196" w:author="Virginia Anne Nichols" w:date="2026-01-22T09:22:00Z" w16du:dateUtc="2026-01-22T08:22:00Z">
               <w:tcPr>
                 <w:tcW w:w="2012" w:type="dxa"/>
                 <w:gridSpan w:val="2"/>
@@ -5872,10 +6372,10 @@
             <w:pPr>
               <w:spacing w:line="360" w:lineRule="auto"/>
               <w:rPr>
-                <w:ins w:id="195" w:author="Virginia Anne Nichols" w:date="2026-01-22T09:21:00Z" w16du:dateUtc="2026-01-22T08:21:00Z"/>
+                <w:ins w:id="197" w:author="Virginia Anne Nichols" w:date="2026-01-22T09:21:00Z" w16du:dateUtc="2026-01-22T08:21:00Z"/>
               </w:rPr>
             </w:pPr>
-            <w:ins w:id="196" w:author="Virginia Anne Nichols" w:date="2026-01-22T09:23:00Z" w16du:dateUtc="2026-01-22T08:23:00Z">
+            <w:ins w:id="198" w:author="Virginia Anne Nichols" w:date="2026-01-22T09:23:00Z" w16du:dateUtc="2026-01-22T08:23:00Z">
               <w:r>
                 <w:t>All</w:t>
               </w:r>
@@ -5885,7 +6385,7 @@
         <w:tc>
           <w:tcPr>
             <w:tcW w:w="1060" w:type="dxa"/>
-            <w:tcPrChange w:id="197" w:author="Virginia Anne Nichols" w:date="2026-01-22T09:22:00Z" w16du:dateUtc="2026-01-22T08:22:00Z">
+            <w:tcPrChange w:id="199" w:author="Virginia Anne Nichols" w:date="2026-01-22T09:22:00Z" w16du:dateUtc="2026-01-22T08:22:00Z">
               <w:tcPr>
                 <w:tcW w:w="1430" w:type="dxa"/>
                 <w:gridSpan w:val="2"/>
@@ -5896,10 +6396,10 @@
             <w:pPr>
               <w:spacing w:line="360" w:lineRule="auto"/>
               <w:rPr>
-                <w:ins w:id="198" w:author="Virginia Anne Nichols" w:date="2026-01-22T09:22:00Z" w16du:dateUtc="2026-01-22T08:22:00Z"/>
+                <w:ins w:id="200" w:author="Virginia Anne Nichols" w:date="2026-01-22T09:22:00Z" w16du:dateUtc="2026-01-22T08:22:00Z"/>
               </w:rPr>
             </w:pPr>
-            <w:ins w:id="199" w:author="Virginia Anne Nichols" w:date="2026-01-22T09:23:00Z" w16du:dateUtc="2026-01-22T08:23:00Z">
+            <w:ins w:id="201" w:author="Virginia Anne Nichols" w:date="2026-01-22T09:23:00Z" w16du:dateUtc="2026-01-22T08:23:00Z">
               <w:r>
                 <w:t>All</w:t>
               </w:r>
@@ -5909,7 +6409,7 @@
         <w:tc>
           <w:tcPr>
             <w:tcW w:w="1273" w:type="dxa"/>
-            <w:tcPrChange w:id="200" w:author="Virginia Anne Nichols" w:date="2026-01-22T09:22:00Z" w16du:dateUtc="2026-01-22T08:22:00Z">
+            <w:tcPrChange w:id="202" w:author="Virginia Anne Nichols" w:date="2026-01-22T09:22:00Z" w16du:dateUtc="2026-01-22T08:22:00Z">
               <w:tcPr>
                 <w:tcW w:w="1737" w:type="dxa"/>
                 <w:gridSpan w:val="2"/>
@@ -5920,10 +6420,10 @@
             <w:pPr>
               <w:spacing w:line="360" w:lineRule="auto"/>
               <w:rPr>
-                <w:ins w:id="201" w:author="Virginia Anne Nichols" w:date="2026-01-22T09:22:00Z" w16du:dateUtc="2026-01-22T08:22:00Z"/>
+                <w:ins w:id="203" w:author="Virginia Anne Nichols" w:date="2026-01-22T09:22:00Z" w16du:dateUtc="2026-01-22T08:22:00Z"/>
               </w:rPr>
             </w:pPr>
-            <w:ins w:id="202" w:author="Virginia Anne Nichols" w:date="2026-01-22T09:23:00Z" w16du:dateUtc="2026-01-22T08:23:00Z">
+            <w:ins w:id="204" w:author="Virginia Anne Nichols" w:date="2026-01-22T09:23:00Z" w16du:dateUtc="2026-01-22T08:23:00Z">
               <w:r>
                 <w:t>NA</w:t>
               </w:r>
@@ -5933,7 +6433,7 @@
         <w:tc>
           <w:tcPr>
             <w:tcW w:w="1561" w:type="dxa"/>
-            <w:tcPrChange w:id="203" w:author="Virginia Anne Nichols" w:date="2026-01-22T09:22:00Z" w16du:dateUtc="2026-01-22T08:22:00Z">
+            <w:tcPrChange w:id="205" w:author="Virginia Anne Nichols" w:date="2026-01-22T09:22:00Z" w16du:dateUtc="2026-01-22T08:22:00Z">
               <w:tcPr>
                 <w:tcW w:w="1737" w:type="dxa"/>
               </w:tcPr>
@@ -5943,10 +6443,10 @@
             <w:pPr>
               <w:spacing w:line="360" w:lineRule="auto"/>
               <w:rPr>
-                <w:ins w:id="204" w:author="Virginia Anne Nichols" w:date="2026-01-22T09:21:00Z" w16du:dateUtc="2026-01-22T08:21:00Z"/>
+                <w:ins w:id="206" w:author="Virginia Anne Nichols" w:date="2026-01-22T09:21:00Z" w16du:dateUtc="2026-01-22T08:21:00Z"/>
               </w:rPr>
             </w:pPr>
-            <w:ins w:id="205" w:author="Virginia Anne Nichols" w:date="2026-01-22T09:23:00Z" w16du:dateUtc="2026-01-22T08:23:00Z">
+            <w:ins w:id="207" w:author="Virginia Anne Nichols" w:date="2026-01-22T09:23:00Z" w16du:dateUtc="2026-01-22T08:23:00Z">
               <w:r>
                 <w:t>HP2</w:t>
               </w:r>
@@ -5956,12 +6456,12 @@
       </w:tr>
       <w:tr>
         <w:trPr>
-          <w:ins w:id="206" w:author="Virginia Anne Nichols" w:date="2026-01-22T09:20:00Z"/>
+          <w:ins w:id="208" w:author="Virginia Anne Nichols" w:date="2026-01-22T09:20:00Z"/>
         </w:trPr>
         <w:tc>
           <w:tcPr>
             <w:tcW w:w="1576" w:type="dxa"/>
-            <w:tcPrChange w:id="207" w:author="Virginia Anne Nichols" w:date="2026-01-22T09:22:00Z" w16du:dateUtc="2026-01-22T08:22:00Z">
+            <w:tcPrChange w:id="209" w:author="Virginia Anne Nichols" w:date="2026-01-22T09:22:00Z" w16du:dateUtc="2026-01-22T08:22:00Z">
               <w:tcPr>
                 <w:tcW w:w="1877" w:type="dxa"/>
                 <w:gridSpan w:val="2"/>
@@ -5972,7 +6472,7 @@
             <w:pPr>
               <w:spacing w:line="360" w:lineRule="auto"/>
               <w:rPr>
-                <w:ins w:id="208" w:author="Virginia Anne Nichols" w:date="2026-01-22T09:20:00Z" w16du:dateUtc="2026-01-22T08:20:00Z"/>
+                <w:ins w:id="210" w:author="Virginia Anne Nichols" w:date="2026-01-22T09:20:00Z" w16du:dateUtc="2026-01-22T08:20:00Z"/>
               </w:rPr>
             </w:pPr>
           </w:p>
@@ -5980,7 +6480,7 @@
         <w:tc>
           <w:tcPr>
             <w:tcW w:w="1753" w:type="dxa"/>
-            <w:tcPrChange w:id="209" w:author="Virginia Anne Nichols" w:date="2026-01-22T09:22:00Z" w16du:dateUtc="2026-01-22T08:22:00Z">
+            <w:tcPrChange w:id="211" w:author="Virginia Anne Nichols" w:date="2026-01-22T09:22:00Z" w16du:dateUtc="2026-01-22T08:22:00Z">
               <w:tcPr>
                 <w:tcW w:w="1960" w:type="dxa"/>
                 <w:gridSpan w:val="2"/>
@@ -5991,7 +6491,7 @@
             <w:pPr>
               <w:spacing w:line="360" w:lineRule="auto"/>
               <w:rPr>
-                <w:ins w:id="210" w:author="Virginia Anne Nichols" w:date="2026-01-22T09:20:00Z" w16du:dateUtc="2026-01-22T08:20:00Z"/>
+                <w:ins w:id="212" w:author="Virginia Anne Nichols" w:date="2026-01-22T09:20:00Z" w16du:dateUtc="2026-01-22T08:20:00Z"/>
               </w:rPr>
             </w:pPr>
           </w:p>
@@ -5999,7 +6499,7 @@
         <w:tc>
           <w:tcPr>
             <w:tcW w:w="1793" w:type="dxa"/>
-            <w:tcPrChange w:id="211" w:author="Virginia Anne Nichols" w:date="2026-01-22T09:22:00Z" w16du:dateUtc="2026-01-22T08:22:00Z">
+            <w:tcPrChange w:id="213" w:author="Virginia Anne Nichols" w:date="2026-01-22T09:22:00Z" w16du:dateUtc="2026-01-22T08:22:00Z">
               <w:tcPr>
                 <w:tcW w:w="2012" w:type="dxa"/>
                 <w:gridSpan w:val="2"/>
@@ -6010,7 +6510,7 @@
             <w:pPr>
               <w:spacing w:line="360" w:lineRule="auto"/>
               <w:rPr>
-                <w:ins w:id="212" w:author="Virginia Anne Nichols" w:date="2026-01-22T09:20:00Z" w16du:dateUtc="2026-01-22T08:20:00Z"/>
+                <w:ins w:id="214" w:author="Virginia Anne Nichols" w:date="2026-01-22T09:20:00Z" w16du:dateUtc="2026-01-22T08:20:00Z"/>
               </w:rPr>
             </w:pPr>
           </w:p>
@@ -6018,7 +6518,7 @@
         <w:tc>
           <w:tcPr>
             <w:tcW w:w="1060" w:type="dxa"/>
-            <w:tcPrChange w:id="213" w:author="Virginia Anne Nichols" w:date="2026-01-22T09:22:00Z" w16du:dateUtc="2026-01-22T08:22:00Z">
+            <w:tcPrChange w:id="215" w:author="Virginia Anne Nichols" w:date="2026-01-22T09:22:00Z" w16du:dateUtc="2026-01-22T08:22:00Z">
               <w:tcPr>
                 <w:tcW w:w="1430" w:type="dxa"/>
                 <w:gridSpan w:val="2"/>
@@ -6029,7 +6529,7 @@
             <w:pPr>
               <w:spacing w:line="360" w:lineRule="auto"/>
               <w:rPr>
-                <w:ins w:id="214" w:author="Virginia Anne Nichols" w:date="2026-01-22T09:22:00Z" w16du:dateUtc="2026-01-22T08:22:00Z"/>
+                <w:ins w:id="216" w:author="Virginia Anne Nichols" w:date="2026-01-22T09:22:00Z" w16du:dateUtc="2026-01-22T08:22:00Z"/>
               </w:rPr>
             </w:pPr>
           </w:p>
@@ -6037,7 +6537,7 @@
         <w:tc>
           <w:tcPr>
             <w:tcW w:w="1273" w:type="dxa"/>
-            <w:tcPrChange w:id="215" w:author="Virginia Anne Nichols" w:date="2026-01-22T09:22:00Z" w16du:dateUtc="2026-01-22T08:22:00Z">
+            <w:tcPrChange w:id="217" w:author="Virginia Anne Nichols" w:date="2026-01-22T09:22:00Z" w16du:dateUtc="2026-01-22T08:22:00Z">
               <w:tcPr>
                 <w:tcW w:w="1737" w:type="dxa"/>
                 <w:gridSpan w:val="2"/>
@@ -6048,7 +6548,7 @@
             <w:pPr>
               <w:spacing w:line="360" w:lineRule="auto"/>
               <w:rPr>
-                <w:ins w:id="216" w:author="Virginia Anne Nichols" w:date="2026-01-22T09:22:00Z" w16du:dateUtc="2026-01-22T08:22:00Z"/>
+                <w:ins w:id="218" w:author="Virginia Anne Nichols" w:date="2026-01-22T09:22:00Z" w16du:dateUtc="2026-01-22T08:22:00Z"/>
               </w:rPr>
             </w:pPr>
           </w:p>
@@ -6056,7 +6556,7 @@
         <w:tc>
           <w:tcPr>
             <w:tcW w:w="1561" w:type="dxa"/>
-            <w:tcPrChange w:id="217" w:author="Virginia Anne Nichols" w:date="2026-01-22T09:22:00Z" w16du:dateUtc="2026-01-22T08:22:00Z">
+            <w:tcPrChange w:id="219" w:author="Virginia Anne Nichols" w:date="2026-01-22T09:22:00Z" w16du:dateUtc="2026-01-22T08:22:00Z">
               <w:tcPr>
                 <w:tcW w:w="1737" w:type="dxa"/>
               </w:tcPr>
@@ -6066,7 +6566,7 @@
             <w:pPr>
               <w:spacing w:line="360" w:lineRule="auto"/>
               <w:rPr>
-                <w:ins w:id="218" w:author="Virginia Anne Nichols" w:date="2026-01-22T09:20:00Z" w16du:dateUtc="2026-01-22T08:20:00Z"/>
+                <w:ins w:id="220" w:author="Virginia Anne Nichols" w:date="2026-01-22T09:20:00Z" w16du:dateUtc="2026-01-22T08:20:00Z"/>
               </w:rPr>
             </w:pPr>
           </w:p>
@@ -6077,7 +6577,7 @@
       <w:pPr>
         <w:spacing w:line="360" w:lineRule="auto"/>
         <w:rPr>
-          <w:ins w:id="219" w:author="Virginia Anne Nichols" w:date="2026-01-22T09:17:00Z" w16du:dateUtc="2026-01-22T08:17:00Z"/>
+          <w:ins w:id="221" w:author="Virginia Anne Nichols" w:date="2026-01-22T09:17:00Z" w16du:dateUtc="2026-01-22T08:17:00Z"/>
         </w:rPr>
       </w:pPr>
     </w:p>
@@ -6105,23 +6605,23 @@
       <w:r>
         <w:t xml:space="preserve">); Mix-early plots were not sprayed because HP5 would have terminated the cover crop. In 2019 (spring oat), on 14 May the Mix-early plots were again sprayed with the same herbicide package used in 2018 (HP3) while all other plots were sprayed with a different package (HP6) </w:t>
       </w:r>
-      <w:commentRangeStart w:id="220"/>
+      <w:commentRangeStart w:id="222"/>
       <w:r>
         <w:t>to….</w:t>
       </w:r>
-      <w:commentRangeEnd w:id="220"/>
+      <w:commentRangeEnd w:id="222"/>
       <w:r>
         <w:rPr>
           <w:rStyle w:val="CommentReference"/>
           <w:sz w:val="24"/>
           <w:szCs w:val="24"/>
         </w:rPr>
-        <w:commentReference w:id="220"/>
+        <w:commentReference w:id="222"/>
       </w:r>
       <w:r>
         <w:t xml:space="preserve">. </w:t>
       </w:r>
-      <w:bookmarkStart w:id="221" w:name="_Hlk190689276"/>
+      <w:bookmarkStart w:id="223" w:name="_Hlk190689276"/>
       <w:r>
         <w:t>Following faba bean planting in 2020, all plots were sprayed with HP7 on 6 May 2020 and again on 20 May 2020. On 2 June 2020, all plots were sprayed (HP8) to control wild oat (</w:t>
       </w:r>
@@ -6130,43 +6630,60 @@
           <w:i/>
           <w:iCs/>
         </w:rPr>
-        <w:t>Avena fatua</w:t>
-      </w:r>
+        <w:t xml:space="preserve">Avena </w:t>
+      </w:r>
+      <w:proofErr w:type="spellStart"/>
+      <w:r>
+        <w:rPr>
+          <w:i/>
+          <w:iCs/>
+        </w:rPr>
+        <w:t>fatua</w:t>
+      </w:r>
+      <w:proofErr w:type="spellEnd"/>
       <w:r>
         <w:t>)</w:t>
       </w:r>
-      <w:commentRangeStart w:id="222"/>
+      <w:commentRangeStart w:id="224"/>
       <w:r>
         <w:t>.</w:t>
       </w:r>
-      <w:commentRangeEnd w:id="222"/>
+      <w:commentRangeEnd w:id="224"/>
       <w:r>
         <w:rPr>
           <w:rStyle w:val="CommentReference"/>
           <w:sz w:val="24"/>
           <w:szCs w:val="24"/>
         </w:rPr>
-        <w:commentReference w:id="222"/>
+        <w:commentReference w:id="224"/>
       </w:r>
       <w:r>
         <w:t xml:space="preserve"> </w:t>
       </w:r>
-      <w:bookmarkEnd w:id="221"/>
+      <w:bookmarkEnd w:id="223"/>
       <w:r>
         <w:t xml:space="preserve">All plots were managed identically for </w:t>
       </w:r>
-      <w:commentRangeStart w:id="223"/>
-      <w:r>
-        <w:t>diseases and insect pests according t</w:t>
-      </w:r>
-      <w:commentRangeEnd w:id="223"/>
+      <w:commentRangeStart w:id="225"/>
+      <w:r>
+        <w:t xml:space="preserve">diseases and insect pests </w:t>
+      </w:r>
+      <w:proofErr w:type="gramStart"/>
+      <w:r>
+        <w:t>according</w:t>
+      </w:r>
+      <w:proofErr w:type="gramEnd"/>
+      <w:r>
+        <w:t xml:space="preserve"> t</w:t>
+      </w:r>
+      <w:commentRangeEnd w:id="225"/>
       <w:r>
         <w:rPr>
           <w:rStyle w:val="CommentReference"/>
           <w:sz w:val="24"/>
           <w:szCs w:val="24"/>
         </w:rPr>
-        <w:commentReference w:id="223"/>
+        <w:commentReference w:id="225"/>
       </w:r>
       <w:r>
         <w:t xml:space="preserve">o Danish standard recommendations and policies. </w:t>
@@ -6219,12 +6736,21 @@
         </w:rPr>
         <w:t xml:space="preserve"> </w:t>
       </w:r>
+      <w:proofErr w:type="spellStart"/>
       <w:r>
         <w:rPr>
           <w:highlight w:val="yellow"/>
           <w:lang w:val="en-US"/>
         </w:rPr>
-        <w:t>Vandervoode (in review)</w:t>
+        <w:t>Vandervoode</w:t>
+      </w:r>
+      <w:proofErr w:type="spellEnd"/>
+      <w:r>
+        <w:rPr>
+          <w:highlight w:val="yellow"/>
+          <w:lang w:val="en-US"/>
+        </w:rPr>
+        <w:t xml:space="preserve"> (in review)</w:t>
       </w:r>
       <w:r>
         <w:rPr>
@@ -6244,7 +6770,21 @@
         <w:rPr>
           <w:lang w:val="en-US"/>
         </w:rPr>
-        <w:t>The long-term experiment is rainfed, but in 2018 an exception was made due to an extremely hot and dry early growing season. In order to maintain the long-term viability of the experiment, all plots were irrigated with 25 mm in early June to ensure the establishment of all treatments. Irrigation was done with sprinklers mounted on a boom that was dragged through the experiment.</w:t>
+        <w:t xml:space="preserve">The long-term experiment is rainfed, but in 2018 an exception was made due to an extremely hot and dry early growing season. </w:t>
+      </w:r>
+      <w:proofErr w:type="gramStart"/>
+      <w:r>
+        <w:rPr>
+          <w:lang w:val="en-US"/>
+        </w:rPr>
+        <w:t>In order to</w:t>
+      </w:r>
+      <w:proofErr w:type="gramEnd"/>
+      <w:r>
+        <w:rPr>
+          <w:lang w:val="en-US"/>
+        </w:rPr>
+        <w:t xml:space="preserve"> maintain the long-term viability of the experiment, all plots were irrigated with 25 mm in early June to ensure the establishment of all treatments. Irrigation was done with sprinklers mounted on a boom that was dragged through the experiment.</w:t>
       </w:r>
       <w:r>
         <w:rPr>
@@ -6252,14 +6792,14 @@
         </w:rPr>
         <w:t xml:space="preserve"> This was also done on production fields in Denmark with access to irrigation structure, so </w:t>
       </w:r>
-      <w:commentRangeStart w:id="224"/>
+      <w:commentRangeStart w:id="226"/>
       <w:r>
         <w:rPr>
           <w:lang w:val="en-US"/>
         </w:rPr>
         <w:t>it represents reasonable Danish production contexts</w:t>
       </w:r>
-      <w:commentRangeEnd w:id="224"/>
+      <w:commentRangeEnd w:id="226"/>
       <w:r>
         <w:rPr>
           <w:rStyle w:val="CommentReference"/>
@@ -6267,7 +6807,7 @@
           <w:szCs w:val="24"/>
           <w:lang w:val="en-US"/>
         </w:rPr>
-        <w:commentReference w:id="224"/>
+        <w:commentReference w:id="226"/>
       </w:r>
       <w:r>
         <w:rPr>
@@ -6295,7 +6835,7 @@
         </w:rPr>
         <w:t>Weather data for the present study was obtained from the Danish Meteorological Institute's (DMI) Open Data API for the Flakkebjerg station (55.322</w:t>
       </w:r>
-      <w:ins w:id="225" w:author="Emma Sofia Randahl-Beltran" w:date="2025-12-17T15:48:00Z">
+      <w:ins w:id="227" w:author="Emma Sofia Randahl-Beltran" w:date="2025-12-17T15:48:00Z">
         <w:r>
           <w:t>°</w:t>
         </w:r>
@@ -6306,7 +6846,7 @@
         </w:rPr>
         <w:t>, 11.388</w:t>
       </w:r>
-      <w:ins w:id="226" w:author="Emma Sofia Randahl-Beltran" w:date="2025-12-17T15:48:00Z">
+      <w:ins w:id="228" w:author="Emma Sofia Randahl-Beltran" w:date="2025-12-17T15:48:00Z">
         <w:r>
           <w:t>°</w:t>
         </w:r>
@@ -6358,6 +6898,7 @@
           <w:bCs/>
         </w:rPr>
       </w:pPr>
+      <w:proofErr w:type="gramStart"/>
       <w:r>
         <w:rPr>
           <w:b/>
@@ -6384,118 +6925,135 @@
           <w:b/>
           <w:bCs/>
         </w:rPr>
-        <w:t>Crop yields</w:t>
-      </w:r>
-    </w:p>
-    <w:p>
-      <w:pPr>
-        <w:spacing w:line="360" w:lineRule="auto"/>
-      </w:pPr>
-      <w:r>
-        <w:t>Each sub-subplot (net size 10 m x 1.5 m) was harvested for grain yield with a plot combine (</w:t>
-      </w:r>
-      <w:r>
-        <w:t xml:space="preserve">spring barley: </w:t>
-      </w:r>
-      <w:r>
-        <w:t>8 August 2018</w:t>
-      </w:r>
-      <w:r>
-        <w:t xml:space="preserve">, oat: </w:t>
-      </w:r>
-      <w:r>
-        <w:t>15 August 2019</w:t>
-      </w:r>
-      <w:r>
-        <w:t xml:space="preserve">, faba bean: </w:t>
-      </w:r>
-      <w:r>
-        <w:t>24 August 2020 faba bean). Dry matter content was determined by a near-infrared spectroscopy analyzer (InfraTec™ 1241 Grain Analyzer, Foss A/S; </w:t>
-      </w:r>
-      <w:bookmarkStart w:id="227" w:name="bbib4"/>
-      <w:r>
-        <w:rPr>
-          <w:lang w:val="da-DK"/>
-        </w:rPr>
-        <w:fldChar w:fldCharType="begin"/>
-      </w:r>
-      <w:r>
-        <w:instrText>HYPERLINK "https://www-sciencedirect-com.ez.statsbiblioteket.dk/science/article/pii/S0167198710000541" \l "bib4"</w:instrText>
-      </w:r>
-      <w:r>
-        <w:rPr>
-          <w:lang w:val="da-DK"/>
-        </w:rPr>
-      </w:r>
-      <w:r>
-        <w:rPr>
-          <w:lang w:val="da-DK"/>
-        </w:rPr>
-        <w:fldChar w:fldCharType="separate"/>
-      </w:r>
-      <w:r>
-        <w:rPr>
-          <w:rStyle w:val="Hyperlink"/>
-        </w:rPr>
-        <w:t>Buchmann et al., 2001</w:t>
-      </w:r>
-      <w:r>
-        <w:fldChar w:fldCharType="end"/>
-      </w:r>
-      <w:bookmarkEnd w:id="227"/>
-      <w:r>
-        <w:t>). Grain yields are reported on a dry matter basis.</w:t>
-      </w:r>
-    </w:p>
-    <w:p>
-      <w:pPr>
-        <w:spacing w:line="360" w:lineRule="auto"/>
+        <w:t>Crop</w:t>
+      </w:r>
+      <w:proofErr w:type="gramEnd"/>
+      <w:r>
         <w:rPr>
           <w:b/>
           <w:bCs/>
         </w:rPr>
-      </w:pPr>
-      <w:r>
+        <w:t xml:space="preserve"> yields</w:t>
+      </w:r>
+    </w:p>
+    <w:p>
+      <w:pPr>
+        <w:spacing w:line="360" w:lineRule="auto"/>
+      </w:pPr>
+      <w:r>
+        <w:t>Each sub-subplot (net size 10 m x 1.5 m) was harvested for grain yield with a plot combine (</w:t>
+      </w:r>
+      <w:r>
+        <w:t xml:space="preserve">spring barley: </w:t>
+      </w:r>
+      <w:r>
+        <w:t>8 August 2018</w:t>
+      </w:r>
+      <w:r>
+        <w:t xml:space="preserve">, oat: </w:t>
+      </w:r>
+      <w:r>
+        <w:t>15 August 2019</w:t>
+      </w:r>
+      <w:r>
+        <w:t xml:space="preserve">, faba bean: </w:t>
+      </w:r>
+      <w:r>
+        <w:t>24 August 2020 faba bean). Dry matter content was determined by a near-infrared spectroscopy analyzer (InfraTec™ 1241 Grain Analyzer, Foss A/S; </w:t>
+      </w:r>
+      <w:bookmarkStart w:id="229" w:name="bbib4"/>
+      <w:r>
+        <w:rPr>
+          <w:lang w:val="da-DK"/>
+        </w:rPr>
+        <w:fldChar w:fldCharType="begin"/>
+      </w:r>
+      <w:r>
+        <w:instrText>HYPERLINK "https://www-sciencedirect-com.ez.statsbiblioteket.dk/science/article/pii/S0167198710000541" \l "bib4"</w:instrText>
+      </w:r>
+      <w:r>
+        <w:rPr>
+          <w:lang w:val="da-DK"/>
+        </w:rPr>
+      </w:r>
+      <w:r>
+        <w:rPr>
+          <w:lang w:val="da-DK"/>
+        </w:rPr>
+        <w:fldChar w:fldCharType="separate"/>
+      </w:r>
+      <w:r>
+        <w:rPr>
+          <w:rStyle w:val="Hyperlink"/>
+        </w:rPr>
+        <w:t>Buchmann et al., 2001</w:t>
+      </w:r>
+      <w:r>
+        <w:fldChar w:fldCharType="end"/>
+      </w:r>
+      <w:bookmarkEnd w:id="229"/>
+      <w:r>
+        <w:t>). Grain yields are reported on a dry matter basis.</w:t>
+      </w:r>
+    </w:p>
+    <w:p>
+      <w:pPr>
+        <w:spacing w:line="360" w:lineRule="auto"/>
         <w:rPr>
           <w:b/>
           <w:bCs/>
         </w:rPr>
-        <w:t>2.</w:t>
-      </w:r>
+      </w:pPr>
+      <w:proofErr w:type="gramStart"/>
       <w:r>
         <w:rPr>
           <w:b/>
           <w:bCs/>
         </w:rPr>
-        <w:t>2</w:t>
+        <w:t>2.</w:t>
       </w:r>
       <w:r>
         <w:rPr>
           <w:b/>
           <w:bCs/>
         </w:rPr>
-        <w:t>.</w:t>
+        <w:t>2</w:t>
       </w:r>
       <w:r>
         <w:rPr>
           <w:b/>
           <w:bCs/>
         </w:rPr>
-        <w:t>2</w:t>
+        <w:t>.</w:t>
       </w:r>
       <w:r>
         <w:rPr>
           <w:b/>
           <w:bCs/>
         </w:rPr>
-        <w:t xml:space="preserve">  </w:t>
+        <w:t>2</w:t>
       </w:r>
       <w:r>
         <w:rPr>
           <w:b/>
           <w:bCs/>
         </w:rPr>
-        <w:t>Fall vegetation</w:t>
+        <w:t xml:space="preserve">  </w:t>
+      </w:r>
+      <w:r>
+        <w:rPr>
+          <w:b/>
+          <w:bCs/>
+        </w:rPr>
+        <w:t>Fall</w:t>
+      </w:r>
+      <w:proofErr w:type="gramEnd"/>
+      <w:r>
+        <w:rPr>
+          <w:b/>
+          <w:bCs/>
+        </w:rPr>
+        <w:t xml:space="preserve"> vegetation</w:t>
       </w:r>
     </w:p>
     <w:p>
@@ -6961,14 +7519,14 @@
         </w:rPr>
         <w:t xml:space="preserve">. Each intersection was classified as a soil or plant. Plant intersections were further classified to the species (12) or genus (4) level (Table 2). </w:t>
       </w:r>
-      <w:commentRangeStart w:id="228"/>
+      <w:commentRangeStart w:id="230"/>
       <w:r>
         <w:rPr>
           <w:lang w:val="en-US"/>
         </w:rPr>
         <w:t xml:space="preserve">Percent </w:t>
       </w:r>
-      <w:commentRangeEnd w:id="228"/>
+      <w:commentRangeEnd w:id="230"/>
       <w:r>
         <w:rPr>
           <w:rStyle w:val="CommentReference"/>
@@ -6976,7 +7534,7 @@
           <w:szCs w:val="24"/>
           <w:lang w:val="en-US"/>
         </w:rPr>
-        <w:commentReference w:id="228"/>
+        <w:commentReference w:id="230"/>
       </w:r>
       <w:r>
         <w:rPr>
@@ -6994,7 +7552,21 @@
         <w:rPr>
           <w:lang w:val="en-US"/>
         </w:rPr>
-        <w:t>, each species/genus was classified as ‘cover crop’, ‘volunteer’ or ‘other</w:t>
+        <w:t>, each species/genus was classified as ‘cover crop</w:t>
+      </w:r>
+      <w:proofErr w:type="gramStart"/>
+      <w:r>
+        <w:rPr>
+          <w:lang w:val="en-US"/>
+        </w:rPr>
+        <w:t>’, ‘</w:t>
+      </w:r>
+      <w:proofErr w:type="gramEnd"/>
+      <w:r>
+        <w:rPr>
+          <w:lang w:val="en-US"/>
+        </w:rPr>
+        <w:t>volunteer’ or ‘other</w:t>
       </w:r>
       <w:r>
         <w:rPr>
@@ -7095,15 +7667,23 @@
         <w:rPr>
           <w:lang w:val="en-US"/>
         </w:rPr>
-        <w:t>volunteers, and other</w:t>
-      </w:r>
+        <w:t xml:space="preserve">volunteers, and </w:t>
+      </w:r>
+      <w:proofErr w:type="gramStart"/>
+      <w:r>
+        <w:rPr>
+          <w:lang w:val="en-US"/>
+        </w:rPr>
+        <w:t>other</w:t>
+      </w:r>
+      <w:proofErr w:type="gramEnd"/>
       <w:r>
         <w:rPr>
           <w:lang w:val="en-US"/>
         </w:rPr>
         <w:t xml:space="preserve"> in 2018. In 2019, biomass was only separated into two </w:t>
       </w:r>
-      <w:commentRangeStart w:id="229"/>
+      <w:commentRangeStart w:id="231"/>
       <w:r>
         <w:rPr>
           <w:lang w:val="en-US"/>
@@ -7117,7 +7697,7 @@
         <w:lastRenderedPageBreak/>
         <w:t>which included both weeds and volunteers)</w:t>
       </w:r>
-      <w:commentRangeEnd w:id="229"/>
+      <w:commentRangeEnd w:id="231"/>
       <w:r>
         <w:rPr>
           <w:rStyle w:val="CommentReference"/>
@@ -7125,7 +7705,7 @@
           <w:szCs w:val="24"/>
           <w:lang w:val="en-US"/>
         </w:rPr>
-        <w:commentReference w:id="229"/>
+        <w:commentReference w:id="231"/>
       </w:r>
       <w:r>
         <w:rPr>
@@ -7176,7 +7756,7 @@
       <w:pPr>
         <w:spacing w:line="360" w:lineRule="auto"/>
         <w:rPr>
-          <w:ins w:id="230" w:author="Emma Sofia Randahl-Beltran" w:date="2025-12-17T16:10:00Z" w16du:dateUtc="2025-12-17T15:10:00Z"/>
+          <w:ins w:id="232" w:author="Emma Sofia Randahl-Beltran" w:date="2025-12-17T16:10:00Z" w16du:dateUtc="2025-12-17T15:10:00Z"/>
           <w:lang w:val="en-US"/>
         </w:rPr>
       </w:pPr>
@@ -7339,7 +7919,7 @@
           <w:lang w:val="en-US"/>
         </w:rPr>
       </w:pPr>
-      <w:ins w:id="231" w:author="Emma Sofia Randahl-Beltran" w:date="2025-12-17T16:11:00Z" w16du:dateUtc="2025-12-17T15:11:00Z">
+      <w:ins w:id="233" w:author="Emma Sofia Randahl-Beltran" w:date="2025-12-17T16:11:00Z" w16du:dateUtc="2025-12-17T15:11:00Z">
         <w:r>
           <w:rPr>
             <w:b/>
@@ -7395,18 +7975,18 @@
       <w:pPr>
         <w:spacing w:line="360" w:lineRule="auto"/>
       </w:pPr>
-      <w:commentRangeStart w:id="232"/>
+      <w:commentRangeStart w:id="234"/>
       <w:r>
         <w:t xml:space="preserve">Potential </w:t>
       </w:r>
-      <w:commentRangeEnd w:id="232"/>
+      <w:commentRangeEnd w:id="234"/>
       <w:r>
         <w:rPr>
           <w:rStyle w:val="CommentReference"/>
           <w:sz w:val="24"/>
           <w:szCs w:val="24"/>
         </w:rPr>
-        <w:commentReference w:id="232"/>
+        <w:commentReference w:id="234"/>
       </w:r>
       <w:r>
         <w:t xml:space="preserve">ecological value was estimated using a methodology </w:t>
@@ -7415,7 +7995,15 @@
         <w:t xml:space="preserve">and database </w:t>
       </w:r>
       <w:r>
-        <w:t xml:space="preserve">from Yvoz et al. 2021, including both pollinator value (the fall vegetation </w:t>
+        <w:t xml:space="preserve">from </w:t>
+      </w:r>
+      <w:proofErr w:type="spellStart"/>
+      <w:r>
+        <w:t>Yvoz</w:t>
+      </w:r>
+      <w:proofErr w:type="spellEnd"/>
+      <w:r>
+        <w:t xml:space="preserve"> et al. 2021, including both pollinator value (the fall vegetation </w:t>
       </w:r>
       <w:r>
         <w:t>in the present study produced flowers</w:t>
@@ -7451,10 +8039,26 @@
         <w:t>parasitic</w:t>
       </w:r>
       <w:r>
-        <w:t xml:space="preserve"> wasps. Organ level attributes reported by Yvoz et al. 2021 for 155 plant species were used to assign sub-index values. Out of the 11 species in our study, six had exact matches in </w:t>
-      </w:r>
-      <w:r>
-        <w:t>the Yvoz et al.</w:t>
+        <w:t xml:space="preserve"> wasps. Organ level attributes reported by </w:t>
+      </w:r>
+      <w:proofErr w:type="spellStart"/>
+      <w:r>
+        <w:t>Yvoz</w:t>
+      </w:r>
+      <w:proofErr w:type="spellEnd"/>
+      <w:r>
+        <w:t xml:space="preserve"> et al. 2021 for 155 plant species were used to assign sub-index values. Out of the 11 species in our study, six had exact matches in </w:t>
+      </w:r>
+      <w:r>
+        <w:t xml:space="preserve">the </w:t>
+      </w:r>
+      <w:proofErr w:type="spellStart"/>
+      <w:r>
+        <w:t>Yvoz</w:t>
+      </w:r>
+      <w:proofErr w:type="spellEnd"/>
+      <w:r>
+        <w:t xml:space="preserve"> et al.</w:t>
       </w:r>
       <w:r>
         <w:t xml:space="preserve"> database. For the other species and genus (Table 2), the mean value for all species within that genus reported in the database were used. </w:t>
@@ -7510,18 +8114,18 @@
       <w:r>
         <w:t xml:space="preserve">given the </w:t>
       </w:r>
-      <w:commentRangeStart w:id="233"/>
+      <w:commentRangeStart w:id="235"/>
       <w:r>
         <w:t xml:space="preserve">prevalence of winter cereal fields </w:t>
       </w:r>
-      <w:commentRangeEnd w:id="233"/>
+      <w:commentRangeEnd w:id="235"/>
       <w:r>
         <w:rPr>
           <w:rStyle w:val="CommentReference"/>
           <w:sz w:val="24"/>
           <w:szCs w:val="24"/>
         </w:rPr>
-        <w:commentReference w:id="233"/>
+        <w:commentReference w:id="235"/>
       </w:r>
       <w:r>
         <w:t>in Denmark</w:t>
@@ -7541,18 +8145,23 @@
       <w:r>
         <w:t xml:space="preserve"> for each </w:t>
       </w:r>
-      <w:commentRangeStart w:id="234"/>
-      <w:r>
-        <w:t>sub-indice</w:t>
-      </w:r>
-      <w:commentRangeEnd w:id="234"/>
+      <w:commentRangeStart w:id="236"/>
+      <w:r>
+        <w:t>sub-</w:t>
+      </w:r>
+      <w:proofErr w:type="spellStart"/>
+      <w:r>
+        <w:t>indice</w:t>
+      </w:r>
+      <w:commentRangeEnd w:id="236"/>
+      <w:proofErr w:type="spellEnd"/>
       <w:r>
         <w:rPr>
           <w:rStyle w:val="CommentReference"/>
           <w:sz w:val="24"/>
           <w:szCs w:val="24"/>
         </w:rPr>
-        <w:commentReference w:id="234"/>
+        <w:commentReference w:id="236"/>
       </w:r>
       <w:r>
         <w:t xml:space="preserve">, suggesting the </w:t>
@@ -7579,18 +8188,18 @@
       <w:r>
         <w:t xml:space="preserve">These service values were </w:t>
       </w:r>
-      <w:commentRangeStart w:id="235"/>
+      <w:commentRangeStart w:id="237"/>
       <w:r>
         <w:t xml:space="preserve">weighted by the species/genus percent cover </w:t>
       </w:r>
-      <w:commentRangeEnd w:id="235"/>
+      <w:commentRangeEnd w:id="237"/>
       <w:r>
         <w:rPr>
           <w:rStyle w:val="CommentReference"/>
           <w:sz w:val="24"/>
           <w:szCs w:val="24"/>
         </w:rPr>
-        <w:commentReference w:id="235"/>
+        <w:commentReference w:id="237"/>
       </w:r>
       <w:r>
         <w:t xml:space="preserve">for each sample to calculate the fall vegetation community’s potential </w:t>
@@ -7643,6 +8252,7 @@
         </w:rPr>
         <w:t xml:space="preserve"> </w:t>
       </w:r>
+      <w:proofErr w:type="gramStart"/>
       <w:r>
         <w:rPr>
           <w:b/>
@@ -7650,45 +8260,46 @@
         </w:rPr>
         <w:t>Multi-criteria summaries</w:t>
       </w:r>
+      <w:proofErr w:type="gramEnd"/>
     </w:p>
     <w:p>
       <w:pPr>
         <w:spacing w:line="360" w:lineRule="auto"/>
         <w:rPr>
-          <w:ins w:id="236" w:author="Emma Sofia Randahl-Beltran" w:date="2025-12-17T16:38:00Z" w16du:dateUtc="2025-12-17T15:38:00Z"/>
-        </w:rPr>
-      </w:pPr>
-      <w:ins w:id="237" w:author="Emma Sofia Randahl-Beltran" w:date="2025-12-17T16:34:00Z" w16du:dateUtc="2025-12-17T15:34:00Z">
+          <w:ins w:id="238" w:author="Emma Sofia Randahl-Beltran" w:date="2025-12-17T16:38:00Z" w16du:dateUtc="2025-12-17T15:38:00Z"/>
+        </w:rPr>
+      </w:pPr>
+      <w:ins w:id="239" w:author="Emma Sofia Randahl-Beltran" w:date="2025-12-17T16:34:00Z" w16du:dateUtc="2025-12-17T15:34:00Z">
         <w:r>
           <w:t xml:space="preserve">Each </w:t>
         </w:r>
       </w:ins>
-      <w:ins w:id="238" w:author="Emma Sofia Randahl-Beltran" w:date="2025-12-17T16:35:00Z" w16du:dateUtc="2025-12-17T15:35:00Z">
+      <w:ins w:id="240" w:author="Emma Sofia Randahl-Beltran" w:date="2025-12-17T16:35:00Z" w16du:dateUtc="2025-12-17T15:35:00Z">
         <w:r>
           <w:t xml:space="preserve">cropping system was evaluated in </w:t>
         </w:r>
       </w:ins>
-      <w:ins w:id="239" w:author="Emma Sofia Randahl-Beltran" w:date="2025-12-17T16:38:00Z" w16du:dateUtc="2025-12-17T15:38:00Z">
+      <w:ins w:id="241" w:author="Emma Sofia Randahl-Beltran" w:date="2025-12-17T16:38:00Z" w16du:dateUtc="2025-12-17T15:38:00Z">
         <w:r>
           <w:t>the following six metrics</w:t>
         </w:r>
       </w:ins>
-      <w:ins w:id="240" w:author="Emma Sofia Randahl-Beltran" w:date="2025-12-17T16:39:00Z" w16du:dateUtc="2025-12-17T15:39:00Z">
+      <w:ins w:id="242" w:author="Emma Sofia Randahl-Beltran" w:date="2025-12-17T16:39:00Z" w16du:dateUtc="2025-12-17T15:39:00Z">
         <w:r>
           <w:t>, using suitable proxies</w:t>
         </w:r>
       </w:ins>
-      <w:ins w:id="241" w:author="Emma Sofia Randahl-Beltran" w:date="2025-12-17T16:41:00Z" w16du:dateUtc="2025-12-17T15:41:00Z">
+      <w:ins w:id="243" w:author="Emma Sofia Randahl-Beltran" w:date="2025-12-17T16:41:00Z" w16du:dateUtc="2025-12-17T15:41:00Z">
         <w:r>
           <w:t xml:space="preserve"> (in parentheses)</w:t>
         </w:r>
       </w:ins>
-      <w:ins w:id="242" w:author="Emma Sofia Randahl-Beltran" w:date="2025-12-17T16:39:00Z" w16du:dateUtc="2025-12-17T15:39:00Z">
+      <w:ins w:id="244" w:author="Emma Sofia Randahl-Beltran" w:date="2025-12-17T16:39:00Z" w16du:dateUtc="2025-12-17T15:39:00Z">
         <w:r>
           <w:t xml:space="preserve"> when no direct measurement was possible</w:t>
         </w:r>
       </w:ins>
-      <w:ins w:id="243" w:author="Emma Sofia Randahl-Beltran" w:date="2025-12-17T16:38:00Z" w16du:dateUtc="2025-12-17T15:38:00Z">
+      <w:ins w:id="245" w:author="Emma Sofia Randahl-Beltran" w:date="2025-12-17T16:38:00Z" w16du:dateUtc="2025-12-17T15:38:00Z">
         <w:r>
           <w:t xml:space="preserve">: </w:t>
         </w:r>
@@ -7702,11 +8313,11 @@
         </w:numPr>
         <w:spacing w:line="360" w:lineRule="auto"/>
         <w:rPr>
-          <w:ins w:id="244" w:author="Emma Sofia Randahl-Beltran" w:date="2025-12-17T16:38:00Z" w16du:dateUtc="2025-12-17T15:38:00Z"/>
-          <w:lang w:val="en-US"/>
-        </w:rPr>
-      </w:pPr>
-      <w:ins w:id="245" w:author="Emma Sofia Randahl-Beltran" w:date="2025-12-17T16:38:00Z" w16du:dateUtc="2025-12-17T15:38:00Z">
+          <w:ins w:id="246" w:author="Emma Sofia Randahl-Beltran" w:date="2025-12-17T16:38:00Z" w16du:dateUtc="2025-12-17T15:38:00Z"/>
+          <w:lang w:val="en-US"/>
+        </w:rPr>
+      </w:pPr>
+      <w:ins w:id="247" w:author="Emma Sofia Randahl-Beltran" w:date="2025-12-17T16:38:00Z" w16du:dateUtc="2025-12-17T15:38:00Z">
         <w:r>
           <w:rPr>
             <w:lang w:val="en-US"/>
@@ -7729,11 +8340,11 @@
         </w:numPr>
         <w:spacing w:line="360" w:lineRule="auto"/>
         <w:rPr>
-          <w:ins w:id="246" w:author="Emma Sofia Randahl-Beltran" w:date="2025-12-17T16:38:00Z" w16du:dateUtc="2025-12-17T15:38:00Z"/>
-          <w:lang w:val="en-US"/>
-        </w:rPr>
-      </w:pPr>
-      <w:ins w:id="247" w:author="Emma Sofia Randahl-Beltran" w:date="2025-12-17T16:38:00Z" w16du:dateUtc="2025-12-17T15:38:00Z">
+          <w:ins w:id="248" w:author="Emma Sofia Randahl-Beltran" w:date="2025-12-17T16:38:00Z" w16du:dateUtc="2025-12-17T15:38:00Z"/>
+          <w:lang w:val="en-US"/>
+        </w:rPr>
+      </w:pPr>
+      <w:ins w:id="249" w:author="Emma Sofia Randahl-Beltran" w:date="2025-12-17T16:38:00Z" w16du:dateUtc="2025-12-17T15:38:00Z">
         <w:r>
           <w:rPr>
             <w:lang w:val="en-US"/>
@@ -7747,7 +8358,7 @@
           <w:t xml:space="preserve"> </w:t>
         </w:r>
       </w:ins>
-      <w:ins w:id="248" w:author="Emma Sofia Randahl-Beltran" w:date="2025-12-17T16:41:00Z" w16du:dateUtc="2025-12-17T15:41:00Z">
+      <w:ins w:id="250" w:author="Emma Sofia Randahl-Beltran" w:date="2025-12-17T16:41:00Z" w16du:dateUtc="2025-12-17T15:41:00Z">
         <w:r>
           <w:rPr>
             <w:lang w:val="en-US"/>
@@ -7761,7 +8372,7 @@
           <w:t>soil cover</w:t>
         </w:r>
       </w:ins>
-      <w:ins w:id="249" w:author="Emma Sofia Randahl-Beltran" w:date="2025-12-17T16:42:00Z" w16du:dateUtc="2025-12-17T15:42:00Z">
+      <w:ins w:id="251" w:author="Emma Sofia Randahl-Beltran" w:date="2025-12-17T16:42:00Z" w16du:dateUtc="2025-12-17T15:42:00Z">
         <w:r>
           <w:rPr>
             <w:lang w:val="en-US"/>
@@ -7769,7 +8380,7 @@
           <w:t xml:space="preserve"> percentage?)</w:t>
         </w:r>
       </w:ins>
-      <w:ins w:id="250" w:author="Emma Sofia Randahl-Beltran" w:date="2025-12-17T16:41:00Z" w16du:dateUtc="2025-12-17T15:41:00Z">
+      <w:ins w:id="252" w:author="Emma Sofia Randahl-Beltran" w:date="2025-12-17T16:41:00Z" w16du:dateUtc="2025-12-17T15:41:00Z">
         <w:r>
           <w:rPr>
             <w:lang w:val="en-US"/>
@@ -7786,11 +8397,11 @@
         </w:numPr>
         <w:spacing w:line="360" w:lineRule="auto"/>
         <w:rPr>
-          <w:ins w:id="251" w:author="Emma Sofia Randahl-Beltran" w:date="2025-12-17T16:38:00Z" w16du:dateUtc="2025-12-17T15:38:00Z"/>
-          <w:lang w:val="en-US"/>
-        </w:rPr>
-      </w:pPr>
-      <w:ins w:id="252" w:author="Emma Sofia Randahl-Beltran" w:date="2025-12-17T16:38:00Z" w16du:dateUtc="2025-12-17T15:38:00Z">
+          <w:ins w:id="253" w:author="Emma Sofia Randahl-Beltran" w:date="2025-12-17T16:38:00Z" w16du:dateUtc="2025-12-17T15:38:00Z"/>
+          <w:lang w:val="en-US"/>
+        </w:rPr>
+      </w:pPr>
+      <w:ins w:id="254" w:author="Emma Sofia Randahl-Beltran" w:date="2025-12-17T16:38:00Z" w16du:dateUtc="2025-12-17T15:38:00Z">
         <w:r>
           <w:rPr>
             <w:lang w:val="en-US"/>
@@ -7804,7 +8415,7 @@
           <w:t>nitrate leaching</w:t>
         </w:r>
       </w:ins>
-      <w:ins w:id="253" w:author="Emma Sofia Randahl-Beltran" w:date="2025-12-17T16:42:00Z" w16du:dateUtc="2025-12-17T15:42:00Z">
+      <w:ins w:id="255" w:author="Emma Sofia Randahl-Beltran" w:date="2025-12-17T16:42:00Z" w16du:dateUtc="2025-12-17T15:42:00Z">
         <w:r>
           <w:rPr>
             <w:lang w:val="en-US"/>
@@ -7821,11 +8432,11 @@
         </w:numPr>
         <w:spacing w:line="360" w:lineRule="auto"/>
         <w:rPr>
-          <w:ins w:id="254" w:author="Emma Sofia Randahl-Beltran" w:date="2025-12-17T16:38:00Z" w16du:dateUtc="2025-12-17T15:38:00Z"/>
-          <w:lang w:val="en-US"/>
-        </w:rPr>
-      </w:pPr>
-      <w:ins w:id="255" w:author="Emma Sofia Randahl-Beltran" w:date="2025-12-17T16:38:00Z" w16du:dateUtc="2025-12-17T15:38:00Z">
+          <w:ins w:id="256" w:author="Emma Sofia Randahl-Beltran" w:date="2025-12-17T16:38:00Z" w16du:dateUtc="2025-12-17T15:38:00Z"/>
+          <w:lang w:val="en-US"/>
+        </w:rPr>
+      </w:pPr>
+      <w:ins w:id="257" w:author="Emma Sofia Randahl-Beltran" w:date="2025-12-17T16:38:00Z" w16du:dateUtc="2025-12-17T15:38:00Z">
         <w:r>
           <w:rPr>
             <w:lang w:val="en-US"/>
@@ -7839,7 +8450,7 @@
           <w:t>lant community ecological value</w:t>
         </w:r>
       </w:ins>
-      <w:ins w:id="256" w:author="Emma Sofia Randahl-Beltran" w:date="2025-12-17T16:42:00Z" w16du:dateUtc="2025-12-17T15:42:00Z">
+      <w:ins w:id="258" w:author="Emma Sofia Randahl-Beltran" w:date="2025-12-17T16:42:00Z" w16du:dateUtc="2025-12-17T15:42:00Z">
         <w:r>
           <w:rPr>
             <w:lang w:val="en-US"/>
@@ -7862,11 +8473,11 @@
         </w:numPr>
         <w:spacing w:line="360" w:lineRule="auto"/>
         <w:rPr>
-          <w:ins w:id="257" w:author="Emma Sofia Randahl-Beltran" w:date="2025-12-17T16:38:00Z" w16du:dateUtc="2025-12-17T15:38:00Z"/>
-          <w:lang w:val="en-US"/>
-        </w:rPr>
-      </w:pPr>
-      <w:ins w:id="258" w:author="Emma Sofia Randahl-Beltran" w:date="2025-12-17T16:38:00Z" w16du:dateUtc="2025-12-17T15:38:00Z">
+          <w:ins w:id="259" w:author="Emma Sofia Randahl-Beltran" w:date="2025-12-17T16:38:00Z" w16du:dateUtc="2025-12-17T15:38:00Z"/>
+          <w:lang w:val="en-US"/>
+        </w:rPr>
+      </w:pPr>
+      <w:ins w:id="260" w:author="Emma Sofia Randahl-Beltran" w:date="2025-12-17T16:38:00Z" w16du:dateUtc="2025-12-17T15:38:00Z">
         <w:r>
           <w:rPr>
             <w:lang w:val="en-US"/>
@@ -7880,7 +8491,7 @@
           <w:t>agronomic harm</w:t>
         </w:r>
       </w:ins>
-      <w:ins w:id="259" w:author="Emma Sofia Randahl-Beltran" w:date="2025-12-17T16:42:00Z" w16du:dateUtc="2025-12-17T15:42:00Z">
+      <w:ins w:id="261" w:author="Emma Sofia Randahl-Beltran" w:date="2025-12-17T16:42:00Z" w16du:dateUtc="2025-12-17T15:42:00Z">
         <w:r>
           <w:rPr>
             <w:lang w:val="en-US"/>
@@ -7897,21 +8508,21 @@
         </w:numPr>
         <w:spacing w:line="360" w:lineRule="auto"/>
         <w:rPr>
-          <w:ins w:id="260" w:author="Emma Sofia Randahl-Beltran" w:date="2025-12-17T16:38:00Z" w16du:dateUtc="2025-12-17T15:38:00Z"/>
-          <w:lang w:val="en-US"/>
-          <w:rPrChange w:id="261" w:author="Emma Sofia Randahl-Beltran" w:date="2025-12-17T16:38:00Z" w16du:dateUtc="2025-12-17T15:38:00Z">
+          <w:ins w:id="262" w:author="Emma Sofia Randahl-Beltran" w:date="2025-12-17T16:38:00Z" w16du:dateUtc="2025-12-17T15:38:00Z"/>
+          <w:lang w:val="en-US"/>
+          <w:rPrChange w:id="263" w:author="Emma Sofia Randahl-Beltran" w:date="2025-12-17T16:38:00Z" w16du:dateUtc="2025-12-17T15:38:00Z">
             <w:rPr>
-              <w:ins w:id="262" w:author="Emma Sofia Randahl-Beltran" w:date="2025-12-17T16:38:00Z" w16du:dateUtc="2025-12-17T15:38:00Z"/>
+              <w:ins w:id="264" w:author="Emma Sofia Randahl-Beltran" w:date="2025-12-17T16:38:00Z" w16du:dateUtc="2025-12-17T15:38:00Z"/>
             </w:rPr>
           </w:rPrChange>
         </w:rPr>
-        <w:pPrChange w:id="263" w:author="Emma Sofia Randahl-Beltran" w:date="2025-12-17T16:38:00Z" w16du:dateUtc="2025-12-17T15:38:00Z">
+        <w:pPrChange w:id="265" w:author="Emma Sofia Randahl-Beltran" w:date="2025-12-17T16:38:00Z" w16du:dateUtc="2025-12-17T15:38:00Z">
           <w:pPr>
             <w:spacing w:line="360" w:lineRule="auto"/>
           </w:pPr>
         </w:pPrChange>
       </w:pPr>
-      <w:ins w:id="264" w:author="Emma Sofia Randahl-Beltran" w:date="2025-12-17T16:38:00Z" w16du:dateUtc="2025-12-17T15:38:00Z">
+      <w:ins w:id="266" w:author="Emma Sofia Randahl-Beltran" w:date="2025-12-17T16:38:00Z" w16du:dateUtc="2025-12-17T15:38:00Z">
         <w:r>
           <w:rPr>
             <w:lang w:val="en-US"/>
@@ -7919,7 +8530,7 @@
           <w:t>Potential pesticide toxicity loads (human health, ecosystems, environment</w:t>
         </w:r>
       </w:ins>
-      <w:ins w:id="265" w:author="Emma Sofia Randahl-Beltran" w:date="2025-12-17T16:42:00Z" w16du:dateUtc="2025-12-17T15:42:00Z">
+      <w:ins w:id="267" w:author="Emma Sofia Randahl-Beltran" w:date="2025-12-17T16:42:00Z" w16du:dateUtc="2025-12-17T15:42:00Z">
         <w:r>
           <w:rPr>
             <w:lang w:val="en-US"/>
@@ -7927,7 +8538,7 @@
           <w:t xml:space="preserve"> – </w:t>
         </w:r>
       </w:ins>
-      <w:ins w:id="266" w:author="Emma Sofia Randahl-Beltran" w:date="2025-12-17T16:43:00Z" w16du:dateUtc="2025-12-17T15:43:00Z">
+      <w:ins w:id="268" w:author="Emma Sofia Randahl-Beltran" w:date="2025-12-17T16:43:00Z" w16du:dateUtc="2025-12-17T15:43:00Z">
         <w:r>
           <w:rPr>
             <w:lang w:val="en-US"/>
@@ -7935,7 +8546,7 @@
           <w:t>HPLI</w:t>
         </w:r>
       </w:ins>
-      <w:ins w:id="267" w:author="Emma Sofia Randahl-Beltran" w:date="2025-12-17T16:38:00Z" w16du:dateUtc="2025-12-17T15:38:00Z">
+      <w:ins w:id="269" w:author="Emma Sofia Randahl-Beltran" w:date="2025-12-17T16:38:00Z" w16du:dateUtc="2025-12-17T15:38:00Z">
         <w:r>
           <w:rPr>
             <w:lang w:val="en-US"/>
@@ -7943,7 +8554,7 @@
           <w:t>)</w:t>
         </w:r>
       </w:ins>
-      <w:ins w:id="268" w:author="Emma Sofia Randahl-Beltran" w:date="2025-12-17T16:42:00Z" w16du:dateUtc="2025-12-17T15:42:00Z">
+      <w:ins w:id="270" w:author="Emma Sofia Randahl-Beltran" w:date="2025-12-17T16:42:00Z" w16du:dateUtc="2025-12-17T15:42:00Z">
         <w:r>
           <w:rPr>
             <w:lang w:val="en-US"/>
@@ -7965,18 +8576,18 @@
       <w:r>
         <w:t xml:space="preserve"> </w:t>
       </w:r>
-      <w:commentRangeStart w:id="269"/>
+      <w:commentRangeStart w:id="271"/>
       <w:r>
         <w:t>six metrics</w:t>
       </w:r>
-      <w:commentRangeEnd w:id="269"/>
+      <w:commentRangeEnd w:id="271"/>
       <w:r>
         <w:rPr>
           <w:rStyle w:val="CommentReference"/>
           <w:sz w:val="24"/>
           <w:szCs w:val="24"/>
         </w:rPr>
-        <w:commentReference w:id="269"/>
+        <w:commentReference w:id="271"/>
       </w:r>
       <w:r>
         <w:t>, we used scaling processes used in multi-criteria decision making</w:t>
@@ -8032,18 +8643,18 @@
       <w:r>
         <w:t xml:space="preserve"> a physical interpretation,</w:t>
       </w:r>
-      <w:commentRangeStart w:id="270"/>
+      <w:commentRangeStart w:id="272"/>
       <w:r>
         <w:t xml:space="preserve"> so </w:t>
       </w:r>
-      <w:commentRangeEnd w:id="270"/>
+      <w:commentRangeEnd w:id="272"/>
       <w:r>
         <w:rPr>
           <w:rStyle w:val="CommentReference"/>
           <w:sz w:val="24"/>
           <w:szCs w:val="24"/>
         </w:rPr>
-        <w:commentReference w:id="270"/>
+        <w:commentReference w:id="272"/>
       </w:r>
       <w:r>
         <w:t>we scaled the performances by dividing by the maximum performance value</w:t>
@@ -8051,32 +8662,32 @@
       <w:r>
         <w:t xml:space="preserve"> observed</w:t>
       </w:r>
-      <w:del w:id="271" w:author="Emma Sofia Randahl-Beltran" w:date="2025-12-17T16:46:00Z" w16du:dateUtc="2025-12-17T15:46:00Z">
+      <w:del w:id="273" w:author="Emma Sofia Randahl-Beltran" w:date="2025-12-17T16:46:00Z" w16du:dateUtc="2025-12-17T15:46:00Z">
         <w:r>
           <w:delText>, thus retainin</w:delText>
         </w:r>
-        <w:commentRangeStart w:id="272"/>
+        <w:commentRangeStart w:id="274"/>
         <w:r>
           <w:delText>g</w:delText>
         </w:r>
       </w:del>
-      <w:ins w:id="273" w:author="Emma Sofia Randahl-Beltran" w:date="2025-12-17T16:46:00Z" w16du:dateUtc="2025-12-17T15:46:00Z">
+      <w:ins w:id="275" w:author="Emma Sofia Randahl-Beltran" w:date="2025-12-17T16:46:00Z" w16du:dateUtc="2025-12-17T15:46:00Z">
         <w:r>
           <w:t xml:space="preserve">. </w:t>
         </w:r>
       </w:ins>
-      <w:commentRangeEnd w:id="272"/>
-      <w:ins w:id="274" w:author="Emma Sofia Randahl-Beltran" w:date="2025-12-17T16:47:00Z" w16du:dateUtc="2025-12-17T15:47:00Z">
+      <w:commentRangeEnd w:id="274"/>
+      <w:ins w:id="276" w:author="Emma Sofia Randahl-Beltran" w:date="2025-12-17T16:47:00Z" w16du:dateUtc="2025-12-17T15:47:00Z">
         <w:r>
           <w:rPr>
             <w:rStyle w:val="CommentReference"/>
             <w:sz w:val="24"/>
             <w:szCs w:val="24"/>
           </w:rPr>
-          <w:commentReference w:id="272"/>
+          <w:commentReference w:id="274"/>
         </w:r>
       </w:ins>
-      <w:ins w:id="275" w:author="Emma Sofia Randahl-Beltran" w:date="2025-12-17T16:46:00Z" w16du:dateUtc="2025-12-17T15:46:00Z">
+      <w:ins w:id="277" w:author="Emma Sofia Randahl-Beltran" w:date="2025-12-17T16:46:00Z" w16du:dateUtc="2025-12-17T15:46:00Z">
         <w:r>
           <w:t>This retained</w:t>
         </w:r>
@@ -8084,12 +8695,12 @@
       <w:r>
         <w:t xml:space="preserve"> a meaningful zero interpretation and avoid</w:t>
       </w:r>
-      <w:ins w:id="276" w:author="Emma Sofia Randahl-Beltran" w:date="2025-12-17T16:46:00Z" w16du:dateUtc="2025-12-17T15:46:00Z">
+      <w:ins w:id="278" w:author="Emma Sofia Randahl-Beltran" w:date="2025-12-17T16:46:00Z" w16du:dateUtc="2025-12-17T15:46:00Z">
         <w:r>
           <w:t>ed</w:t>
         </w:r>
       </w:ins>
-      <w:del w:id="277" w:author="Emma Sofia Randahl-Beltran" w:date="2025-12-17T16:46:00Z" w16du:dateUtc="2025-12-17T15:46:00Z">
+      <w:del w:id="279" w:author="Emma Sofia Randahl-Beltran" w:date="2025-12-17T16:46:00Z" w16du:dateUtc="2025-12-17T15:46:00Z">
         <w:r>
           <w:delText>ing</w:delText>
         </w:r>
@@ -8097,28 +8708,28 @@
       <w:r>
         <w:t xml:space="preserve"> exaggeration of small differences in absolute performances – </w:t>
       </w:r>
-      <w:del w:id="278" w:author="Emma Sofia Randahl-Beltran" w:date="2025-12-17T16:46:00Z" w16du:dateUtc="2025-12-17T15:46:00Z">
+      <w:del w:id="280" w:author="Emma Sofia Randahl-Beltran" w:date="2025-12-17T16:46:00Z" w16du:dateUtc="2025-12-17T15:46:00Z">
         <w:r>
           <w:delText xml:space="preserve">this </w:delText>
         </w:r>
       </w:del>
-      <w:ins w:id="279" w:author="Emma Sofia Randahl-Beltran" w:date="2025-12-17T16:46:00Z" w16du:dateUtc="2025-12-17T15:46:00Z">
+      <w:ins w:id="281" w:author="Emma Sofia Randahl-Beltran" w:date="2025-12-17T16:46:00Z" w16du:dateUtc="2025-12-17T15:46:00Z">
         <w:r>
           <w:t xml:space="preserve">and </w:t>
         </w:r>
       </w:ins>
-      <w:commentRangeStart w:id="280"/>
+      <w:commentRangeStart w:id="282"/>
       <w:r>
         <w:t>scaled</w:t>
       </w:r>
-      <w:commentRangeEnd w:id="280"/>
+      <w:commentRangeEnd w:id="282"/>
       <w:r>
         <w:rPr>
           <w:rStyle w:val="CommentReference"/>
           <w:sz w:val="24"/>
           <w:szCs w:val="24"/>
         </w:rPr>
-        <w:commentReference w:id="280"/>
+        <w:commentReference w:id="282"/>
       </w:r>
       <w:r>
         <w:t xml:space="preserve"> all performance</w:t>
@@ -8126,7 +8737,7 @@
       <w:r>
         <w:t>s in each metr</w:t>
       </w:r>
-      <w:del w:id="281" w:author="Emma Sofia Randahl-Beltran" w:date="2025-12-17T16:31:00Z" w16du:dateUtc="2025-12-17T15:31:00Z">
+      <w:del w:id="283" w:author="Emma Sofia Randahl-Beltran" w:date="2025-12-17T16:31:00Z" w16du:dateUtc="2025-12-17T15:31:00Z">
         <w:r>
           <w:delText>t</w:delText>
         </w:r>
@@ -8224,6 +8835,7 @@
       <w:r>
         <w:t xml:space="preserve"> relying heavily on the </w:t>
       </w:r>
+      <w:proofErr w:type="spellStart"/>
       <w:r>
         <w:rPr>
           <w:i/>
@@ -8231,6 +8843,7 @@
         </w:rPr>
         <w:t>tidyverse</w:t>
       </w:r>
+      <w:proofErr w:type="spellEnd"/>
       <w:r>
         <w:t xml:space="preserve"> meta package</w:t>
       </w:r>
@@ -8313,6 +8926,7 @@
       <w:r>
         <w:t xml:space="preserve"> and </w:t>
       </w:r>
+      <w:proofErr w:type="spellStart"/>
       <w:r>
         <w:rPr>
           <w:i/>
@@ -8320,6 +8934,7 @@
         </w:rPr>
         <w:t>glmmTMB</w:t>
       </w:r>
+      <w:proofErr w:type="spellEnd"/>
       <w:r>
         <w:t xml:space="preserve"> </w:t>
       </w:r>
@@ -8365,6 +8980,7 @@
       <w:r>
         <w:t xml:space="preserve">The best fitting model was summarised using </w:t>
       </w:r>
+      <w:proofErr w:type="spellStart"/>
       <w:r>
         <w:rPr>
           <w:i/>
@@ -8373,6 +8989,7 @@
         <w:lastRenderedPageBreak/>
         <w:t>emmeans</w:t>
       </w:r>
+      <w:proofErr w:type="spellEnd"/>
       <w:r>
         <w:t xml:space="preserve"> </w:t>
       </w:r>
@@ -8443,11 +9060,16 @@
       <w:r>
         <w:t xml:space="preserve"> R code is available as part of the </w:t>
       </w:r>
+      <w:proofErr w:type="spellStart"/>
       <w:r>
         <w:t>G</w:t>
       </w:r>
       <w:r>
-        <w:t>ithub repository for this publication (</w:t>
+        <w:t>ithub</w:t>
+      </w:r>
+      <w:proofErr w:type="spellEnd"/>
+      <w:r>
+        <w:t xml:space="preserve"> repository for this publication (</w:t>
       </w:r>
       <w:r>
         <w:t>available upon acceptance</w:t>
@@ -8472,6 +9094,7 @@
           <w:bCs/>
         </w:rPr>
       </w:pPr>
+      <w:proofErr w:type="gramStart"/>
       <w:r>
         <w:rPr>
           <w:b/>
@@ -8479,6 +9102,7 @@
         </w:rPr>
         <w:t>3  RESULTS</w:t>
       </w:r>
+      <w:proofErr w:type="gramEnd"/>
     </w:p>
     <w:p>
       <w:pPr>
@@ -8630,7 +9254,7 @@
               </w:rPr>
               <w:t>. (</w:t>
             </w:r>
-            <w:commentRangeStart w:id="282"/>
+            <w:commentRangeStart w:id="284"/>
             <w:r>
               <w:rPr>
                 <w:i/>
@@ -8638,7 +9262,7 @@
               </w:rPr>
               <w:t>Top</w:t>
             </w:r>
-            <w:commentRangeEnd w:id="282"/>
+            <w:commentRangeEnd w:id="284"/>
             <w:r>
               <w:rPr>
                 <w:rStyle w:val="CommentReference"/>
@@ -8647,7 +9271,7 @@
                 <w:sz w:val="24"/>
                 <w:szCs w:val="24"/>
               </w:rPr>
-              <w:commentReference w:id="282"/>
+              <w:commentReference w:id="284"/>
             </w:r>
             <w:r>
               <w:rPr>
@@ -8689,17 +9313,33 @@
                 <w:i/>
                 <w:iCs/>
               </w:rPr>
-              <w:t>by cover crop treatment, with the mid-season planted radish (RadM) treatment producing significantly higher yields (</w:t>
+              <w:t>by cover crop treatment, with the mid-season planted radish (</w:t>
             </w:r>
-            <w:commentRangeStart w:id="283"/>
+            <w:proofErr w:type="spellStart"/>
             <w:r>
               <w:rPr>
                 <w:i/>
                 <w:iCs/>
               </w:rPr>
+              <w:t>RadM</w:t>
+            </w:r>
+            <w:proofErr w:type="spellEnd"/>
+            <w:r>
+              <w:rPr>
+                <w:i/>
+                <w:iCs/>
+              </w:rPr>
+              <w:t>) treatment producing significantly higher yields (</w:t>
+            </w:r>
+            <w:commentRangeStart w:id="285"/>
+            <w:r>
+              <w:rPr>
+                <w:i/>
+                <w:iCs/>
+              </w:rPr>
               <w:t>asterisk</w:t>
             </w:r>
-            <w:commentRangeEnd w:id="283"/>
+            <w:commentRangeEnd w:id="285"/>
             <w:r>
               <w:rPr>
                 <w:rStyle w:val="CommentReference"/>
@@ -8708,7 +9348,7 @@
                 <w:sz w:val="24"/>
                 <w:szCs w:val="24"/>
               </w:rPr>
-              <w:commentReference w:id="283"/>
+              <w:commentReference w:id="285"/>
             </w:r>
             <w:r>
               <w:rPr>
@@ -8745,13 +9385,29 @@
         <w:spacing w:line="360" w:lineRule="auto"/>
       </w:pPr>
       <w:r>
-        <w:t xml:space="preserve">Yields varied significantly by crop (p&lt;0.001) and by cover crop treatment (p&lt;0.001), but did not vary significantly by any other factors or their interactions. In 2018 spring barley yields averaged 4.07 Mg ha-1, in 2019 </w:t>
+        <w:t>Yields varied significantly by crop (p&lt;0.001) and by cover crop treatment (p&lt;0.001</w:t>
+      </w:r>
+      <w:proofErr w:type="gramStart"/>
+      <w:r>
+        <w:t>), but</w:t>
+      </w:r>
+      <w:proofErr w:type="gramEnd"/>
+      <w:r>
+        <w:t xml:space="preserve"> did not vary significantly by any other factors or their interactions. In 2018 spring barley yields averaged 4.07 Mg ha-1, in 2019 </w:t>
       </w:r>
       <w:r>
         <w:t xml:space="preserve">spring </w:t>
       </w:r>
       <w:r>
-        <w:t>oat yields averaged 4.28 Mg ha-1, and in 2020 faba bean yields averaged 3.47 Mg ha-1. On average, the RadM cover crop treatment exhibited 8% higher crop yields compared to all other cover crop treatments</w:t>
+        <w:t xml:space="preserve">oat yields averaged 4.28 Mg ha-1, and in 2020 faba bean yields averaged 3.47 Mg ha-1. On average, the </w:t>
+      </w:r>
+      <w:proofErr w:type="spellStart"/>
+      <w:r>
+        <w:t>RadM</w:t>
+      </w:r>
+      <w:proofErr w:type="spellEnd"/>
+      <w:r>
+        <w:t xml:space="preserve"> cover crop treatment exhibited 8% higher crop yields compared to all other cover crop treatments</w:t>
       </w:r>
       <w:r>
         <w:t xml:space="preserve"> (p&lt;0.001)</w:t>
@@ -8849,7 +9505,23 @@
         <w:t xml:space="preserve">On average, increasing tillage intensity significantly decreased fall biomass by 27% and 9% when moving from no-till to surface tillage, and surface to inversion to surface, respectively. </w:t>
       </w:r>
       <w:r>
-        <w:t xml:space="preserve">Tillage effects on biomass were strongest in the RadM and RadL </w:t>
+        <w:t xml:space="preserve">Tillage effects on biomass were strongest in the </w:t>
+      </w:r>
+      <w:proofErr w:type="spellStart"/>
+      <w:r>
+        <w:t>RadM</w:t>
+      </w:r>
+      <w:proofErr w:type="spellEnd"/>
+      <w:r>
+        <w:t xml:space="preserve"> and </w:t>
+      </w:r>
+      <w:proofErr w:type="spellStart"/>
+      <w:r>
+        <w:t>RadL</w:t>
+      </w:r>
+      <w:proofErr w:type="spellEnd"/>
+      <w:r>
+        <w:t xml:space="preserve"> </w:t>
       </w:r>
       <w:r>
         <w:t>(p=0.048)</w:t>
@@ -9119,18 +9791,18 @@
       <w:r>
         <w:t xml:space="preserve">but this varied significantly by </w:t>
       </w:r>
-      <w:commentRangeStart w:id="284"/>
+      <w:commentRangeStart w:id="286"/>
       <w:r>
         <w:t xml:space="preserve">cover crop treatment </w:t>
       </w:r>
-      <w:commentRangeEnd w:id="284"/>
+      <w:commentRangeEnd w:id="286"/>
       <w:r>
         <w:rPr>
           <w:rStyle w:val="CommentReference"/>
           <w:sz w:val="24"/>
           <w:szCs w:val="24"/>
         </w:rPr>
-        <w:commentReference w:id="284"/>
+        <w:commentReference w:id="286"/>
       </w:r>
       <w:r>
         <w:t xml:space="preserve">(p&lt;0.001). </w:t>
@@ -9138,18 +9810,18 @@
       <w:r>
         <w:t xml:space="preserve">Tillage, residue, nor their interactions had significant impacts on the </w:t>
       </w:r>
-      <w:commentRangeStart w:id="285"/>
+      <w:commentRangeStart w:id="287"/>
       <w:r>
         <w:t>coverage categories</w:t>
       </w:r>
-      <w:commentRangeEnd w:id="285"/>
+      <w:commentRangeEnd w:id="287"/>
       <w:r>
         <w:rPr>
           <w:rStyle w:val="CommentReference"/>
           <w:sz w:val="24"/>
           <w:szCs w:val="24"/>
         </w:rPr>
-        <w:commentReference w:id="285"/>
+        <w:commentReference w:id="287"/>
       </w:r>
       <w:r>
         <w:t xml:space="preserve">. The impact of cover crop treatment on </w:t>
@@ -9158,10 +9830,23 @@
         <w:t xml:space="preserve">cover crop </w:t>
       </w:r>
       <w:r>
-        <w:t xml:space="preserve">coverage depended on the year, an effect driven by MixE: in 2018 the </w:t>
-      </w:r>
-      <w:r>
-        <w:t xml:space="preserve">MixE </w:t>
+        <w:t xml:space="preserve">coverage depended on the year, an effect driven by </w:t>
+      </w:r>
+      <w:proofErr w:type="spellStart"/>
+      <w:r>
+        <w:t>MixE</w:t>
+      </w:r>
+      <w:proofErr w:type="spellEnd"/>
+      <w:r>
+        <w:t xml:space="preserve">: in 2018 the </w:t>
+      </w:r>
+      <w:proofErr w:type="spellStart"/>
+      <w:r>
+        <w:t>MixE</w:t>
+      </w:r>
+      <w:proofErr w:type="spellEnd"/>
+      <w:r>
+        <w:t xml:space="preserve"> </w:t>
       </w:r>
       <w:r>
         <w:t>cover crop</w:t>
@@ -9200,11 +9885,43 @@
         <w:t>did not vary significantly by year</w:t>
       </w:r>
       <w:r>
-        <w:t xml:space="preserve">, with RadM having the highest cover crop coverage (50%, SE:4%), followed by RadL (25%, SE:4%), MixM (7%, SE:3%) </w:t>
-      </w:r>
-      <w:commentRangeStart w:id="286"/>
-      <w:r>
-        <w:t>and NoCC (&lt;1%, SE:3%)</w:t>
+        <w:t xml:space="preserve">, with </w:t>
+      </w:r>
+      <w:proofErr w:type="spellStart"/>
+      <w:r>
+        <w:t>RadM</w:t>
+      </w:r>
+      <w:proofErr w:type="spellEnd"/>
+      <w:r>
+        <w:t xml:space="preserve"> having the highest cover crop coverage (50%, SE:4%), followed by </w:t>
+      </w:r>
+      <w:proofErr w:type="spellStart"/>
+      <w:r>
+        <w:t>RadL</w:t>
+      </w:r>
+      <w:proofErr w:type="spellEnd"/>
+      <w:r>
+        <w:t xml:space="preserve"> (25%, SE:4%), </w:t>
+      </w:r>
+      <w:proofErr w:type="spellStart"/>
+      <w:r>
+        <w:t>MixM</w:t>
+      </w:r>
+      <w:proofErr w:type="spellEnd"/>
+      <w:r>
+        <w:t xml:space="preserve"> (7%, SE:3%) </w:t>
+      </w:r>
+      <w:commentRangeStart w:id="288"/>
+      <w:r>
+        <w:t xml:space="preserve">and </w:t>
+      </w:r>
+      <w:proofErr w:type="spellStart"/>
+      <w:r>
+        <w:t>NoCC</w:t>
+      </w:r>
+      <w:proofErr w:type="spellEnd"/>
+      <w:r>
+        <w:t xml:space="preserve"> (&lt;1%, SE:3%)</w:t>
       </w:r>
       <w:r>
         <w:t>.</w:t>
@@ -9212,14 +9929,14 @@
       <w:r>
         <w:t xml:space="preserve"> </w:t>
       </w:r>
-      <w:commentRangeEnd w:id="286"/>
+      <w:commentRangeEnd w:id="288"/>
       <w:r>
         <w:rPr>
           <w:rStyle w:val="CommentReference"/>
           <w:sz w:val="24"/>
           <w:szCs w:val="24"/>
         </w:rPr>
-        <w:commentReference w:id="286"/>
+        <w:commentReference w:id="288"/>
       </w:r>
       <w:r>
         <w:t>Cover crop coverage and volunteer/weed coverage was inversely correlated (</w:t>
@@ -9323,7 +10040,55 @@
         <w:t>ture</w:t>
       </w:r>
       <w:r>
-        <w:t xml:space="preserve"> treatments (MixE and MixM) had communities distinct from the two radish treatments (RadM and RadL), with the NoCC communities being more similar to the mix</w:t>
+        <w:t xml:space="preserve"> treatments (</w:t>
+      </w:r>
+      <w:proofErr w:type="spellStart"/>
+      <w:r>
+        <w:t>MixE</w:t>
+      </w:r>
+      <w:proofErr w:type="spellEnd"/>
+      <w:r>
+        <w:t xml:space="preserve"> and </w:t>
+      </w:r>
+      <w:proofErr w:type="spellStart"/>
+      <w:r>
+        <w:t>MixM</w:t>
+      </w:r>
+      <w:proofErr w:type="spellEnd"/>
+      <w:r>
+        <w:t>) had communities distinct from the two radish treatments (</w:t>
+      </w:r>
+      <w:proofErr w:type="spellStart"/>
+      <w:r>
+        <w:t>RadM</w:t>
+      </w:r>
+      <w:proofErr w:type="spellEnd"/>
+      <w:r>
+        <w:t xml:space="preserve"> and </w:t>
+      </w:r>
+      <w:proofErr w:type="spellStart"/>
+      <w:r>
+        <w:t>RadL</w:t>
+      </w:r>
+      <w:proofErr w:type="spellEnd"/>
+      <w:r>
+        <w:t xml:space="preserve">), with the </w:t>
+      </w:r>
+      <w:proofErr w:type="spellStart"/>
+      <w:r>
+        <w:t>NoCC</w:t>
+      </w:r>
+      <w:proofErr w:type="spellEnd"/>
+      <w:r>
+        <w:t xml:space="preserve"> communities being more </w:t>
+      </w:r>
+      <w:proofErr w:type="gramStart"/>
+      <w:r>
+        <w:t>similar to</w:t>
+      </w:r>
+      <w:proofErr w:type="gramEnd"/>
+      <w:r>
+        <w:t xml:space="preserve"> the mix</w:t>
       </w:r>
       <w:r>
         <w:t>ture</w:t>
@@ -9448,19 +10213,19 @@
             <w:r>
               <w:t xml:space="preserve"> and straw removal</w:t>
             </w:r>
-            <w:commentRangeStart w:id="287"/>
-            <w:ins w:id="288" w:author="Emma Sofia Randahl-Beltran" w:date="2025-12-17T17:08:00Z" w16du:dateUtc="2025-12-17T16:08:00Z">
+            <w:commentRangeStart w:id="289"/>
+            <w:ins w:id="290" w:author="Emma Sofia Randahl-Beltran" w:date="2025-12-17T17:08:00Z" w16du:dateUtc="2025-12-17T16:08:00Z">
               <w:r>
                 <w:t>.</w:t>
               </w:r>
-              <w:commentRangeEnd w:id="287"/>
+              <w:commentRangeEnd w:id="289"/>
               <w:r>
                 <w:rPr>
                   <w:rStyle w:val="CommentReference"/>
                   <w:sz w:val="24"/>
                   <w:szCs w:val="24"/>
                 </w:rPr>
-                <w:commentReference w:id="287"/>
+                <w:commentReference w:id="289"/>
               </w:r>
             </w:ins>
             <w:r>
@@ -9474,7 +10239,47 @@
               <w:t>(Bottom)</w:t>
             </w:r>
             <w:r>
-              <w:t xml:space="preserve"> Radish cover crop systems (RadM, RadL) had the highest potential ecosystem value, with the mixes (MixE, MixM) and NoCC systems having similarly low ecosystem value, due to a high percent</w:t>
+              <w:t xml:space="preserve"> Radish cover crop systems (</w:t>
+            </w:r>
+            <w:proofErr w:type="spellStart"/>
+            <w:r>
+              <w:t>RadM</w:t>
+            </w:r>
+            <w:proofErr w:type="spellEnd"/>
+            <w:r>
+              <w:t xml:space="preserve">, </w:t>
+            </w:r>
+            <w:proofErr w:type="spellStart"/>
+            <w:r>
+              <w:t>RadL</w:t>
+            </w:r>
+            <w:proofErr w:type="spellEnd"/>
+            <w:r>
+              <w:t>) had the highest potential ecosystem value, with the mixes (</w:t>
+            </w:r>
+            <w:proofErr w:type="spellStart"/>
+            <w:r>
+              <w:t>MixE</w:t>
+            </w:r>
+            <w:proofErr w:type="spellEnd"/>
+            <w:r>
+              <w:t xml:space="preserve">, </w:t>
+            </w:r>
+            <w:proofErr w:type="spellStart"/>
+            <w:r>
+              <w:t>MixM</w:t>
+            </w:r>
+            <w:proofErr w:type="spellEnd"/>
+            <w:r>
+              <w:t xml:space="preserve">) and </w:t>
+            </w:r>
+            <w:proofErr w:type="spellStart"/>
+            <w:r>
+              <w:t>NoCC</w:t>
+            </w:r>
+            <w:proofErr w:type="spellEnd"/>
+            <w:r>
+              <w:t xml:space="preserve"> systems having similarly low ecosystem value, due to a high percent</w:t>
             </w:r>
             <w:r>
               <w:t xml:space="preserve"> coverage</w:t>
@@ -9508,7 +10313,15 @@
         <w:t xml:space="preserve">The number of species observed ranged from one to eight, with a mode of two in 2018 and three in 2019. </w:t>
       </w:r>
       <w:r>
-        <w:t>The MixE community had 1</w:t>
+        <w:t xml:space="preserve">The </w:t>
+      </w:r>
+      <w:proofErr w:type="spellStart"/>
+      <w:r>
+        <w:t>MixE</w:t>
+      </w:r>
+      <w:proofErr w:type="spellEnd"/>
+      <w:r>
+        <w:t xml:space="preserve"> community had 1</w:t>
       </w:r>
       <w:r>
         <w:t>.</w:t>
@@ -9547,7 +10360,23 @@
         <w:t xml:space="preserve">times </w:t>
       </w:r>
       <w:r>
-        <w:t xml:space="preserve">more species compared to the RadL and RadM communities, respectively, but the number of species in all other cover crop treatment comparisons were not significantly different. </w:t>
+        <w:t xml:space="preserve">more species compared to the </w:t>
+      </w:r>
+      <w:proofErr w:type="spellStart"/>
+      <w:r>
+        <w:t>RadL</w:t>
+      </w:r>
+      <w:proofErr w:type="spellEnd"/>
+      <w:r>
+        <w:t xml:space="preserve"> and </w:t>
+      </w:r>
+      <w:proofErr w:type="spellStart"/>
+      <w:r>
+        <w:t>RadM</w:t>
+      </w:r>
+      <w:proofErr w:type="spellEnd"/>
+      <w:r>
+        <w:t xml:space="preserve"> communities, respectively, but the number of species in all other cover crop treatment comparisons were not significantly different. </w:t>
       </w:r>
       <w:r>
         <w:t xml:space="preserve">The evenness of the communities </w:t>
@@ -9581,18 +10410,18 @@
       <w:pPr>
         <w:spacing w:line="360" w:lineRule="auto"/>
       </w:pPr>
-      <w:commentRangeStart w:id="289"/>
+      <w:commentRangeStart w:id="291"/>
       <w:r>
         <w:t xml:space="preserve">Radish species were estimated to have the highest ecological </w:t>
       </w:r>
-      <w:commentRangeEnd w:id="289"/>
+      <w:commentRangeEnd w:id="291"/>
       <w:r>
         <w:rPr>
           <w:rStyle w:val="CommentReference"/>
           <w:sz w:val="24"/>
           <w:szCs w:val="24"/>
         </w:rPr>
-        <w:commentReference w:id="289"/>
+        <w:commentReference w:id="291"/>
       </w:r>
       <w:r>
         <w:t>value</w:t>
@@ -9628,7 +10457,15 @@
         <w:t>se high-value species had</w:t>
       </w:r>
       <w:r>
-        <w:t xml:space="preserve"> small contributions to the percent coverage, and therefore did not result in high estimated </w:t>
+        <w:t xml:space="preserve"> small contributions to the percent </w:t>
+      </w:r>
+      <w:proofErr w:type="gramStart"/>
+      <w:r>
+        <w:t>coverage, and</w:t>
+      </w:r>
+      <w:proofErr w:type="gramEnd"/>
+      <w:r>
+        <w:t xml:space="preserve"> therefore did not result in high estimated </w:t>
       </w:r>
       <w:r>
         <w:t>ecosystem</w:t>
@@ -9676,7 +10513,15 @@
         <w:t>weed</w:t>
       </w:r>
       <w:r>
-        <w:t xml:space="preserve"> counts ranged from 28-1600 plants m-2, with a median of 296 plants m-2. There were complex treatment interactions, with a significant three-way interaction between year, tillage, and cover crop (p&lt;0.001) and a significant two-way interaction between year and residue (p&lt;0.001). Within the no-till system, MixE had </w:t>
+        <w:t xml:space="preserve"> counts ranged from 28-1600 plants m-2, with a median of 296 plants m-2. There were complex treatment interactions, with a significant three-way interaction between year, tillage, and cover crop (p&lt;0.001) and a significant two-way interaction between year and residue (p&lt;0.001). Within the no-till system, </w:t>
+      </w:r>
+      <w:proofErr w:type="spellStart"/>
+      <w:r>
+        <w:t>MixE</w:t>
+      </w:r>
+      <w:proofErr w:type="spellEnd"/>
+      <w:r>
+        <w:t xml:space="preserve"> had </w:t>
       </w:r>
       <w:r>
         <w:t xml:space="preserve">significantly more </w:t>
@@ -9699,18 +10544,28 @@
       <w:r>
         <w:t xml:space="preserve"> (1.6-1.7 times more weeds), but the patterns were the same. The most dramatic differences were between </w:t>
       </w:r>
-      <w:commentRangeStart w:id="290"/>
-      <w:r>
-        <w:t>MixE and RadM</w:t>
-      </w:r>
-      <w:commentRangeEnd w:id="290"/>
+      <w:commentRangeStart w:id="292"/>
+      <w:proofErr w:type="spellStart"/>
+      <w:r>
+        <w:t>MixE</w:t>
+      </w:r>
+      <w:proofErr w:type="spellEnd"/>
+      <w:r>
+        <w:t xml:space="preserve"> and </w:t>
+      </w:r>
+      <w:proofErr w:type="spellStart"/>
+      <w:r>
+        <w:t>RadM</w:t>
+      </w:r>
+      <w:commentRangeEnd w:id="292"/>
+      <w:proofErr w:type="spellEnd"/>
       <w:r>
         <w:rPr>
           <w:rStyle w:val="CommentReference"/>
           <w:sz w:val="24"/>
           <w:szCs w:val="24"/>
         </w:rPr>
-        <w:commentReference w:id="290"/>
+        <w:commentReference w:id="292"/>
       </w:r>
       <w:r>
         <w:t xml:space="preserve">. </w:t>
@@ -9718,34 +10573,34 @@
       <w:r>
         <w:t>The total number of weeds was highest in the inversion tillage systems, followed by surface tillage systems, with the no-till systems having the smallest number of total weeds</w:t>
       </w:r>
-      <w:commentRangeStart w:id="291"/>
+      <w:commentRangeStart w:id="293"/>
       <w:r>
         <w:t>;</w:t>
       </w:r>
-      <w:commentRangeEnd w:id="291"/>
+      <w:commentRangeEnd w:id="293"/>
       <w:r>
         <w:rPr>
           <w:rStyle w:val="CommentReference"/>
           <w:sz w:val="24"/>
           <w:szCs w:val="24"/>
         </w:rPr>
-        <w:commentReference w:id="291"/>
+        <w:commentReference w:id="293"/>
       </w:r>
       <w:r>
         <w:t xml:space="preserve"> these effects were magnified in 2019 compared to 2020, and in 2020 the d</w:t>
       </w:r>
-      <w:commentRangeStart w:id="292"/>
+      <w:commentRangeStart w:id="294"/>
       <w:r>
         <w:t>ifference</w:t>
       </w:r>
-      <w:commentRangeEnd w:id="292"/>
+      <w:commentRangeEnd w:id="294"/>
       <w:r>
         <w:rPr>
           <w:rStyle w:val="CommentReference"/>
           <w:sz w:val="24"/>
           <w:szCs w:val="24"/>
         </w:rPr>
-        <w:commentReference w:id="292"/>
+        <w:commentReference w:id="294"/>
       </w:r>
       <w:r>
         <w:t xml:space="preserve"> between no-till </w:t>
@@ -9776,7 +10631,15 @@
         <w:spacing w:line="360" w:lineRule="auto"/>
       </w:pPr>
       <w:r>
-        <w:t>Despite having less total weeds, b</w:t>
+        <w:t xml:space="preserve">Despite having </w:t>
+      </w:r>
+      <w:proofErr w:type="gramStart"/>
+      <w:r>
+        <w:t>less</w:t>
+      </w:r>
+      <w:proofErr w:type="gramEnd"/>
+      <w:r>
+        <w:t xml:space="preserve"> total weeds, b</w:t>
       </w:r>
       <w:r>
         <w:t>oth no-till and surface tillage had significantly increased numbers of perennial weeds compared to inversion tillage. Averaged over no-till and surface tillage treatments, t</w:t>
@@ -9785,7 +10648,15 @@
         <w:t xml:space="preserve">he number of perennial weeds </w:t>
       </w:r>
       <w:r>
-        <w:t xml:space="preserve">in the MixE </w:t>
+        <w:t xml:space="preserve">in the </w:t>
+      </w:r>
+      <w:proofErr w:type="spellStart"/>
+      <w:r>
+        <w:t>MixE</w:t>
+      </w:r>
+      <w:proofErr w:type="spellEnd"/>
+      <w:r>
+        <w:t xml:space="preserve"> </w:t>
       </w:r>
       <w:r>
         <w:t>was</w:t>
@@ -9794,10 +10665,26 @@
         <w:t xml:space="preserve"> </w:t>
       </w:r>
       <w:r>
-        <w:t>11 times higher (SE:6; p&lt;0.001) compared to the t</w:t>
-      </w:r>
-      <w:r>
-        <w:t>he NoCC treatment</w:t>
+        <w:t xml:space="preserve">11 times higher (SE:6; p&lt;0.001) compared to the </w:t>
+      </w:r>
+      <w:proofErr w:type="spellStart"/>
+      <w:r>
+        <w:t>t</w:t>
+      </w:r>
+      <w:r>
+        <w:t>he</w:t>
+      </w:r>
+      <w:proofErr w:type="spellEnd"/>
+      <w:r>
+        <w:t xml:space="preserve"> </w:t>
+      </w:r>
+      <w:proofErr w:type="spellStart"/>
+      <w:r>
+        <w:t>NoCC</w:t>
+      </w:r>
+      <w:proofErr w:type="spellEnd"/>
+      <w:r>
+        <w:t xml:space="preserve"> treatment</w:t>
       </w:r>
       <w:r>
         <w:t>, and 2.6-8.6 times higher than the other cover crop treatments</w:t>
@@ -9805,7 +10692,7 @@
       <w:r>
         <w:t xml:space="preserve">; these effects were </w:t>
       </w:r>
-      <w:commentRangeStart w:id="293"/>
+      <w:commentRangeStart w:id="295"/>
       <w:r>
         <w:t>erased in the inversion tillage treatment</w:t>
       </w:r>
@@ -9815,17 +10702,41 @@
       <w:r>
         <w:t xml:space="preserve"> </w:t>
       </w:r>
-      <w:commentRangeEnd w:id="293"/>
+      <w:commentRangeEnd w:id="295"/>
       <w:r>
         <w:rPr>
           <w:rStyle w:val="CommentReference"/>
           <w:sz w:val="24"/>
           <w:szCs w:val="24"/>
         </w:rPr>
-        <w:commentReference w:id="293"/>
-      </w:r>
-      <w:r>
-        <w:t>The MixM had a borderline significant increase in perennial weeds compared to the NoCC (p=0.05), but all other treatments were not significantly different from the NoCC.</w:t>
+        <w:commentReference w:id="295"/>
+      </w:r>
+      <w:r>
+        <w:t xml:space="preserve">The </w:t>
+      </w:r>
+      <w:proofErr w:type="spellStart"/>
+      <w:r>
+        <w:t>MixM</w:t>
+      </w:r>
+      <w:proofErr w:type="spellEnd"/>
+      <w:r>
+        <w:t xml:space="preserve"> had a borderline significant increase in perennial weeds compared to the </w:t>
+      </w:r>
+      <w:proofErr w:type="spellStart"/>
+      <w:r>
+        <w:t>NoCC</w:t>
+      </w:r>
+      <w:proofErr w:type="spellEnd"/>
+      <w:r>
+        <w:t xml:space="preserve"> (p=0.05), but all other treatments were not significantly different from the </w:t>
+      </w:r>
+      <w:proofErr w:type="spellStart"/>
+      <w:r>
+        <w:t>NoCC</w:t>
+      </w:r>
+      <w:proofErr w:type="spellEnd"/>
+      <w:r>
+        <w:t>.</w:t>
       </w:r>
       <w:r>
         <w:t xml:space="preserve"> </w:t>
@@ -9845,18 +10756,18 @@
       <w:r>
         <w:t xml:space="preserve"> perennial weeds </w:t>
       </w:r>
-      <w:commentRangeStart w:id="294"/>
+      <w:commentRangeStart w:id="296"/>
       <w:r>
         <w:t xml:space="preserve">was </w:t>
       </w:r>
-      <w:commentRangeEnd w:id="294"/>
+      <w:commentRangeEnd w:id="296"/>
       <w:r>
         <w:rPr>
           <w:rStyle w:val="CommentReference"/>
           <w:sz w:val="24"/>
           <w:szCs w:val="24"/>
         </w:rPr>
-        <w:commentReference w:id="294"/>
+        <w:commentReference w:id="296"/>
       </w:r>
       <w:r>
         <w:t>(</w:t>
@@ -10022,18 +10933,18 @@
             <w:r>
               <w:t xml:space="preserve">, with the early-planted mix exhibiting the </w:t>
             </w:r>
-            <w:commentRangeStart w:id="295"/>
+            <w:commentRangeStart w:id="297"/>
             <w:r>
               <w:t xml:space="preserve">highest perennial </w:t>
             </w:r>
-            <w:commentRangeEnd w:id="295"/>
+            <w:commentRangeEnd w:id="297"/>
             <w:r>
               <w:rPr>
                 <w:rStyle w:val="CommentReference"/>
                 <w:sz w:val="24"/>
                 <w:szCs w:val="24"/>
               </w:rPr>
-              <w:commentReference w:id="295"/>
+              <w:commentReference w:id="297"/>
             </w:r>
             <w:r>
               <w:t>and overall weed count</w:t>
@@ -10133,36 +11044,44 @@
         <w:t>and years</w:t>
       </w:r>
       <w:r>
-        <w:t xml:space="preserve">, pesticide loads were lowest in the MixE treatments. Pesticide </w:t>
-      </w:r>
-      <w:commentRangeStart w:id="296"/>
+        <w:t xml:space="preserve">, pesticide loads were lowest in the </w:t>
+      </w:r>
+      <w:proofErr w:type="spellStart"/>
+      <w:r>
+        <w:t>MixE</w:t>
+      </w:r>
+      <w:proofErr w:type="spellEnd"/>
+      <w:r>
+        <w:t xml:space="preserve"> treatments. Pesticide </w:t>
+      </w:r>
+      <w:commentRangeStart w:id="298"/>
       <w:r>
         <w:t xml:space="preserve">use </w:t>
       </w:r>
-      <w:commentRangeEnd w:id="296"/>
+      <w:commentRangeEnd w:id="298"/>
       <w:r>
         <w:rPr>
           <w:rStyle w:val="CommentReference"/>
           <w:sz w:val="24"/>
           <w:szCs w:val="24"/>
         </w:rPr>
-        <w:commentReference w:id="296"/>
+        <w:commentReference w:id="298"/>
       </w:r>
       <w:r>
         <w:t>was lowest in the inversion tillage system and did not differ between the surface and no-till systems (</w:t>
       </w:r>
-      <w:commentRangeStart w:id="297"/>
+      <w:commentRangeStart w:id="299"/>
       <w:r>
         <w:t>supporting information</w:t>
       </w:r>
-      <w:commentRangeEnd w:id="297"/>
+      <w:commentRangeEnd w:id="299"/>
       <w:r>
         <w:rPr>
           <w:rStyle w:val="CommentReference"/>
           <w:sz w:val="24"/>
           <w:szCs w:val="24"/>
         </w:rPr>
-        <w:commentReference w:id="297"/>
+        <w:commentReference w:id="299"/>
       </w:r>
       <w:r>
         <w:t xml:space="preserve">). </w:t>
@@ -10185,28 +11104,79 @@
           <w:i/>
           <w:iCs/>
         </w:rPr>
-        <w:t>3.4 Multi-criteria summary</w:t>
-      </w:r>
-    </w:p>
-    <w:p>
-      <w:pPr>
-        <w:spacing w:line="360" w:lineRule="auto"/>
-      </w:pPr>
-      <w:r>
-        <w:t>The system with the highest overall value (assuming equal weighting for all metrics) was the mid-season planted radish (RadM) implemented in a no-till system with retained residue (</w:t>
-      </w:r>
+        <w:t xml:space="preserve">3.4 </w:t>
+      </w:r>
+      <w:proofErr w:type="gramStart"/>
       <w:r>
         <w:rPr>
           <w:b/>
           <w:bCs/>
+          <w:i/>
+          <w:iCs/>
+        </w:rPr>
+        <w:t>Multi-criteria summary</w:t>
+      </w:r>
+      <w:proofErr w:type="gramEnd"/>
+    </w:p>
+    <w:p>
+      <w:pPr>
+        <w:spacing w:line="360" w:lineRule="auto"/>
+      </w:pPr>
+      <w:r>
+        <w:t>The system with the highest overall value (assuming equal weighting for all metrics) was the mid-season planted radish (</w:t>
+      </w:r>
+      <w:proofErr w:type="spellStart"/>
+      <w:r>
+        <w:t>RadM</w:t>
+      </w:r>
+      <w:proofErr w:type="spellEnd"/>
+      <w:r>
+        <w:t>) implemented in a no-till system with retained residue (</w:t>
+      </w:r>
+      <w:r>
+        <w:rPr>
+          <w:b/>
+          <w:bCs/>
         </w:rPr>
         <w:t>Figure 5</w:t>
       </w:r>
       <w:r>
-        <w:t>), while the system with the lowest overall value was the mid-season planted mixture (MixM) implemented in a no-till system with residue removal. Across tillage and residue management systems, the RadM was the best performing cover crop treatment, and the MixM the worst.</w:t>
-      </w:r>
-      <w:r>
-        <w:t xml:space="preserve"> The early-planted mixture (MixE) performed well in the inversion tillage system, but poorly in the other tillage systems. The impact of residue management system on the total value was marginal in the inversion tillage system, but residue retention in the </w:t>
+        <w:t>), while the system with the lowest overall value was the mid-season planted mixture (</w:t>
+      </w:r>
+      <w:proofErr w:type="spellStart"/>
+      <w:r>
+        <w:t>MixM</w:t>
+      </w:r>
+      <w:proofErr w:type="spellEnd"/>
+      <w:r>
+        <w:t xml:space="preserve">) implemented in a no-till system with residue removal. Across tillage and residue management systems, the </w:t>
+      </w:r>
+      <w:proofErr w:type="spellStart"/>
+      <w:r>
+        <w:t>RadM</w:t>
+      </w:r>
+      <w:proofErr w:type="spellEnd"/>
+      <w:r>
+        <w:t xml:space="preserve"> was the best performing cover crop treatment, and the </w:t>
+      </w:r>
+      <w:proofErr w:type="spellStart"/>
+      <w:r>
+        <w:t>MixM</w:t>
+      </w:r>
+      <w:proofErr w:type="spellEnd"/>
+      <w:r>
+        <w:t xml:space="preserve"> the worst.</w:t>
+      </w:r>
+      <w:r>
+        <w:t xml:space="preserve"> The early-planted mixture (</w:t>
+      </w:r>
+      <w:proofErr w:type="spellStart"/>
+      <w:r>
+        <w:t>MixE</w:t>
+      </w:r>
+      <w:proofErr w:type="spellEnd"/>
+      <w:r>
+        <w:t xml:space="preserve">) performed well in the inversion tillage system, but poorly in the other tillage systems. The impact of residue management system on the total value was marginal in the inversion tillage system, but residue retention in the </w:t>
       </w:r>
       <w:r>
         <w:t xml:space="preserve">surface and no-till systems increased total value. </w:t>
@@ -10240,7 +11210,7 @@
               </w:rPr>
               <w:lastRenderedPageBreak/>
               <w:drawing>
-                <wp:inline distT="0" distB="0" distL="0" distR="0" wp14:anchorId="68215D70" wp14:editId="63D7E33F">
+                <wp:inline distT="0" distB="0" distL="0" distR="0" wp14:anchorId="68215D70" wp14:editId="1249D887">
                   <wp:extent cx="5600700" cy="5600700"/>
                   <wp:effectExtent l="0" t="0" r="0" b="0"/>
                   <wp:docPr id="1542788891" name="Picture 2"/>
@@ -10304,7 +11274,7 @@
                 <w:bCs/>
               </w:rPr>
             </w:pPr>
-            <w:commentRangeStart w:id="298"/>
+            <w:commentRangeStart w:id="300"/>
             <w:r>
               <w:rPr>
                 <w:b/>
@@ -10312,7 +11282,7 @@
               </w:rPr>
               <w:t>Figure 5.</w:t>
             </w:r>
-            <w:commentRangeEnd w:id="298"/>
+            <w:commentRangeEnd w:id="300"/>
             <w:r>
               <w:rPr>
                 <w:rStyle w:val="CommentReference"/>
@@ -10321,7 +11291,7 @@
                 <w:sz w:val="24"/>
                 <w:szCs w:val="24"/>
               </w:rPr>
-              <w:commentReference w:id="298"/>
+              <w:commentReference w:id="300"/>
             </w:r>
             <w:r>
               <w:rPr>
@@ -10364,6 +11334,7 @@
           <w:bCs/>
         </w:rPr>
       </w:pPr>
+      <w:proofErr w:type="gramStart"/>
       <w:r>
         <w:rPr>
           <w:b/>
@@ -10371,7 +11342,7 @@
         </w:rPr>
         <w:t xml:space="preserve">4  </w:t>
       </w:r>
-      <w:commentRangeStart w:id="299"/>
+      <w:commentRangeStart w:id="301"/>
       <w:r>
         <w:rPr>
           <w:b/>
@@ -10379,7 +11350,8 @@
         </w:rPr>
         <w:t>DISCUSSION</w:t>
       </w:r>
-      <w:commentRangeEnd w:id="299"/>
+      <w:commentRangeEnd w:id="301"/>
+      <w:proofErr w:type="gramEnd"/>
       <w:r>
         <w:rPr>
           <w:rStyle w:val="CommentReference"/>
@@ -10388,7 +11360,7 @@
           <w:sz w:val="24"/>
           <w:szCs w:val="24"/>
         </w:rPr>
-        <w:commentReference w:id="299"/>
+        <w:commentReference w:id="301"/>
       </w:r>
     </w:p>
     <w:p>
@@ -10424,7 +11396,7 @@
       <w:r>
         <w:t>of the present study were lower than national averages for the same crops in the same years [4.28 Mg ha-1 spring barley, 4.94</w:t>
       </w:r>
-      <w:ins w:id="300" w:author="Emma Sofia Randahl-Beltran" w:date="2025-12-17T17:39:00Z" w16du:dateUtc="2025-12-17T16:39:00Z">
+      <w:ins w:id="302" w:author="Emma Sofia Randahl-Beltran" w:date="2025-12-17T17:39:00Z" w16du:dateUtc="2025-12-17T16:39:00Z">
         <w:r>
           <w:t xml:space="preserve"> Mg ha-1</w:t>
         </w:r>
@@ -10589,7 +11561,7 @@
       <w:r>
         <w:t xml:space="preserve">interactions. </w:t>
       </w:r>
-      <w:commentRangeStart w:id="301"/>
+      <w:commentRangeStart w:id="303"/>
       <w:r>
         <w:t xml:space="preserve">A notable exception is performance of the early-planted cover crop mixture – in one year the resulting fall biomass contained very little contribution from the planted cover crop, while in another year it contributed over half of the total </w:t>
       </w:r>
@@ -10599,14 +11571,14 @@
       <w:r>
         <w:t xml:space="preserve">biomass (Figure 2). </w:t>
       </w:r>
-      <w:commentRangeEnd w:id="301"/>
+      <w:commentRangeEnd w:id="303"/>
       <w:r>
         <w:rPr>
           <w:rStyle w:val="CommentReference"/>
           <w:sz w:val="24"/>
           <w:szCs w:val="24"/>
         </w:rPr>
-        <w:commentReference w:id="301"/>
+        <w:commentReference w:id="303"/>
       </w:r>
       <w:r>
         <w:t xml:space="preserve">However, in both cases the absolute amount of </w:t>
@@ -10632,13 +11604,21 @@
         <w:t>age</w:t>
       </w:r>
       <w:r>
-        <w:t xml:space="preserve"> rankings</w:t>
+        <w:t xml:space="preserve"> </w:t>
+      </w:r>
+      <w:proofErr w:type="gramStart"/>
+      <w:r>
+        <w:t>rankings</w:t>
       </w:r>
       <w:r>
         <w:t>,</w:t>
       </w:r>
       <w:r>
-        <w:t xml:space="preserve"> and had </w:t>
+        <w:t xml:space="preserve"> and</w:t>
+      </w:r>
+      <w:proofErr w:type="gramEnd"/>
+      <w:r>
+        <w:t xml:space="preserve"> had </w:t>
       </w:r>
       <w:r>
         <w:t xml:space="preserve">only minor </w:t>
@@ -10708,7 +11688,15 @@
         </w:rPr>
       </w:pPr>
       <w:r>
-        <w:t xml:space="preserve">In our study the cover crop mixtures performed poorly in the majority of performance metrics employed. </w:t>
+        <w:t xml:space="preserve">In our study the cover crop mixtures performed poorly in </w:t>
+      </w:r>
+      <w:proofErr w:type="gramStart"/>
+      <w:r>
+        <w:t>the majority of</w:t>
+      </w:r>
+      <w:proofErr w:type="gramEnd"/>
+      <w:r>
+        <w:t xml:space="preserve"> performance metrics employed. </w:t>
       </w:r>
       <w:r>
         <w:t xml:space="preserve">This adds to </w:t>
@@ -10795,13 +11783,21 @@
         <w:spacing w:line="360" w:lineRule="auto"/>
       </w:pPr>
       <w:r>
-        <w:t>In our study, fall vegetation was mainly comprised of cash crop volunteers, which effectively competed with weeds (Figure 2). Previous studies in Denmark have shown that although fall communities dominated by cash crop volunteers reduce nitrate leaching compared to fallow land, radish cover cropping systems consistently reduce nitrate leaching compared to systems relying on spontaneous vegetation such as crop volunteers and weeds due to higher biomass production</w:t>
+        <w:t xml:space="preserve">In our study, fall vegetation was mainly comprised of cash crop volunteers, which effectively competed with weeds (Figure 2). Previous studies in Denmark have shown that although fall communities dominated by cash crop volunteers reduce nitrate leaching compared to fallow land, radish cover cropping systems consistently reduce nitrate leaching compared to systems relying on spontaneous vegetation such as crop volunteers and weeds due to higher biomass </w:t>
+      </w:r>
+      <w:proofErr w:type="gramStart"/>
+      <w:r>
+        <w:t>production</w:t>
       </w:r>
       <w:r>
         <w:t xml:space="preserve"> </w:t>
       </w:r>
       <w:r>
-        <w:t xml:space="preserve"> (CITE). Our results show that in addition to supporting higher biomass production that effectively competes with other vegetation </w:t>
+        <w:t xml:space="preserve"> (</w:t>
+      </w:r>
+      <w:proofErr w:type="gramEnd"/>
+      <w:r>
+        <w:t xml:space="preserve">CITE). Our results show that in addition to supporting higher biomass production that effectively competes with other vegetation </w:t>
       </w:r>
       <w:r>
         <w:fldChar w:fldCharType="begin"/>
@@ -10821,21 +11817,37 @@
       <w:r>
         <w:t xml:space="preserve">, radish cover crops may also support fall vegetation communities with higher potential ecological value compared to vegetation resulting from both no-cover and cover crop mixtures. In our study, this was largely due to the radish cover crop replacing low-ecological value cash crop volunteers in the communities (Figure 3). While the other treatments supported more diverse fall communities, the communities were </w:t>
       </w:r>
-      <w:commentRangeStart w:id="302"/>
+      <w:commentRangeStart w:id="304"/>
       <w:r>
         <w:t>less even</w:t>
       </w:r>
-      <w:commentRangeEnd w:id="302"/>
+      <w:commentRangeEnd w:id="304"/>
       <w:r>
         <w:rPr>
           <w:rStyle w:val="CommentReference"/>
           <w:sz w:val="24"/>
           <w:szCs w:val="24"/>
         </w:rPr>
-        <w:commentReference w:id="302"/>
-      </w:r>
-      <w:r>
-        <w:t xml:space="preserve"> than the radish treatments; the contributions of species to soil cover was small compared to the cash crop volunteers, resulting in small contributions to the potential ecological value of the communities. Our research suggests that while policies currently support radish cover crops for reducing fall nitrate leaching, they may also be promoting vegetation that provides value to ecosystems more broadly. However, the methods available for calculating potential ecosystem value are generalized and do not reflect local landscape compositions and ecologies, and more robust methods are needed to truly evaluate this hypothesis. Additionally, the potential for radish cover crops to provide winter bridges for disease and insect pest propagation requires consideration. </w:t>
+        <w:commentReference w:id="304"/>
+      </w:r>
+      <w:r>
+        <w:t xml:space="preserve"> than the radish treatments; the contributions of species to soil cover </w:t>
+      </w:r>
+      <w:proofErr w:type="gramStart"/>
+      <w:r>
+        <w:t>was</w:t>
+      </w:r>
+      <w:proofErr w:type="gramEnd"/>
+      <w:r>
+        <w:t xml:space="preserve"> small compared to the cash crop volunteers, resulting in small contributions to the potential ecological value of the communities. Our research suggests that while policies currently support radish cover crops for reducing fall nitrate leaching, they may also be promoting vegetation that provides value to ecosystems more broadly. However, the methods available for calculating potential ecosystem value are generalized and do not reflect local landscape compositions and ecologies, and more robust methods are needed to truly evaluate this hypothesis. Additionally, the potential for radish </w:t>
+      </w:r>
+      <w:proofErr w:type="gramStart"/>
+      <w:r>
+        <w:t>cover</w:t>
+      </w:r>
+      <w:proofErr w:type="gramEnd"/>
+      <w:r>
+        <w:t xml:space="preserve"> crops to provide winter bridges for disease and insect pest propagation requires consideration. </w:t>
       </w:r>
     </w:p>
     <w:p>
@@ -10856,6 +11868,7 @@
           <w:bCs/>
         </w:rPr>
       </w:pPr>
+      <w:proofErr w:type="gramStart"/>
       <w:r>
         <w:rPr>
           <w:b/>
@@ -10863,6 +11876,7 @@
         </w:rPr>
         <w:t>5  CONCLUSIONS</w:t>
       </w:r>
+      <w:proofErr w:type="gramEnd"/>
     </w:p>
     <w:p>
       <w:pPr>
@@ -10902,7 +11916,7 @@
       <w:pPr>
         <w:spacing w:line="360" w:lineRule="auto"/>
       </w:pPr>
-      <w:commentRangeStart w:id="303"/>
+      <w:commentRangeStart w:id="305"/>
       <w:r>
         <w:lastRenderedPageBreak/>
         <w:t xml:space="preserve">The study formed part of the EU Project </w:t>
@@ -10928,14 +11942,14 @@
       <w:r>
         <w:t xml:space="preserve"> The authors acknowledge the contributions of Eugene Driessen, Karen XX, XXX who collected all data presented and whose field and laboratory expertise contributed significantly to this work. </w:t>
       </w:r>
-      <w:commentRangeEnd w:id="303"/>
+      <w:commentRangeEnd w:id="305"/>
       <w:r>
         <w:rPr>
           <w:rStyle w:val="CommentReference"/>
           <w:sz w:val="24"/>
           <w:szCs w:val="24"/>
         </w:rPr>
-        <w:commentReference w:id="303"/>
+        <w:commentReference w:id="305"/>
       </w:r>
     </w:p>
     <w:p>
@@ -13027,7 +14041,7 @@
       </w:r>
     </w:p>
   </w:comment>
-  <w:comment w:id="220" w:author="Virginia Anne Nichols" w:date="2025-02-18T11:47:00Z" w:initials="VN">
+  <w:comment w:id="222" w:author="Virginia Anne Nichols" w:date="2025-02-18T11:47:00Z" w:initials="VN">
     <w:p>
       <w:pPr>
         <w:pStyle w:val="CommentText"/>
@@ -13043,7 +14057,7 @@
       </w:r>
     </w:p>
   </w:comment>
-  <w:comment w:id="222" w:author="Emma Sofia Randahl-Beltran" w:date="2025-12-17T15:47:00Z" w:initials="ER">
+  <w:comment w:id="224" w:author="Emma Sofia Randahl-Beltran" w:date="2025-12-17T15:47:00Z" w:initials="ER">
     <w:p>
       <w:pPr>
         <w:pStyle w:val="CommentText"/>
@@ -13062,7 +14076,7 @@
       </w:r>
     </w:p>
   </w:comment>
-  <w:comment w:id="223" w:author="Emma Sofia Randahl-Beltran" w:date="2025-12-17T15:44:00Z" w:initials="ER">
+  <w:comment w:id="225" w:author="Emma Sofia Randahl-Beltran" w:date="2025-12-17T15:44:00Z" w:initials="ER">
     <w:p>
       <w:pPr>
         <w:pStyle w:val="CommentText"/>
@@ -13081,7 +14095,7 @@
       </w:r>
     </w:p>
   </w:comment>
-  <w:comment w:id="224" w:author="Emma Sofia Randahl-Beltran" w:date="2025-12-17T15:48:00Z" w:initials="ER">
+  <w:comment w:id="226" w:author="Emma Sofia Randahl-Beltran" w:date="2025-12-17T15:48:00Z" w:initials="ER">
     <w:p>
       <w:pPr>
         <w:pStyle w:val="CommentText"/>
@@ -13100,7 +14114,7 @@
       </w:r>
     </w:p>
   </w:comment>
-  <w:comment w:id="228" w:author="Emma Sofia Randahl-Beltran" w:date="2025-12-17T15:53:00Z" w:initials="ER">
+  <w:comment w:id="230" w:author="Emma Sofia Randahl-Beltran" w:date="2025-12-17T15:53:00Z" w:initials="ER">
     <w:p>
       <w:pPr>
         <w:pStyle w:val="CommentText"/>
@@ -13119,7 +14133,7 @@
       </w:r>
     </w:p>
   </w:comment>
-  <w:comment w:id="229" w:author="Emma Sofia Randahl-Beltran" w:date="2025-12-17T16:05:00Z" w:initials="ER">
+  <w:comment w:id="231" w:author="Emma Sofia Randahl-Beltran" w:date="2025-12-17T16:05:00Z" w:initials="ER">
     <w:p>
       <w:pPr>
         <w:pStyle w:val="CommentText"/>
@@ -13138,7 +14152,7 @@
       </w:r>
     </w:p>
   </w:comment>
-  <w:comment w:id="232" w:author="Emma Sofia Randahl-Beltran" w:date="2025-12-17T16:09:00Z" w:initials="ER">
+  <w:comment w:id="234" w:author="Emma Sofia Randahl-Beltran" w:date="2025-12-17T16:09:00Z" w:initials="ER">
     <w:p>
       <w:pPr>
         <w:pStyle w:val="CommentText"/>
@@ -13157,7 +14171,7 @@
       </w:r>
     </w:p>
   </w:comment>
-  <w:comment w:id="233" w:author="Emma Sofia Randahl-Beltran" w:date="2025-12-17T16:17:00Z" w:initials="ER">
+  <w:comment w:id="235" w:author="Emma Sofia Randahl-Beltran" w:date="2025-12-17T16:17:00Z" w:initials="ER">
     <w:p>
       <w:pPr>
         <w:pStyle w:val="CommentText"/>
@@ -13204,7 +14218,7 @@
       </w:r>
     </w:p>
   </w:comment>
-  <w:comment w:id="234" w:author="Emma Sofia Randahl-Beltran" w:date="2025-12-17T16:20:00Z" w:initials="ER">
+  <w:comment w:id="236" w:author="Emma Sofia Randahl-Beltran" w:date="2025-12-17T16:20:00Z" w:initials="ER">
     <w:p>
       <w:pPr>
         <w:pStyle w:val="CommentText"/>
@@ -13244,7 +14258,7 @@
       </w:r>
     </w:p>
   </w:comment>
-  <w:comment w:id="235" w:author="Emma Sofia Randahl-Beltran" w:date="2025-12-17T16:23:00Z" w:initials="ER">
+  <w:comment w:id="237" w:author="Emma Sofia Randahl-Beltran" w:date="2025-12-17T16:23:00Z" w:initials="ER">
     <w:p>
       <w:pPr>
         <w:pStyle w:val="CommentText"/>
@@ -13263,7 +14277,7 @@
       </w:r>
     </w:p>
   </w:comment>
-  <w:comment w:id="269" w:author="Emma Sofia Randahl-Beltran" w:date="2025-12-17T16:33:00Z" w:initials="ER">
+  <w:comment w:id="271" w:author="Emma Sofia Randahl-Beltran" w:date="2025-12-17T16:33:00Z" w:initials="ER">
     <w:p>
       <w:pPr>
         <w:pStyle w:val="CommentText"/>
@@ -13295,7 +14309,7 @@
       </w:r>
     </w:p>
   </w:comment>
-  <w:comment w:id="270" w:author="Emma Sofia Randahl-Beltran" w:date="2025-12-17T16:48:00Z" w:initials="ER">
+  <w:comment w:id="272" w:author="Emma Sofia Randahl-Beltran" w:date="2025-12-17T16:48:00Z" w:initials="ER">
     <w:p>
       <w:pPr>
         <w:pStyle w:val="CommentText"/>
@@ -13314,7 +14328,7 @@
       </w:r>
     </w:p>
   </w:comment>
-  <w:comment w:id="272" w:author="Emma Sofia Randahl-Beltran" w:date="2025-12-17T16:47:00Z" w:initials="ER">
+  <w:comment w:id="274" w:author="Emma Sofia Randahl-Beltran" w:date="2025-12-17T16:47:00Z" w:initials="ER">
     <w:p>
       <w:pPr>
         <w:pStyle w:val="CommentText"/>
@@ -13333,7 +14347,7 @@
       </w:r>
     </w:p>
   </w:comment>
-  <w:comment w:id="280" w:author="Emma Sofia Randahl-Beltran" w:date="2025-12-17T16:44:00Z" w:initials="ER">
+  <w:comment w:id="282" w:author="Emma Sofia Randahl-Beltran" w:date="2025-12-17T16:44:00Z" w:initials="ER">
     <w:p>
       <w:pPr>
         <w:pStyle w:val="CommentText"/>
@@ -13352,7 +14366,7 @@
       </w:r>
     </w:p>
   </w:comment>
-  <w:comment w:id="282" w:author="Emma Sofia Randahl-Beltran" w:date="2025-12-17T16:50:00Z" w:initials="ER">
+  <w:comment w:id="284" w:author="Emma Sofia Randahl-Beltran" w:date="2025-12-17T16:50:00Z" w:initials="ER">
     <w:p>
       <w:pPr>
         <w:pStyle w:val="CommentText"/>
@@ -13371,7 +14385,7 @@
       </w:r>
     </w:p>
   </w:comment>
-  <w:comment w:id="283" w:author="Emma Sofia Randahl-Beltran" w:date="2025-12-17T16:52:00Z" w:initials="ER">
+  <w:comment w:id="285" w:author="Emma Sofia Randahl-Beltran" w:date="2025-12-17T16:52:00Z" w:initials="ER">
     <w:p>
       <w:pPr>
         <w:pStyle w:val="CommentText"/>
@@ -13390,7 +14404,7 @@
       </w:r>
     </w:p>
   </w:comment>
-  <w:comment w:id="284" w:author="Emma Sofia Randahl-Beltran" w:date="2025-12-17T17:01:00Z" w:initials="ER">
+  <w:comment w:id="286" w:author="Emma Sofia Randahl-Beltran" w:date="2025-12-17T17:01:00Z" w:initials="ER">
     <w:p>
       <w:pPr>
         <w:pStyle w:val="CommentText"/>
@@ -13409,7 +14423,7 @@
       </w:r>
     </w:p>
   </w:comment>
-  <w:comment w:id="285" w:author="Emma Sofia Randahl-Beltran" w:date="2025-12-17T17:00:00Z" w:initials="ER">
+  <w:comment w:id="287" w:author="Emma Sofia Randahl-Beltran" w:date="2025-12-17T17:00:00Z" w:initials="ER">
     <w:p>
       <w:pPr>
         <w:pStyle w:val="CommentText"/>
@@ -13428,7 +14442,7 @@
       </w:r>
     </w:p>
   </w:comment>
-  <w:comment w:id="286" w:author="Emma Sofia Randahl-Beltran" w:date="2025-12-17T17:02:00Z" w:initials="ER">
+  <w:comment w:id="288" w:author="Emma Sofia Randahl-Beltran" w:date="2025-12-17T17:02:00Z" w:initials="ER">
     <w:p>
       <w:pPr>
         <w:pStyle w:val="CommentText"/>
@@ -13447,7 +14461,7 @@
       </w:r>
     </w:p>
   </w:comment>
-  <w:comment w:id="287" w:author="Emma Sofia Randahl-Beltran" w:date="2025-12-17T17:08:00Z" w:initials="ER">
+  <w:comment w:id="289" w:author="Emma Sofia Randahl-Beltran" w:date="2025-12-17T17:08:00Z" w:initials="ER">
     <w:p>
       <w:pPr>
         <w:pStyle w:val="CommentText"/>
@@ -13466,7 +14480,7 @@
       </w:r>
     </w:p>
   </w:comment>
-  <w:comment w:id="289" w:author="Emma Sofia Randahl-Beltran" w:date="2025-12-17T17:12:00Z" w:initials="ER">
+  <w:comment w:id="291" w:author="Emma Sofia Randahl-Beltran" w:date="2025-12-17T17:12:00Z" w:initials="ER">
     <w:p>
       <w:pPr>
         <w:pStyle w:val="CommentText"/>
@@ -13485,7 +14499,7 @@
       </w:r>
     </w:p>
   </w:comment>
-  <w:comment w:id="290" w:author="Emma Sofia Randahl-Beltran" w:date="2025-12-17T17:16:00Z" w:initials="ER">
+  <w:comment w:id="292" w:author="Emma Sofia Randahl-Beltran" w:date="2025-12-17T17:16:00Z" w:initials="ER">
     <w:p>
       <w:pPr>
         <w:pStyle w:val="CommentText"/>
@@ -13504,7 +14518,7 @@
       </w:r>
     </w:p>
   </w:comment>
-  <w:comment w:id="291" w:author="Emma Sofia Randahl-Beltran" w:date="2025-12-17T17:18:00Z" w:initials="ER">
+  <w:comment w:id="293" w:author="Emma Sofia Randahl-Beltran" w:date="2025-12-17T17:18:00Z" w:initials="ER">
     <w:p>
       <w:pPr>
         <w:pStyle w:val="CommentText"/>
@@ -13526,7 +14540,7 @@
       </w:r>
     </w:p>
   </w:comment>
-  <w:comment w:id="292" w:author="Emma Sofia Randahl-Beltran" w:date="2025-12-17T17:20:00Z" w:initials="ER">
+  <w:comment w:id="294" w:author="Emma Sofia Randahl-Beltran" w:date="2025-12-17T17:20:00Z" w:initials="ER">
     <w:p>
       <w:pPr>
         <w:pStyle w:val="CommentText"/>
@@ -13545,7 +14559,7 @@
       </w:r>
     </w:p>
   </w:comment>
-  <w:comment w:id="293" w:author="Emma Sofia Randahl-Beltran" w:date="2025-12-17T17:22:00Z" w:initials="ER">
+  <w:comment w:id="295" w:author="Emma Sofia Randahl-Beltran" w:date="2025-12-17T17:22:00Z" w:initials="ER">
     <w:p>
       <w:pPr>
         <w:pStyle w:val="CommentText"/>
@@ -13564,7 +14578,7 @@
       </w:r>
     </w:p>
   </w:comment>
-  <w:comment w:id="294" w:author="Emma Sofia Randahl-Beltran" w:date="2025-12-17T17:29:00Z" w:initials="ER">
+  <w:comment w:id="296" w:author="Emma Sofia Randahl-Beltran" w:date="2025-12-17T17:29:00Z" w:initials="ER">
     <w:p>
       <w:pPr>
         <w:pStyle w:val="CommentText"/>
@@ -13597,7 +14611,7 @@
       </w:r>
     </w:p>
   </w:comment>
-  <w:comment w:id="295" w:author="Emma Sofia Randahl-Beltran" w:date="2025-12-17T10:12:00Z" w:initials="ER">
+  <w:comment w:id="297" w:author="Emma Sofia Randahl-Beltran" w:date="2025-12-17T10:12:00Z" w:initials="ER">
     <w:p>
       <w:pPr>
         <w:pStyle w:val="CommentText"/>
@@ -13616,7 +14630,7 @@
       </w:r>
     </w:p>
   </w:comment>
-  <w:comment w:id="296" w:author="Emma Sofia Randahl-Beltran" w:date="2025-12-17T17:35:00Z" w:initials="ER">
+  <w:comment w:id="298" w:author="Emma Sofia Randahl-Beltran" w:date="2025-12-17T17:35:00Z" w:initials="ER">
     <w:p>
       <w:pPr>
         <w:pStyle w:val="CommentText"/>
@@ -13648,7 +14662,7 @@
       </w:r>
     </w:p>
   </w:comment>
-  <w:comment w:id="297" w:author="Emma Sofia Randahl-Beltran" w:date="2025-12-17T17:39:00Z" w:initials="ER">
+  <w:comment w:id="299" w:author="Emma Sofia Randahl-Beltran" w:date="2025-12-17T17:39:00Z" w:initials="ER">
     <w:p>
       <w:pPr>
         <w:pStyle w:val="CommentText"/>
@@ -13667,7 +14681,7 @@
       </w:r>
     </w:p>
   </w:comment>
-  <w:comment w:id="298" w:author="Virginia Anne Nichols" w:date="2026-01-12T12:22:00Z" w:initials="VN">
+  <w:comment w:id="300" w:author="Virginia Anne Nichols" w:date="2026-01-12T12:22:00Z" w:initials="VN">
     <w:p>
       <w:pPr>
         <w:pStyle w:val="CommentText"/>
@@ -13687,7 +14701,7 @@
       </w:r>
     </w:p>
   </w:comment>
-  <w:comment w:id="299" w:author="Emma Sofia Randahl-Beltran" w:date="2025-12-17T17:48:00Z" w:initials="ER">
+  <w:comment w:id="301" w:author="Emma Sofia Randahl-Beltran" w:date="2025-12-17T17:48:00Z" w:initials="ER">
     <w:p>
       <w:pPr>
         <w:pStyle w:val="CommentText"/>
@@ -13720,7 +14734,7 @@
       </w:r>
     </w:p>
   </w:comment>
-  <w:comment w:id="301" w:author="Emma Sofia Randahl-Beltran" w:date="2025-12-17T17:41:00Z" w:initials="ER">
+  <w:comment w:id="303" w:author="Emma Sofia Randahl-Beltran" w:date="2025-12-17T17:41:00Z" w:initials="ER">
     <w:p>
       <w:pPr>
         <w:pStyle w:val="CommentText"/>
@@ -13739,7 +14753,7 @@
       </w:r>
     </w:p>
   </w:comment>
-  <w:comment w:id="302" w:author="Emma Sofia Randahl-Beltran" w:date="2025-12-17T17:44:00Z" w:initials="ER">
+  <w:comment w:id="304" w:author="Emma Sofia Randahl-Beltran" w:date="2025-12-17T17:44:00Z" w:initials="ER">
     <w:p>
       <w:pPr>
         <w:pStyle w:val="CommentText"/>
@@ -13758,7 +14772,7 @@
       </w:r>
     </w:p>
   </w:comment>
-  <w:comment w:id="303" w:author="Virginia Anne Nichols" w:date="2025-11-26T10:39:00Z" w:initials="VN">
+  <w:comment w:id="305" w:author="Virginia Anne Nichols" w:date="2025-11-26T10:39:00Z" w:initials="VN">
     <w:p>
       <w:pPr>
         <w:pStyle w:val="CommentText"/>
@@ -13828,12 +14842,12 @@
   <w15:commentEx w15:paraId="028A6C84" w15:done="1"/>
   <w15:commentEx w15:paraId="679812B1" w15:done="1"/>
   <w15:commentEx w15:paraId="5E3BEF8D" w15:done="1"/>
-  <w15:commentEx w15:paraId="56B06A00" w15:done="0"/>
-  <w15:commentEx w15:paraId="186F506F" w15:done="0"/>
-  <w15:commentEx w15:paraId="699CA915" w15:done="0"/>
+  <w15:commentEx w15:paraId="56B06A00" w15:done="1"/>
+  <w15:commentEx w15:paraId="186F506F" w15:done="1"/>
+  <w15:commentEx w15:paraId="699CA915" w15:done="1"/>
   <w15:commentEx w15:paraId="1DD4A7EC" w15:done="0"/>
   <w15:commentEx w15:paraId="6F293998" w15:done="0"/>
-  <w15:commentEx w15:paraId="136AF5DE" w15:done="0"/>
+  <w15:commentEx w15:paraId="136AF5DE" w15:done="1"/>
   <w15:commentEx w15:paraId="30569D99" w15:done="0"/>
 </w15:commentsEx>
 </file>
